--- a/fuentes/93610219_CF2_DU.docx
+++ b/fuentes/93610219_CF2_DU.docx
@@ -1,6 +1,6 @@
 
 <file path=word/document.xml><?xml version="1.0" encoding="utf-8"?>
-<w:document xmlns:wpc="http://schemas.microsoft.com/office/word/2010/wordprocessingCanvas" xmlns:cx="http://schemas.microsoft.com/office/drawing/2014/chartex" xmlns:cx1="http://schemas.microsoft.com/office/drawing/2015/9/8/chartex" xmlns:cx2="http://schemas.microsoft.com/office/drawing/2015/10/21/chartex" xmlns:cx3="http://schemas.microsoft.com/office/drawing/2016/5/9/chartex" xmlns:cx4="http://schemas.microsoft.com/office/drawing/2016/5/10/chartex" xmlns:cx5="http://schemas.microsoft.com/office/drawing/2016/5/11/chartex" xmlns:cx6="http://schemas.microsoft.com/office/drawing/2016/5/12/chartex" xmlns:cx7="http://schemas.microsoft.com/office/drawing/2016/5/13/chartex" xmlns:cx8="http://schemas.microsoft.com/office/drawing/2016/5/14/chartex" xmlns:mc="http://schemas.openxmlformats.org/markup-compatibility/2006" xmlns:aink="http://schemas.microsoft.com/office/drawing/2016/ink" xmlns:am3d="http://schemas.microsoft.com/office/drawing/2017/model3d" xmlns:o="urn:schemas-microsoft-com:office:office" xmlns:r="http://schemas.openxmlformats.org/officeDocument/2006/relationships" xmlns:m="http://schemas.openxmlformats.org/officeDocument/2006/math" xmlns:v="urn:schemas-microsoft-com:vml" xmlns:wp14="http://schemas.microsoft.com/office/word/2010/wordprocessingDrawing" xmlns:wp="http://schemas.openxmlformats.org/drawingml/2006/wordprocessingDrawing" xmlns:w10="urn:schemas-microsoft-com:office:word" xmlns:w="http://schemas.openxmlformats.org/wordprocessingml/2006/main" xmlns:w14="http://schemas.microsoft.com/office/word/2010/wordml" xmlns:w15="http://schemas.microsoft.com/office/word/2012/wordml" xmlns:w16cex="http://schemas.microsoft.com/office/word/2018/wordml/cex" xmlns:w16cid="http://schemas.microsoft.com/office/word/2016/wordml/cid" xmlns:w16="http://schemas.microsoft.com/office/word/2018/wordml" xmlns:w16sdtdh="http://schemas.microsoft.com/office/word/2020/wordml/sdtdatahash" xmlns:w16se="http://schemas.microsoft.com/office/word/2015/wordml/symex" xmlns:wpg="http://schemas.microsoft.com/office/word/2010/wordprocessingGroup" xmlns:wpi="http://schemas.microsoft.com/office/word/2010/wordprocessingInk" xmlns:wne="http://schemas.microsoft.com/office/word/2006/wordml" xmlns:wps="http://schemas.microsoft.com/office/word/2010/wordprocessingShape" mc:Ignorable="w14 w15 w16se w16cid w16 w16cex w16sdtdh wp14">
+<w:document xmlns:wpc="http://schemas.microsoft.com/office/word/2010/wordprocessingCanvas" xmlns:cx="http://schemas.microsoft.com/office/drawing/2014/chartex" xmlns:cx1="http://schemas.microsoft.com/office/drawing/2015/9/8/chartex" xmlns:cx2="http://schemas.microsoft.com/office/drawing/2015/10/21/chartex" xmlns:cx3="http://schemas.microsoft.com/office/drawing/2016/5/9/chartex" xmlns:cx4="http://schemas.microsoft.com/office/drawing/2016/5/10/chartex" xmlns:cx5="http://schemas.microsoft.com/office/drawing/2016/5/11/chartex" xmlns:cx6="http://schemas.microsoft.com/office/drawing/2016/5/12/chartex" xmlns:cx7="http://schemas.microsoft.com/office/drawing/2016/5/13/chartex" xmlns:cx8="http://schemas.microsoft.com/office/drawing/2016/5/14/chartex" xmlns:mc="http://schemas.openxmlformats.org/markup-compatibility/2006" xmlns:aink="http://schemas.microsoft.com/office/drawing/2016/ink" xmlns:am3d="http://schemas.microsoft.com/office/drawing/2017/model3d" xmlns:o="urn:schemas-microsoft-com:office:office" xmlns:oel="http://schemas.microsoft.com/office/2019/extlst" xmlns:r="http://schemas.openxmlformats.org/officeDocument/2006/relationships" xmlns:m="http://schemas.openxmlformats.org/officeDocument/2006/math" xmlns:v="urn:schemas-microsoft-com:vml" xmlns:wp14="http://schemas.microsoft.com/office/word/2010/wordprocessingDrawing" xmlns:wp="http://schemas.openxmlformats.org/drawingml/2006/wordprocessingDrawing" xmlns:w10="urn:schemas-microsoft-com:office:word" xmlns:w="http://schemas.openxmlformats.org/wordprocessingml/2006/main" xmlns:w14="http://schemas.microsoft.com/office/word/2010/wordml" xmlns:w15="http://schemas.microsoft.com/office/word/2012/wordml" xmlns:w16cex="http://schemas.microsoft.com/office/word/2018/wordml/cex" xmlns:w16cid="http://schemas.microsoft.com/office/word/2016/wordml/cid" xmlns:w16="http://schemas.microsoft.com/office/word/2018/wordml" xmlns:w16du="http://schemas.microsoft.com/office/word/2023/wordml/word16du" xmlns:w16sdtdh="http://schemas.microsoft.com/office/word/2020/wordml/sdtdatahash" xmlns:w16sdtfl="http://schemas.microsoft.com/office/word/2024/wordml/sdtformatlock" xmlns:w16se="http://schemas.microsoft.com/office/word/2015/wordml/symex" xmlns:wpg="http://schemas.microsoft.com/office/word/2010/wordprocessingGroup" xmlns:wpi="http://schemas.microsoft.com/office/word/2010/wordprocessingInk" xmlns:wne="http://schemas.microsoft.com/office/word/2006/wordml" xmlns:wps="http://schemas.microsoft.com/office/word/2010/wordprocessingShape" mc:Ignorable="w14 w15 w16se w16cid w16 w16cex w16sdtdh w16sdtfl w16du wp14">
   <w:body>
     <w:p>
       <w:pPr>
@@ -196,7 +196,133 @@
                                 <w:szCs w:val="68"/>
                                 <w:lang w:val="es-ES"/>
                               </w:rPr>
-                              <w:t>Buenas Prácticas de Manufactura, Manipulación de Alimentos e Inocuidad en la Industria Cárnica</w:t>
+                              <w:t xml:space="preserve">Buenas </w:t>
+                            </w:r>
+                            <w:r>
+                              <w:rPr>
+                                <w:bCs/>
+                                <w:sz w:val="68"/>
+                                <w:szCs w:val="68"/>
+                                <w:lang w:val="es-ES"/>
+                              </w:rPr>
+                              <w:t>p</w:t>
+                            </w:r>
+                            <w:r>
+                              <w:rPr>
+                                <w:bCs/>
+                                <w:sz w:val="68"/>
+                                <w:szCs w:val="68"/>
+                                <w:lang w:val="es-ES"/>
+                              </w:rPr>
+                              <w:t xml:space="preserve">rácticas de </w:t>
+                            </w:r>
+                            <w:r>
+                              <w:rPr>
+                                <w:bCs/>
+                                <w:sz w:val="68"/>
+                                <w:szCs w:val="68"/>
+                                <w:lang w:val="es-ES"/>
+                              </w:rPr>
+                              <w:t>m</w:t>
+                            </w:r>
+                            <w:r>
+                              <w:rPr>
+                                <w:bCs/>
+                                <w:sz w:val="68"/>
+                                <w:szCs w:val="68"/>
+                                <w:lang w:val="es-ES"/>
+                              </w:rPr>
+                              <w:t xml:space="preserve">anufactura, </w:t>
+                            </w:r>
+                            <w:r>
+                              <w:rPr>
+                                <w:bCs/>
+                                <w:sz w:val="68"/>
+                                <w:szCs w:val="68"/>
+                                <w:lang w:val="es-ES"/>
+                              </w:rPr>
+                              <w:t>m</w:t>
+                            </w:r>
+                            <w:r>
+                              <w:rPr>
+                                <w:bCs/>
+                                <w:sz w:val="68"/>
+                                <w:szCs w:val="68"/>
+                                <w:lang w:val="es-ES"/>
+                              </w:rPr>
+                              <w:t xml:space="preserve">anipulación de </w:t>
+                            </w:r>
+                            <w:r>
+                              <w:rPr>
+                                <w:bCs/>
+                                <w:sz w:val="68"/>
+                                <w:szCs w:val="68"/>
+                                <w:lang w:val="es-ES"/>
+                              </w:rPr>
+                              <w:t>a</w:t>
+                            </w:r>
+                            <w:r>
+                              <w:rPr>
+                                <w:bCs/>
+                                <w:sz w:val="68"/>
+                                <w:szCs w:val="68"/>
+                                <w:lang w:val="es-ES"/>
+                              </w:rPr>
+                              <w:t xml:space="preserve">limentos e </w:t>
+                            </w:r>
+                            <w:r>
+                              <w:rPr>
+                                <w:bCs/>
+                                <w:sz w:val="68"/>
+                                <w:szCs w:val="68"/>
+                                <w:lang w:val="es-ES"/>
+                              </w:rPr>
+                              <w:t>i</w:t>
+                            </w:r>
+                            <w:r>
+                              <w:rPr>
+                                <w:bCs/>
+                                <w:sz w:val="68"/>
+                                <w:szCs w:val="68"/>
+                                <w:lang w:val="es-ES"/>
+                              </w:rPr>
+                              <w:t xml:space="preserve">nocuidad en la </w:t>
+                            </w:r>
+                            <w:r>
+                              <w:rPr>
+                                <w:bCs/>
+                                <w:sz w:val="68"/>
+                                <w:szCs w:val="68"/>
+                                <w:lang w:val="es-ES"/>
+                              </w:rPr>
+                              <w:t>i</w:t>
+                            </w:r>
+                            <w:r>
+                              <w:rPr>
+                                <w:bCs/>
+                                <w:sz w:val="68"/>
+                                <w:szCs w:val="68"/>
+                                <w:lang w:val="es-ES"/>
+                              </w:rPr>
+                              <w:t xml:space="preserve">ndustria </w:t>
+                            </w:r>
+                            <w:r>
+                              <w:rPr>
+                                <w:bCs/>
+                                <w:sz w:val="68"/>
+                                <w:szCs w:val="68"/>
+                                <w:lang w:val="es-ES"/>
+                              </w:rPr>
+                              <w:t>c</w:t>
+                            </w:r>
+                            <w:r>
+                              <w:rPr>
+                                <w:bCs/>
+                                <w:sz w:val="68"/>
+                                <w:szCs w:val="68"/>
+                                <w:lang w:val="es-ES"/>
+                              </w:rPr>
+                              <w:t>árnica</w:t>
                             </w:r>
                           </w:p>
                         </w:txbxContent>
@@ -222,7 +348,7 @@
                 <v:stroke joinstyle="miter"/>
                 <v:path gradientshapeok="t" o:connecttype="rect"/>
               </v:shapetype>
-              <v:shape id="Cuadro de texto 2" o:spid="_x0000_s1026" type="#_x0000_t202" alt="&quot;&quot;" style="position:absolute;left:0;text-align:left;margin-left:-25.2pt;margin-top:36.15pt;width:549pt;height:147.75pt;z-index:251663360;visibility:visible;mso-wrap-style:square;mso-width-percent:0;mso-height-percent:0;mso-wrap-distance-left:9pt;mso-wrap-distance-top:3.6pt;mso-wrap-distance-right:9pt;mso-wrap-distance-bottom:3.6pt;mso-position-horizontal:absolute;mso-position-horizontal-relative:margin;mso-position-vertical:absolute;mso-position-vertical-relative:text;mso-width-percent:0;mso-height-percent:0;mso-width-relative:margin;mso-height-relative:margin;v-text-anchor:top" o:gfxdata="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" filled="f" stroked="f">
+              <v:shape id="Cuadro de texto 2" o:spid="_x0000_s1026" type="#_x0000_t202" alt="&quot;&quot;" style="position:absolute;left:0;text-align:left;margin-left:-25.2pt;margin-top:36.15pt;width:549pt;height:147.75pt;z-index:251663360;visibility:visible;mso-wrap-style:square;mso-width-percent:0;mso-height-percent:0;mso-wrap-distance-left:9pt;mso-wrap-distance-top:3.6pt;mso-wrap-distance-right:9pt;mso-wrap-distance-bottom:3.6pt;mso-position-horizontal:absolute;mso-position-horizontal-relative:margin;mso-position-vertical:absolute;mso-position-vertical-relative:text;mso-width-percent:0;mso-height-percent:0;mso-width-relative:margin;mso-height-relative:margin;v-text-anchor:top" o:gfxdata="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" filled="f" stroked="f">
                 <v:textbox>
                   <w:txbxContent>
                     <w:p>
@@ -242,7 +368,133 @@
                           <w:szCs w:val="68"/>
                           <w:lang w:val="es-ES"/>
                         </w:rPr>
-                        <w:t>Buenas Prácticas de Manufactura, Manipulación de Alimentos e Inocuidad en la Industria Cárnica</w:t>
+                        <w:t xml:space="preserve">Buenas </w:t>
+                      </w:r>
+                      <w:r>
+                        <w:rPr>
+                          <w:bCs/>
+                          <w:sz w:val="68"/>
+                          <w:szCs w:val="68"/>
+                          <w:lang w:val="es-ES"/>
+                        </w:rPr>
+                        <w:t>p</w:t>
+                      </w:r>
+                      <w:r>
+                        <w:rPr>
+                          <w:bCs/>
+                          <w:sz w:val="68"/>
+                          <w:szCs w:val="68"/>
+                          <w:lang w:val="es-ES"/>
+                        </w:rPr>
+                        <w:t xml:space="preserve">rácticas de </w:t>
+                      </w:r>
+                      <w:r>
+                        <w:rPr>
+                          <w:bCs/>
+                          <w:sz w:val="68"/>
+                          <w:szCs w:val="68"/>
+                          <w:lang w:val="es-ES"/>
+                        </w:rPr>
+                        <w:t>m</w:t>
+                      </w:r>
+                      <w:r>
+                        <w:rPr>
+                          <w:bCs/>
+                          <w:sz w:val="68"/>
+                          <w:szCs w:val="68"/>
+                          <w:lang w:val="es-ES"/>
+                        </w:rPr>
+                        <w:t xml:space="preserve">anufactura, </w:t>
+                      </w:r>
+                      <w:r>
+                        <w:rPr>
+                          <w:bCs/>
+                          <w:sz w:val="68"/>
+                          <w:szCs w:val="68"/>
+                          <w:lang w:val="es-ES"/>
+                        </w:rPr>
+                        <w:t>m</w:t>
+                      </w:r>
+                      <w:r>
+                        <w:rPr>
+                          <w:bCs/>
+                          <w:sz w:val="68"/>
+                          <w:szCs w:val="68"/>
+                          <w:lang w:val="es-ES"/>
+                        </w:rPr>
+                        <w:t xml:space="preserve">anipulación de </w:t>
+                      </w:r>
+                      <w:r>
+                        <w:rPr>
+                          <w:bCs/>
+                          <w:sz w:val="68"/>
+                          <w:szCs w:val="68"/>
+                          <w:lang w:val="es-ES"/>
+                        </w:rPr>
+                        <w:t>a</w:t>
+                      </w:r>
+                      <w:r>
+                        <w:rPr>
+                          <w:bCs/>
+                          <w:sz w:val="68"/>
+                          <w:szCs w:val="68"/>
+                          <w:lang w:val="es-ES"/>
+                        </w:rPr>
+                        <w:t xml:space="preserve">limentos e </w:t>
+                      </w:r>
+                      <w:r>
+                        <w:rPr>
+                          <w:bCs/>
+                          <w:sz w:val="68"/>
+                          <w:szCs w:val="68"/>
+                          <w:lang w:val="es-ES"/>
+                        </w:rPr>
+                        <w:t>i</w:t>
+                      </w:r>
+                      <w:r>
+                        <w:rPr>
+                          <w:bCs/>
+                          <w:sz w:val="68"/>
+                          <w:szCs w:val="68"/>
+                          <w:lang w:val="es-ES"/>
+                        </w:rPr>
+                        <w:t xml:space="preserve">nocuidad en la </w:t>
+                      </w:r>
+                      <w:r>
+                        <w:rPr>
+                          <w:bCs/>
+                          <w:sz w:val="68"/>
+                          <w:szCs w:val="68"/>
+                          <w:lang w:val="es-ES"/>
+                        </w:rPr>
+                        <w:t>i</w:t>
+                      </w:r>
+                      <w:r>
+                        <w:rPr>
+                          <w:bCs/>
+                          <w:sz w:val="68"/>
+                          <w:szCs w:val="68"/>
+                          <w:lang w:val="es-ES"/>
+                        </w:rPr>
+                        <w:t xml:space="preserve">ndustria </w:t>
+                      </w:r>
+                      <w:r>
+                        <w:rPr>
+                          <w:bCs/>
+                          <w:sz w:val="68"/>
+                          <w:szCs w:val="68"/>
+                          <w:lang w:val="es-ES"/>
+                        </w:rPr>
+                        <w:t>c</w:t>
+                      </w:r>
+                      <w:r>
+                        <w:rPr>
+                          <w:bCs/>
+                          <w:sz w:val="68"/>
+                          <w:szCs w:val="68"/>
+                          <w:lang w:val="es-ES"/>
+                        </w:rPr>
+                        <w:t>árnica</w:t>
                       </w:r>
                     </w:p>
                   </w:txbxContent>
@@ -330,7 +582,7 @@
               </wp:anchor>
             </w:drawing>
           </mc:Choice>
-          <mc:Fallback xmlns:oel="http://schemas.microsoft.com/office/2019/extlst">
+          <mc:Fallback>
             <w:pict>
               <v:rect w14:anchorId="4C256C62" id="Rectángulo 3" o:spid="_x0000_s1026" alt="&quot;&quot;" style="position:absolute;margin-left:-55.95pt;margin-top:26.4pt;width:613.85pt;height:164.25pt;z-index:-251655168;visibility:visible;mso-wrap-style:square;mso-height-percent:0;mso-wrap-distance-left:9pt;mso-wrap-distance-top:0;mso-wrap-distance-right:9pt;mso-wrap-distance-bottom:0;mso-position-horizontal:absolute;mso-position-horizontal-relative:text;mso-position-vertical:absolute;mso-position-vertical-relative:text;mso-height-percent:0;mso-height-relative:margin;v-text-anchor:middle" o:gfxdata="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" fillcolor="#00314d" stroked="f" strokeweight="1pt"/>
             </w:pict>
@@ -438,7 +690,43 @@
         <w:rPr>
           <w:rStyle w:val="TablaCar"/>
         </w:rPr>
-        <w:t>Este componente formativo aborda los principios de las Buenas Prácticas de Manufactura (BPM), así como el rol y la responsabilidad del manipulador de alimentos y las medidas de control sanitario en la industria cárnica. Incluye temas como higiene, control de plagas, manejo de residuos y sistemas de inocuidad, con el propósito de garantizar la calidad, la seguridad alimentaria y la protección de la salud del consumidor.</w:t>
+        <w:t xml:space="preserve">Este componente formativo aborda los principios de las </w:t>
+      </w:r>
+      <w:r>
+        <w:rPr>
+          <w:rStyle w:val="TablaCar"/>
+        </w:rPr>
+        <w:t>b</w:t>
+      </w:r>
+      <w:r>
+        <w:rPr>
+          <w:rStyle w:val="TablaCar"/>
+        </w:rPr>
+        <w:t xml:space="preserve">uenas </w:t>
+      </w:r>
+      <w:r>
+        <w:rPr>
+          <w:rStyle w:val="TablaCar"/>
+        </w:rPr>
+        <w:t>p</w:t>
+      </w:r>
+      <w:r>
+        <w:rPr>
+          <w:rStyle w:val="TablaCar"/>
+        </w:rPr>
+        <w:t xml:space="preserve">rácticas de </w:t>
+      </w:r>
+      <w:r>
+        <w:rPr>
+          <w:rStyle w:val="TablaCar"/>
+        </w:rPr>
+        <w:t>m</w:t>
+      </w:r>
+      <w:r>
+        <w:rPr>
+          <w:rStyle w:val="TablaCar"/>
+        </w:rPr>
+        <w:t>anufactura (BPM), así como el rol y la responsabilidad del manipulador de alimentos y las medidas de control sanitario en la industria cárnica. Incluye temas como higiene, control de plagas, manejo de residuos y sistemas de inocuidad, con el propósito de garantizar la calidad, la seguridad alimentaria y la protección de la salud del consumidor.</w:t>
       </w:r>
     </w:p>
     <w:p>
@@ -468,7 +756,18 @@
           <w:kern w:val="0"/>
           <w14:ligatures w14:val="none"/>
         </w:rPr>
-        <w:t>ma</w:t>
+        <w:t>M</w:t>
+      </w:r>
+      <w:r>
+        <w:rPr>
+          <w:rFonts w:ascii="Calibri" w:hAnsi="Calibri"/>
+          <w:b/>
+          <w:bCs/>
+          <w:color w:val="000000" w:themeColor="text1"/>
+          <w:kern w:val="0"/>
+          <w14:ligatures w14:val="none"/>
+        </w:rPr>
+        <w:t>a</w:t>
       </w:r>
       <w:r>
         <w:rPr>
@@ -525,7 +824,6 @@
           <w:docPartUnique/>
         </w:docPartObj>
       </w:sdtPr>
-      <w:sdtEndPr/>
       <w:sdtContent>
         <w:p>
           <w:pPr>
@@ -4882,187 +5180,150 @@
         <w:rPr>
           <w:rStyle w:val="Ttulo5Car"/>
         </w:rPr>
-        <w:t>Adulterado</w:t>
-      </w:r>
+        <w:t>Adulterado.</w:t>
+      </w:r>
+      <w:r>
+        <w:rPr>
+          <w:lang w:val="es-419" w:eastAsia="es-CO"/>
+        </w:rPr>
+        <w:t xml:space="preserve"> La carne es adulterada cuando se afecta su inocuidad por contaminantes, mala calidad, higiene deficiente </w:t>
+      </w:r>
+      <w:r>
+        <w:rPr>
+          <w:lang w:val="es-419" w:eastAsia="es-CO"/>
+        </w:rPr>
+        <w:t>u</w:t>
+      </w:r>
+      <w:r>
+        <w:rPr>
+          <w:lang w:val="es-419" w:eastAsia="es-CO"/>
+        </w:rPr>
+        <w:t xml:space="preserve"> origen no autorizado.</w:t>
+      </w:r>
+    </w:p>
+    <w:p>
+      <w:pPr>
+        <w:pStyle w:val="Prrafodelista"/>
+        <w:numPr>
+          <w:ilvl w:val="0"/>
+          <w:numId w:val="7"/>
+        </w:numPr>
+        <w:ind w:left="993"/>
+        <w:rPr>
+          <w:lang w:val="es-419" w:eastAsia="es-CO"/>
+        </w:rPr>
+      </w:pPr>
       <w:r>
         <w:rPr>
           <w:rStyle w:val="Ttulo5Car"/>
         </w:rPr>
+        <w:t>Alterado.</w:t>
+      </w:r>
+      <w:r>
+        <w:rPr>
+          <w:lang w:val="es-419" w:eastAsia="es-CO"/>
+        </w:rPr>
+        <w:t xml:space="preserve"> Es la alteración de la carne por agentes físicos, químicos o biológicos que afectan su calidad.</w:t>
+      </w:r>
+    </w:p>
+    <w:p>
+      <w:pPr>
+        <w:pStyle w:val="Prrafodelista"/>
+        <w:numPr>
+          <w:ilvl w:val="0"/>
+          <w:numId w:val="7"/>
+        </w:numPr>
+        <w:ind w:left="993"/>
+        <w:rPr>
+          <w:lang w:val="es-419" w:eastAsia="es-CO"/>
+        </w:rPr>
+      </w:pPr>
+      <w:r>
+        <w:rPr>
+          <w:rStyle w:val="Ttulo5Car"/>
+        </w:rPr>
+        <w:t>Alimento perecedero.</w:t>
+      </w:r>
+      <w:r>
+        <w:rPr>
+          <w:lang w:val="es-419" w:eastAsia="es-CO"/>
+        </w:rPr>
+        <w:t xml:space="preserve"> La carne es perecedera porque se deteriora fácilmente y requiere adecuada manipulación y almacenamiento.</w:t>
+      </w:r>
+    </w:p>
+    <w:p>
+      <w:pPr>
+        <w:pStyle w:val="Prrafodelista"/>
+        <w:numPr>
+          <w:ilvl w:val="0"/>
+          <w:numId w:val="7"/>
+        </w:numPr>
+        <w:ind w:left="993"/>
+        <w:rPr>
+          <w:lang w:val="es-419" w:eastAsia="es-CO"/>
+        </w:rPr>
+      </w:pPr>
+      <w:r>
+        <w:rPr>
+          <w:rStyle w:val="Ttulo5Car"/>
+        </w:rPr>
+        <w:t>Canal bovina.</w:t>
+      </w:r>
+      <w:r>
+        <w:rPr>
+          <w:lang w:val="es-419" w:eastAsia="es-CO"/>
+        </w:rPr>
+        <w:t xml:space="preserve"> Se denomina canal bovina al cuerpo del animal limpio, o sea</w:t>
+      </w:r>
+      <w:r>
+        <w:rPr>
+          <w:lang w:val="es-419" w:eastAsia="es-CO"/>
+        </w:rPr>
+        <w:t>,</w:t>
+      </w:r>
+      <w:r>
+        <w:rPr>
+          <w:lang w:val="es-419" w:eastAsia="es-CO"/>
+        </w:rPr>
+        <w:t xml:space="preserve"> sin piel ni extremidades.</w:t>
+      </w:r>
+    </w:p>
+    <w:p>
+      <w:pPr>
+        <w:pStyle w:val="Prrafodelista"/>
+        <w:numPr>
+          <w:ilvl w:val="0"/>
+          <w:numId w:val="7"/>
+        </w:numPr>
+        <w:ind w:left="993"/>
+        <w:rPr>
+          <w:lang w:val="es-419" w:eastAsia="es-CO"/>
+        </w:rPr>
+      </w:pPr>
+      <w:r>
+        <w:rPr>
+          <w:rStyle w:val="Ttulo5Car"/>
+        </w:rPr>
+        <w:t>Carne fresca.</w:t>
+      </w:r>
+      <w:r>
+        <w:rPr>
+          <w:lang w:val="es-419" w:eastAsia="es-CO"/>
+        </w:rPr>
+        <w:t xml:space="preserve"> Es la carne que no tiene proceso de maduración y se obtiene después del proceso </w:t>
+      </w:r>
+      <w:r>
+        <w:rPr>
+          <w:rStyle w:val="Extranjerismo"/>
+          <w:lang w:val="es-419" w:eastAsia="es-CO"/>
+        </w:rPr>
+        <w:t>post mórtem</w:t>
+      </w:r>
+      <w:r>
+        <w:rPr>
+          <w:lang w:val="es-419" w:eastAsia="es-CO"/>
+        </w:rPr>
         <w:t>.</w:t>
-      </w:r>
-      <w:r>
-        <w:rPr>
-          <w:lang w:val="es-419" w:eastAsia="es-CO"/>
-        </w:rPr>
-        <w:t xml:space="preserve"> </w:t>
-      </w:r>
-      <w:r>
-        <w:rPr>
-          <w:lang w:val="es-419" w:eastAsia="es-CO"/>
-        </w:rPr>
-        <w:t xml:space="preserve">La carne es adulterada cuando se afecta su inocuidad por contaminantes, mala calidad, higiene deficiente </w:t>
-      </w:r>
-      <w:proofErr w:type="spellStart"/>
-      <w:r>
-        <w:rPr>
-          <w:lang w:val="es-419" w:eastAsia="es-CO"/>
-        </w:rPr>
-        <w:t>o</w:t>
-      </w:r>
-      <w:proofErr w:type="spellEnd"/>
-      <w:r>
-        <w:rPr>
-          <w:lang w:val="es-419" w:eastAsia="es-CO"/>
-        </w:rPr>
-        <w:t xml:space="preserve"> origen no autorizado.</w:t>
-      </w:r>
-    </w:p>
-    <w:p>
-      <w:pPr>
-        <w:pStyle w:val="Prrafodelista"/>
-        <w:numPr>
-          <w:ilvl w:val="0"/>
-          <w:numId w:val="7"/>
-        </w:numPr>
-        <w:ind w:left="993"/>
-        <w:rPr>
-          <w:lang w:val="es-419" w:eastAsia="es-CO"/>
-        </w:rPr>
-      </w:pPr>
-      <w:r>
-        <w:rPr>
-          <w:rStyle w:val="Ttulo5Car"/>
-        </w:rPr>
-        <w:t>Alterado</w:t>
-      </w:r>
-      <w:r>
-        <w:rPr>
-          <w:rStyle w:val="Ttulo5Car"/>
-        </w:rPr>
-        <w:t>.</w:t>
-      </w:r>
-      <w:r>
-        <w:rPr>
-          <w:lang w:val="es-419" w:eastAsia="es-CO"/>
-        </w:rPr>
-        <w:t xml:space="preserve"> </w:t>
-      </w:r>
-      <w:r>
-        <w:rPr>
-          <w:lang w:val="es-419" w:eastAsia="es-CO"/>
-        </w:rPr>
-        <w:t>Es la alteración de la carne por agentes físicos, químicos o biológicos que afectan su calidad.</w:t>
-      </w:r>
-    </w:p>
-    <w:p>
-      <w:pPr>
-        <w:pStyle w:val="Prrafodelista"/>
-        <w:numPr>
-          <w:ilvl w:val="0"/>
-          <w:numId w:val="7"/>
-        </w:numPr>
-        <w:ind w:left="993"/>
-        <w:rPr>
-          <w:lang w:val="es-419" w:eastAsia="es-CO"/>
-        </w:rPr>
-      </w:pPr>
-      <w:r>
-        <w:rPr>
-          <w:rStyle w:val="Ttulo5Car"/>
-        </w:rPr>
-        <w:t>Alimento perecedero</w:t>
-      </w:r>
-      <w:r>
-        <w:rPr>
-          <w:rStyle w:val="Ttulo5Car"/>
-        </w:rPr>
-        <w:t>.</w:t>
-      </w:r>
-      <w:r>
-        <w:rPr>
-          <w:lang w:val="es-419" w:eastAsia="es-CO"/>
-        </w:rPr>
-        <w:t xml:space="preserve"> </w:t>
-      </w:r>
-      <w:r>
-        <w:rPr>
-          <w:lang w:val="es-419" w:eastAsia="es-CO"/>
-        </w:rPr>
-        <w:t>La carne es perecedera porque se deteriora fácilmente y requiere adecuada manipulación y almacenamiento.</w:t>
-      </w:r>
-    </w:p>
-    <w:p>
-      <w:pPr>
-        <w:pStyle w:val="Prrafodelista"/>
-        <w:numPr>
-          <w:ilvl w:val="0"/>
-          <w:numId w:val="7"/>
-        </w:numPr>
-        <w:ind w:left="993"/>
-        <w:rPr>
-          <w:lang w:val="es-419" w:eastAsia="es-CO"/>
-        </w:rPr>
-      </w:pPr>
-      <w:r>
-        <w:rPr>
-          <w:rStyle w:val="Ttulo5Car"/>
-        </w:rPr>
-        <w:t>Canal bovina</w:t>
-      </w:r>
-      <w:r>
-        <w:rPr>
-          <w:rStyle w:val="Ttulo5Car"/>
-        </w:rPr>
-        <w:t>.</w:t>
-      </w:r>
-      <w:r>
-        <w:rPr>
-          <w:lang w:val="es-419" w:eastAsia="es-CO"/>
-        </w:rPr>
-        <w:t xml:space="preserve"> </w:t>
-      </w:r>
-      <w:r>
-        <w:rPr>
-          <w:lang w:val="es-419" w:eastAsia="es-CO"/>
-        </w:rPr>
-        <w:t>Se denomina canal bovina al cuerpo del animal limpio, o sea sin piel ni extremidades.</w:t>
-      </w:r>
-    </w:p>
-    <w:p>
-      <w:pPr>
-        <w:pStyle w:val="Prrafodelista"/>
-        <w:numPr>
-          <w:ilvl w:val="0"/>
-          <w:numId w:val="7"/>
-        </w:numPr>
-        <w:ind w:left="993"/>
-        <w:rPr>
-          <w:lang w:val="es-419" w:eastAsia="es-CO"/>
-        </w:rPr>
-      </w:pPr>
-      <w:r>
-        <w:rPr>
-          <w:rStyle w:val="Ttulo5Car"/>
-        </w:rPr>
-        <w:t>Carne fresca</w:t>
-      </w:r>
-      <w:r>
-        <w:rPr>
-          <w:rStyle w:val="Ttulo5Car"/>
-        </w:rPr>
-        <w:t>.</w:t>
-      </w:r>
-      <w:r>
-        <w:rPr>
-          <w:lang w:val="es-419" w:eastAsia="es-CO"/>
-        </w:rPr>
-        <w:t xml:space="preserve"> </w:t>
-      </w:r>
-      <w:r>
-        <w:rPr>
-          <w:lang w:val="es-419" w:eastAsia="es-CO"/>
-        </w:rPr>
-        <w:t>Es la carne que no tiene proceso de maduración y se obtiene después del proceso post mórtem.</w:t>
       </w:r>
     </w:p>
     <w:p>
@@ -5087,38 +5348,63 @@
         <w:rPr>
           <w:rStyle w:val="Ttulo5Car"/>
         </w:rPr>
-        <w:t>Carne molida</w:t>
-      </w:r>
+        <w:t>Carne molida.</w:t>
+      </w:r>
+      <w:r>
+        <w:rPr>
+          <w:lang w:val="es-419" w:eastAsia="es-CO"/>
+        </w:rPr>
+        <w:t xml:space="preserve"> Es el producto que se obtiene después de la molienda.</w:t>
+      </w:r>
+    </w:p>
+    <w:p>
+      <w:pPr>
+        <w:rPr>
+          <w:lang w:val="es-419" w:eastAsia="es-CO"/>
+        </w:rPr>
+      </w:pPr>
+      <w:r>
+        <w:rPr>
+          <w:lang w:val="es-419" w:eastAsia="es-CO"/>
+        </w:rPr>
+        <w:t>Conocer los procesos y conceptos clave de la cadena cárnica es fundamental para comprender cómo llega la carne desde el animal hasta el consumidor final. A continuación, se presentan términos esenciales.</w:t>
+      </w:r>
+    </w:p>
+    <w:p>
+      <w:pPr>
+        <w:pStyle w:val="Prrafodelista"/>
+        <w:numPr>
+          <w:ilvl w:val="0"/>
+          <w:numId w:val="8"/>
+        </w:numPr>
+        <w:ind w:left="993"/>
+        <w:rPr>
+          <w:lang w:val="es-419" w:eastAsia="es-CO"/>
+        </w:rPr>
+      </w:pPr>
       <w:r>
         <w:rPr>
           <w:rStyle w:val="Ttulo5Car"/>
         </w:rPr>
-        <w:t>.</w:t>
-      </w:r>
-      <w:r>
-        <w:rPr>
-          <w:lang w:val="es-419" w:eastAsia="es-CO"/>
-        </w:rPr>
-        <w:t xml:space="preserve"> </w:t>
-      </w:r>
-      <w:r>
-        <w:rPr>
-          <w:lang w:val="es-419" w:eastAsia="es-CO"/>
-        </w:rPr>
-        <w:t>Es el producto que se obtiene después de la molienda.</w:t>
-      </w:r>
-    </w:p>
-    <w:p>
-      <w:pPr>
-        <w:rPr>
-          <w:lang w:val="es-419" w:eastAsia="es-CO"/>
-        </w:rPr>
-      </w:pPr>
-      <w:r>
-        <w:rPr>
-          <w:lang w:val="es-419" w:eastAsia="es-CO"/>
-        </w:rPr>
-        <w:t>Conocer los procesos y conceptos clave de la cadena cárnica es fundamental para comprender cómo llega la carne desde el animal hasta el consumidor final. A continuación, se presentan términos esenciales.</w:t>
+        <w:t>Carne picada.</w:t>
+      </w:r>
+      <w:r>
+        <w:rPr>
+          <w:lang w:val="es-419" w:eastAsia="es-CO"/>
+        </w:rPr>
+        <w:t xml:space="preserve"> Es la carne </w:t>
+      </w:r>
+      <w:r>
+        <w:rPr>
+          <w:lang w:val="es-419" w:eastAsia="es-CO"/>
+        </w:rPr>
+        <w:t xml:space="preserve">a la </w:t>
+      </w:r>
+      <w:r>
+        <w:rPr>
+          <w:lang w:val="es-419" w:eastAsia="es-CO"/>
+        </w:rPr>
+        <w:t>que se le retira el hueso y se acondiciona en cubos o en trozos.</w:t>
       </w:r>
     </w:p>
     <w:p>
@@ -5137,25 +5423,50 @@
         <w:rPr>
           <w:rStyle w:val="Ttulo5Car"/>
         </w:rPr>
-        <w:t>Carne picada</w:t>
-      </w:r>
-      <w:r>
+        <w:t xml:space="preserve">Derivados cárnicos. </w:t>
+      </w:r>
+      <w:r>
+        <w:rPr>
+          <w:lang w:val="es-419" w:eastAsia="es-CO"/>
+        </w:rPr>
+        <w:t xml:space="preserve">Son productos obtenidos de la transformación de la carne y </w:t>
+      </w:r>
+      <w:r>
+        <w:rPr>
+          <w:lang w:val="es-419" w:eastAsia="es-CO"/>
+        </w:rPr>
+        <w:t xml:space="preserve">a los </w:t>
+      </w:r>
+      <w:r>
+        <w:rPr>
+          <w:lang w:val="es-419" w:eastAsia="es-CO"/>
+        </w:rPr>
+        <w:t>que se les ha adicionado ingredientes para mejorar sus características tecnológicas.</w:t>
+      </w:r>
+    </w:p>
+    <w:p>
+      <w:pPr>
+        <w:pStyle w:val="Prrafodelista"/>
+        <w:numPr>
+          <w:ilvl w:val="0"/>
+          <w:numId w:val="8"/>
+        </w:numPr>
+        <w:ind w:left="993"/>
         <w:rPr>
           <w:rStyle w:val="Ttulo5Car"/>
         </w:rPr>
-        <w:t>.</w:t>
-      </w:r>
-      <w:r>
-        <w:rPr>
-          <w:lang w:val="es-419" w:eastAsia="es-CO"/>
-        </w:rPr>
-        <w:t xml:space="preserve"> </w:t>
-      </w:r>
-      <w:r>
-        <w:rPr>
-          <w:lang w:val="es-419" w:eastAsia="es-CO"/>
-        </w:rPr>
-        <w:t>Es la carne que se le retira el hueso y se acondiciona en cubos o en trozos.</w:t>
+      </w:pPr>
+      <w:r>
+        <w:rPr>
+          <w:rStyle w:val="Ttulo5Car"/>
+        </w:rPr>
+        <w:t>Faenado.</w:t>
+      </w:r>
+      <w:r>
+        <w:rPr>
+          <w:lang w:val="es-419" w:eastAsia="es-CO"/>
+        </w:rPr>
+        <w:t xml:space="preserve"> Es la separación en partes y en viseras de un animal en canal.</w:t>
       </w:r>
     </w:p>
     <w:p>
@@ -5174,19 +5485,39 @@
         <w:rPr>
           <w:rStyle w:val="Ttulo5Car"/>
         </w:rPr>
-        <w:t>Derivados cárnicos</w:t>
-      </w:r>
+        <w:lastRenderedPageBreak/>
+        <w:t>Expendio.</w:t>
+      </w:r>
+      <w:r>
+        <w:rPr>
+          <w:lang w:val="es-419" w:eastAsia="es-CO"/>
+        </w:rPr>
+        <w:t xml:space="preserve"> Es la distribución y comercialización del producto cárnico a los diferentes puntos de venta.</w:t>
+      </w:r>
+    </w:p>
+    <w:p>
+      <w:pPr>
+        <w:pStyle w:val="Prrafodelista"/>
+        <w:numPr>
+          <w:ilvl w:val="0"/>
+          <w:numId w:val="8"/>
+        </w:numPr>
+        <w:ind w:left="993"/>
+        <w:rPr>
+          <w:lang w:val="es-419" w:eastAsia="es-CO"/>
+        </w:rPr>
+      </w:pPr>
       <w:r>
         <w:rPr>
           <w:rStyle w:val="Ttulo5Car"/>
         </w:rPr>
-        <w:t xml:space="preserve">. </w:t>
-      </w:r>
-      <w:r>
-        <w:rPr>
-          <w:lang w:val="es-419" w:eastAsia="es-CO"/>
-        </w:rPr>
-        <w:t>Son productos obtenidos de la transformación de la carne y que se les ha adicionado ingredientes para mejorar sus características tecnológicas.</w:t>
+        <w:t>Inspección ante mórtem.</w:t>
+      </w:r>
+      <w:r>
+        <w:rPr>
+          <w:lang w:val="es-419" w:eastAsia="es-CO"/>
+        </w:rPr>
+        <w:t xml:space="preserve"> Es un procedimiento que se realiza al animal antes de ser sacrificado por parte de un funcionario, el cual dictamina las condiciones de salubridad de los animales a sacrificar.</w:t>
       </w:r>
     </w:p>
     <w:p>
@@ -5198,181 +5529,57 @@
         </w:numPr>
         <w:ind w:left="993"/>
         <w:rPr>
+          <w:lang w:val="es-419" w:eastAsia="es-CO"/>
+        </w:rPr>
+      </w:pPr>
+      <w:r>
+        <w:rPr>
           <w:rStyle w:val="Ttulo5Car"/>
         </w:rPr>
+        <w:t>Planta de sacrificio.</w:t>
+      </w:r>
+      <w:r>
+        <w:rPr>
+          <w:lang w:val="es-419" w:eastAsia="es-CO"/>
+        </w:rPr>
+        <w:t xml:space="preserve"> Es el establecimiento donde se realiza el sacrificio a los animales que son aptos para el consumo humano.</w:t>
+      </w:r>
+    </w:p>
+    <w:p>
+      <w:pPr>
+        <w:pStyle w:val="Prrafodelista"/>
+        <w:numPr>
+          <w:ilvl w:val="0"/>
+          <w:numId w:val="8"/>
+        </w:numPr>
+        <w:ind w:left="993"/>
+        <w:rPr>
+          <w:lang w:val="es-419" w:eastAsia="es-CO"/>
+        </w:rPr>
       </w:pPr>
       <w:r>
         <w:rPr>
           <w:rStyle w:val="Ttulo5Car"/>
         </w:rPr>
-        <w:t>Faenado</w:t>
-      </w:r>
-      <w:r>
-        <w:rPr>
-          <w:rStyle w:val="Ttulo5Car"/>
-        </w:rPr>
-        <w:t>.</w:t>
-      </w:r>
-      <w:r>
-        <w:rPr>
-          <w:lang w:val="es-419" w:eastAsia="es-CO"/>
-        </w:rPr>
-        <w:t xml:space="preserve"> </w:t>
-      </w:r>
-      <w:r>
-        <w:rPr>
-          <w:lang w:val="es-419" w:eastAsia="es-CO"/>
-        </w:rPr>
-        <w:t>Es la separación en partes y en viseras de un animal en canal.</w:t>
-      </w:r>
-    </w:p>
-    <w:p>
-      <w:pPr>
-        <w:pStyle w:val="Prrafodelista"/>
-        <w:numPr>
-          <w:ilvl w:val="0"/>
-          <w:numId w:val="8"/>
-        </w:numPr>
-        <w:ind w:left="993"/>
-        <w:rPr>
-          <w:lang w:val="es-419" w:eastAsia="es-CO"/>
-        </w:rPr>
-      </w:pPr>
-      <w:r>
-        <w:rPr>
-          <w:rStyle w:val="Ttulo5Car"/>
-        </w:rPr>
-        <w:lastRenderedPageBreak/>
-        <w:t>Expendio</w:t>
-      </w:r>
-      <w:r>
-        <w:rPr>
-          <w:rStyle w:val="Ttulo5Car"/>
-        </w:rPr>
-        <w:t>.</w:t>
-      </w:r>
-      <w:r>
-        <w:rPr>
-          <w:lang w:val="es-419" w:eastAsia="es-CO"/>
-        </w:rPr>
-        <w:t xml:space="preserve"> </w:t>
-      </w:r>
-      <w:r>
-        <w:rPr>
-          <w:lang w:val="es-419" w:eastAsia="es-CO"/>
-        </w:rPr>
-        <w:t>Es la distribución y comercialización del producto cárnicos a los diferentes puntos de venta.</w:t>
-      </w:r>
-    </w:p>
-    <w:p>
-      <w:pPr>
-        <w:pStyle w:val="Prrafodelista"/>
-        <w:numPr>
-          <w:ilvl w:val="0"/>
-          <w:numId w:val="8"/>
-        </w:numPr>
-        <w:ind w:left="993"/>
-        <w:rPr>
-          <w:lang w:val="es-419" w:eastAsia="es-CO"/>
-        </w:rPr>
-      </w:pPr>
-      <w:r>
-        <w:rPr>
-          <w:rStyle w:val="Ttulo5Car"/>
-        </w:rPr>
-        <w:t>Inspección ante mórtem</w:t>
-      </w:r>
-      <w:r>
-        <w:rPr>
-          <w:rStyle w:val="Ttulo5Car"/>
-        </w:rPr>
-        <w:t>.</w:t>
-      </w:r>
-      <w:r>
-        <w:rPr>
-          <w:lang w:val="es-419" w:eastAsia="es-CO"/>
-        </w:rPr>
-        <w:t xml:space="preserve"> </w:t>
-      </w:r>
-      <w:r>
-        <w:rPr>
-          <w:lang w:val="es-419" w:eastAsia="es-CO"/>
-        </w:rPr>
-        <w:t>Es un procedimiento que se realiza al animal antes de ser sacrificado por parte de un funcionario, el cual dictamina las condiciones de salubridad de los animales a sacrificar.</w:t>
-      </w:r>
-    </w:p>
-    <w:p>
-      <w:pPr>
-        <w:pStyle w:val="Prrafodelista"/>
-        <w:numPr>
-          <w:ilvl w:val="0"/>
-          <w:numId w:val="8"/>
-        </w:numPr>
-        <w:ind w:left="993"/>
-        <w:rPr>
-          <w:lang w:val="es-419" w:eastAsia="es-CO"/>
-        </w:rPr>
-      </w:pPr>
-      <w:r>
-        <w:rPr>
-          <w:rStyle w:val="Ttulo5Car"/>
-        </w:rPr>
-        <w:t>Planta de sacrificio</w:t>
-      </w:r>
-      <w:r>
-        <w:rPr>
-          <w:rStyle w:val="Ttulo5Car"/>
-        </w:rPr>
-        <w:t>.</w:t>
-      </w:r>
-      <w:r>
-        <w:rPr>
-          <w:lang w:val="es-419" w:eastAsia="es-CO"/>
-        </w:rPr>
-        <w:t xml:space="preserve"> </w:t>
-      </w:r>
-      <w:r>
-        <w:rPr>
-          <w:lang w:val="es-419" w:eastAsia="es-CO"/>
-        </w:rPr>
-        <w:t>Es el establecimiento donde se realiza el sacrificio a los animales que son aptos para el consumo humano.</w:t>
-      </w:r>
-    </w:p>
-    <w:p>
-      <w:pPr>
-        <w:pStyle w:val="Prrafodelista"/>
-        <w:numPr>
-          <w:ilvl w:val="0"/>
-          <w:numId w:val="8"/>
-        </w:numPr>
-        <w:ind w:left="993"/>
-        <w:rPr>
-          <w:lang w:val="es-419" w:eastAsia="es-CO"/>
-        </w:rPr>
-      </w:pPr>
-      <w:r>
-        <w:rPr>
-          <w:rStyle w:val="Ttulo5Car"/>
-        </w:rPr>
-        <w:t>Sacrificio</w:t>
-      </w:r>
-      <w:r>
-        <w:rPr>
-          <w:rStyle w:val="Ttulo5Car"/>
-        </w:rPr>
-        <w:t>.</w:t>
-      </w:r>
-      <w:r>
-        <w:rPr>
-          <w:lang w:val="es-419" w:eastAsia="es-CO"/>
-        </w:rPr>
-        <w:t xml:space="preserve"> </w:t>
-      </w:r>
-      <w:r>
-        <w:rPr>
-          <w:lang w:val="es-419" w:eastAsia="es-CO"/>
-        </w:rPr>
-        <w:t>Proceso que se realiza para darle muerte a un animal, inicia con la sensibilización y termina en desangrado.</w:t>
+        <w:t>Sacrificio.</w:t>
+      </w:r>
+      <w:r>
+        <w:rPr>
+          <w:lang w:val="es-419" w:eastAsia="es-CO"/>
+        </w:rPr>
+        <w:t xml:space="preserve"> Proceso que se realiza para darle muerte a un animal</w:t>
+      </w:r>
+      <w:r>
+        <w:rPr>
+          <w:lang w:val="es-419" w:eastAsia="es-CO"/>
+        </w:rPr>
+        <w:t>;</w:t>
+      </w:r>
+      <w:r>
+        <w:rPr>
+          <w:lang w:val="es-419" w:eastAsia="es-CO"/>
+        </w:rPr>
+        <w:t xml:space="preserve"> inicia con la sensibilización y termina en desangrado.</w:t>
       </w:r>
     </w:p>
     <w:p>
@@ -5395,7 +5602,19 @@
         <w:rPr>
           <w:lang w:val="es-419" w:eastAsia="es-CO"/>
         </w:rPr>
-        <w:t>El Decreto 1500 de 2007 regula la cadena cárnica en Colombia para garantizar la inocuidad desde la producción hasta el consumo y su aplicación en la cadena productiva está dad en:</w:t>
+        <w:t>El Decreto 1500 de 2007 regula la cadena cárnica en Colombia para garantizar la inocuidad desde la producción hasta el consumo y su aplicación en la cadena productiva está dad</w:t>
+      </w:r>
+      <w:r>
+        <w:rPr>
+          <w:lang w:val="es-419" w:eastAsia="es-CO"/>
+        </w:rPr>
+        <w:t>a</w:t>
+      </w:r>
+      <w:r>
+        <w:rPr>
+          <w:lang w:val="es-419" w:eastAsia="es-CO"/>
+        </w:rPr>
+        <w:t xml:space="preserve"> en:</w:t>
       </w:r>
     </w:p>
     <w:p>
@@ -6604,7 +6823,20 @@
         <w:rPr>
           <w:lang w:val="es-419" w:eastAsia="es-CO"/>
         </w:rPr>
-        <w:t>Ejemplo: Salmonella → riesgo alto.</w:t>
+        <w:t xml:space="preserve">Ejemplo: </w:t>
+      </w:r>
+      <w:r>
+        <w:rPr>
+          <w:rStyle w:val="Extranjerismo"/>
+          <w:lang w:val="es-419" w:eastAsia="es-CO"/>
+        </w:rPr>
+        <w:t>Salmonella</w:t>
+      </w:r>
+      <w:r>
+        <w:rPr>
+          <w:lang w:val="es-419" w:eastAsia="es-CO"/>
+        </w:rPr>
+        <w:t xml:space="preserve"> → riesgo alto.</w:t>
       </w:r>
     </w:p>
     <w:p>
@@ -6625,7 +6857,7 @@
         <w:pStyle w:val="Ttulo5"/>
       </w:pPr>
       <w:r>
-        <w:t>Características de un Punto Crítico de Control (PCC):</w:t>
+        <w:t>Características de un Punto Crítico de Control (PCC)</w:t>
       </w:r>
     </w:p>
     <w:p>
@@ -6710,7 +6942,31 @@
           <w:lang w:val="es-419" w:eastAsia="es-CO"/>
         </w:rPr>
         <w:lastRenderedPageBreak/>
-        <w:t>Ejemplo: refrigeración de la canal a temperaturas menor igual que 4°C para evitar crecimiento bacteriano.</w:t>
+        <w:t>Ejemplo: refrigeración de la canal a temperaturas menor</w:t>
+      </w:r>
+      <w:r>
+        <w:rPr>
+          <w:lang w:val="es-419" w:eastAsia="es-CO"/>
+        </w:rPr>
+        <w:t xml:space="preserve"> o</w:t>
+      </w:r>
+      <w:r>
+        <w:rPr>
+          <w:lang w:val="es-419" w:eastAsia="es-CO"/>
+        </w:rPr>
+        <w:t xml:space="preserve"> igual que 4</w:t>
+      </w:r>
+      <w:r>
+        <w:rPr>
+          <w:lang w:val="es-419" w:eastAsia="es-CO"/>
+        </w:rPr>
+        <w:t xml:space="preserve"> </w:t>
+      </w:r>
+      <w:r>
+        <w:rPr>
+          <w:lang w:val="es-419" w:eastAsia="es-CO"/>
+        </w:rPr>
+        <w:t>°C para evitar crecimiento bacteriano.</w:t>
       </w:r>
     </w:p>
     <w:p>
@@ -6729,25 +6985,13 @@
         <w:rPr>
           <w:rStyle w:val="Ttulo5Car"/>
         </w:rPr>
-        <w:t>Esquema del enfoque preventivo</w:t>
-      </w:r>
-      <w:r>
-        <w:rPr>
-          <w:rStyle w:val="Ttulo5Car"/>
-        </w:rPr>
-        <w:t>.</w:t>
-      </w:r>
-      <w:r>
-        <w:rPr>
-          <w:lang w:val="es-419" w:eastAsia="es-CO"/>
-        </w:rPr>
-        <w:t xml:space="preserve"> </w:t>
-      </w:r>
-      <w:r>
-        <w:rPr>
-          <w:lang w:val="es-419" w:eastAsia="es-CO"/>
-        </w:rPr>
-        <w:t>El proceso consiste en identificar los peligros, evaluar los riesgos, definir los controles en puntos críticos (PCC), realizar el monitoreo continuo y, finalmente, corregir las desviaciones que se presenten.</w:t>
+        <w:t>Esquema del enfoque preventivo.</w:t>
+      </w:r>
+      <w:r>
+        <w:rPr>
+          <w:lang w:val="es-419" w:eastAsia="es-CO"/>
+        </w:rPr>
+        <w:t xml:space="preserve"> El proceso consiste en identificar los peligros, evaluar los riesgos, definir los controles en puntos críticos (PCC), realizar el monitoreo continuo y, finalmente, corregir las desviaciones que se presenten.</w:t>
       </w:r>
     </w:p>
     <w:p>
@@ -7285,39 +7529,42 @@
         <w:rPr>
           <w:rStyle w:val="Ttulo5Car"/>
         </w:rPr>
-        <w:t>Resultados en salud pública</w:t>
-      </w:r>
-      <w:r>
-        <w:rPr>
-          <w:rStyle w:val="Ttulo5Car"/>
+        <w:t>Resultados en salud pública.</w:t>
+      </w:r>
+      <w:r>
+        <w:rPr>
+          <w:lang w:val="es-419" w:eastAsia="es-CO"/>
+        </w:rPr>
+        <w:t xml:space="preserve"> Disminución de riesgos como </w:t>
+      </w:r>
+      <w:r>
+        <w:rPr>
+          <w:rStyle w:val="Extranjerismo"/>
+          <w:lang w:val="es-419" w:eastAsia="es-CO"/>
+        </w:rPr>
+        <w:t xml:space="preserve">Salmonella, E. </w:t>
+      </w:r>
+      <w:proofErr w:type="spellStart"/>
+      <w:r>
+        <w:rPr>
+          <w:rStyle w:val="Extranjerismo"/>
+          <w:lang w:val="es-419" w:eastAsia="es-CO"/>
+        </w:rPr>
+        <w:t>coli</w:t>
+      </w:r>
+      <w:proofErr w:type="spellEnd"/>
+      <w:r>
+        <w:rPr>
+          <w:rStyle w:val="Extranjerismo"/>
+          <w:lang w:val="es-419" w:eastAsia="es-CO"/>
+        </w:rPr>
+        <w:t>, Listeria</w:t>
+      </w:r>
+      <w:r>
+        <w:rPr>
+          <w:lang w:val="es-419" w:eastAsia="es-CO"/>
         </w:rPr>
         <w:t>.</w:t>
-      </w:r>
-      <w:r>
-        <w:rPr>
-          <w:lang w:val="es-419" w:eastAsia="es-CO"/>
-        </w:rPr>
-        <w:t xml:space="preserve"> </w:t>
-      </w:r>
-      <w:r>
-        <w:rPr>
-          <w:lang w:val="es-419" w:eastAsia="es-CO"/>
-        </w:rPr>
-        <w:t xml:space="preserve">Disminución de riesgos como Salmonella, E. </w:t>
-      </w:r>
-      <w:proofErr w:type="spellStart"/>
-      <w:r>
-        <w:rPr>
-          <w:lang w:val="es-419" w:eastAsia="es-CO"/>
-        </w:rPr>
-        <w:t>coli</w:t>
-      </w:r>
-      <w:proofErr w:type="spellEnd"/>
-      <w:r>
-        <w:rPr>
-          <w:lang w:val="es-419" w:eastAsia="es-CO"/>
-        </w:rPr>
-        <w:t>, Listeria.</w:t>
       </w:r>
     </w:p>
     <w:p>
@@ -7464,25 +7711,85 @@
         <w:rPr>
           <w:rStyle w:val="Ttulo5Car"/>
         </w:rPr>
-        <w:t>Productos libres de contaminantes</w:t>
-      </w:r>
+        <w:t>Productos libres de contaminantes.</w:t>
+      </w:r>
+      <w:r>
+        <w:rPr>
+          <w:lang w:val="es-419" w:eastAsia="es-CO"/>
+        </w:rPr>
+        <w:t xml:space="preserve"> La implementación de controles sanitarios reduce la presencia de agentes biológicos, químicos y físicos, garantizando alimentos seguros para el consumo humano.</w:t>
+      </w:r>
+    </w:p>
+    <w:p>
+      <w:pPr>
+        <w:pStyle w:val="Prrafodelista"/>
+        <w:numPr>
+          <w:ilvl w:val="0"/>
+          <w:numId w:val="26"/>
+        </w:numPr>
+        <w:ind w:left="993"/>
+        <w:rPr>
+          <w:lang w:val="es-419" w:eastAsia="es-CO"/>
+        </w:rPr>
+      </w:pPr>
       <w:r>
         <w:rPr>
           <w:rStyle w:val="Ttulo5Car"/>
         </w:rPr>
-        <w:t>.</w:t>
-      </w:r>
-      <w:r>
-        <w:rPr>
-          <w:lang w:val="es-419" w:eastAsia="es-CO"/>
-        </w:rPr>
+        <w:t>Mayor vida útil.</w:t>
+      </w:r>
+      <w:r>
+        <w:rPr>
+          <w:lang w:val="es-419" w:eastAsia="es-CO"/>
+        </w:rPr>
+        <w:t xml:space="preserve"> El cumplimiento de condiciones adecuadas de higiene, conservación y cadena de frío permite prolongar el tiempo de conservación del producto sin comprometer su calidad.</w:t>
+      </w:r>
+    </w:p>
+    <w:p>
+      <w:pPr>
+        <w:pStyle w:val="Prrafodelista"/>
+        <w:numPr>
+          <w:ilvl w:val="0"/>
+          <w:numId w:val="26"/>
+        </w:numPr>
+        <w:ind w:left="993"/>
+        <w:rPr>
+          <w:lang w:val="es-419" w:eastAsia="es-CO"/>
+        </w:rPr>
+      </w:pPr>
+      <w:r>
+        <w:rPr>
+          <w:rStyle w:val="Ttulo5Car"/>
+        </w:rPr>
+        <w:t>Conservación de características organolépticas.</w:t>
+      </w:r>
+      <w:r>
+        <w:rPr>
+          <w:lang w:val="es-419" w:eastAsia="es-CO"/>
+        </w:rPr>
+        <w:t xml:space="preserve"> La normatividad asegura que la carne mantenga sus propiedades sensoriales como color, olor, sabor y textura, aspectos fundamentales para la aceptación del consumidor.</w:t>
+      </w:r>
+    </w:p>
+    <w:p>
+      <w:pPr>
+        <w:pStyle w:val="Prrafodelista"/>
+        <w:numPr>
+          <w:ilvl w:val="0"/>
+          <w:numId w:val="26"/>
+        </w:numPr>
+        <w:ind w:left="993"/>
+      </w:pPr>
+      <w:r>
+        <w:rPr>
+          <w:rStyle w:val="Ttulo3Car"/>
+        </w:rPr>
+        <w:t>Relación con mercados internacionales.</w:t>
+      </w:r>
+      <w:r>
         <w:t xml:space="preserve"> </w:t>
       </w:r>
       <w:r>
-        <w:rPr>
-          <w:lang w:val="es-419" w:eastAsia="es-CO"/>
-        </w:rPr>
-        <w:t>La implementación de controles sanitarios reduce la presencia de agentes biológicos, químicos y físicos, garantizando alimentos seguros para el consumo humano.</w:t>
+        <w:t>El cumplimiento de la normatividad en la industria cárnica ofrece importantes ventajas, como el acceso a mercados internacionales mediante exportaciones, la obtención de certificaciones sanitarias que respaldan la calidad del producto y el fortalecimiento de la competitividad en el sector.</w:t>
       </w:r>
     </w:p>
     <w:p>
@@ -7499,124 +7806,16 @@
       </w:pPr>
       <w:r>
         <w:rPr>
-          <w:rStyle w:val="Ttulo5Car"/>
-        </w:rPr>
-        <w:t>Mayor vida útil</w:t>
-      </w:r>
-      <w:r>
-        <w:rPr>
-          <w:rStyle w:val="Ttulo5Car"/>
-        </w:rPr>
-        <w:t>.</w:t>
-      </w:r>
-      <w:r>
-        <w:rPr>
-          <w:lang w:val="es-419" w:eastAsia="es-CO"/>
-        </w:rPr>
-        <w:t xml:space="preserve"> </w:t>
-      </w:r>
-      <w:r>
-        <w:rPr>
-          <w:lang w:val="es-419" w:eastAsia="es-CO"/>
-        </w:rPr>
-        <w:t>El cumplimiento de condiciones adecuadas de higiene, conservación y cadena de frío permite prolongar el tiempo de conservación del producto sin comprometer su calidad.</w:t>
-      </w:r>
-    </w:p>
-    <w:p>
-      <w:pPr>
-        <w:pStyle w:val="Prrafodelista"/>
-        <w:numPr>
-          <w:ilvl w:val="0"/>
-          <w:numId w:val="26"/>
-        </w:numPr>
-        <w:ind w:left="993"/>
-        <w:rPr>
-          <w:lang w:val="es-419" w:eastAsia="es-CO"/>
-        </w:rPr>
-      </w:pPr>
-      <w:r>
-        <w:rPr>
-          <w:rStyle w:val="Ttulo5Car"/>
-        </w:rPr>
-        <w:t>Conservación de características organolépticas</w:t>
-      </w:r>
-      <w:r>
-        <w:rPr>
-          <w:rStyle w:val="Ttulo5Car"/>
-        </w:rPr>
-        <w:t>.</w:t>
-      </w:r>
-      <w:r>
-        <w:rPr>
-          <w:lang w:val="es-419" w:eastAsia="es-CO"/>
-        </w:rPr>
-        <w:t xml:space="preserve"> </w:t>
-      </w:r>
-      <w:r>
-        <w:rPr>
-          <w:lang w:val="es-419" w:eastAsia="es-CO"/>
-        </w:rPr>
-        <w:t>La normatividad asegura que la carne mantenga sus propiedades sensoriales como color, olor, sabor y textura, aspectos fundamentales para la aceptación del consumidor.</w:t>
-      </w:r>
-    </w:p>
-    <w:p>
-      <w:pPr>
-        <w:pStyle w:val="Prrafodelista"/>
-        <w:numPr>
-          <w:ilvl w:val="0"/>
-          <w:numId w:val="26"/>
-        </w:numPr>
-        <w:ind w:left="993"/>
-      </w:pPr>
-      <w:r>
-        <w:rPr>
           <w:rStyle w:val="Ttulo3Car"/>
         </w:rPr>
-        <w:t>Relación con mercados internacionales.</w:t>
-      </w:r>
-      <w:r>
-        <w:t xml:space="preserve"> </w:t>
-      </w:r>
-      <w:r>
-        <w:t>El cumplimiento de la normatividad en la industria cárnica ofrece importantes ventajas, como el acceso a mercados internacionales mediante exportaciones, la obtención de certificaciones sanitarias que respaldan la calidad del producto y el fortalecimiento de la competitividad en el sector.</w:t>
-      </w:r>
-    </w:p>
-    <w:p>
-      <w:pPr>
-        <w:pStyle w:val="Prrafodelista"/>
-        <w:numPr>
-          <w:ilvl w:val="0"/>
-          <w:numId w:val="26"/>
-        </w:numPr>
-        <w:ind w:left="993"/>
-        <w:rPr>
-          <w:lang w:val="es-419" w:eastAsia="es-CO"/>
-        </w:rPr>
-      </w:pPr>
-      <w:r>
-        <w:rPr>
-          <w:rStyle w:val="Ttulo3Car"/>
-        </w:rPr>
         <w:lastRenderedPageBreak/>
-        <w:t>Cultura sanitaria</w:t>
-      </w:r>
-      <w:r>
-        <w:rPr>
-          <w:rStyle w:val="Ttulo3Car"/>
-        </w:rPr>
-        <w:t>.</w:t>
-      </w:r>
-      <w:r>
-        <w:rPr>
-          <w:lang w:val="es-419" w:eastAsia="es-CO"/>
-        </w:rPr>
-        <w:t xml:space="preserve"> </w:t>
-      </w:r>
-      <w:r>
-        <w:rPr>
-          <w:lang w:val="es-419" w:eastAsia="es-CO"/>
-        </w:rPr>
-        <w:t>La normatividad en la industria cárnica aporta significativamente al talento humano al promover la capacitación del personal, fortalecer la conciencia sobre la inocuidad de los alimentos y fomentar la responsabilidad en cada etapa de la cadena productiva.</w:t>
+        <w:t>Cultura sanitaria.</w:t>
+      </w:r>
+      <w:r>
+        <w:rPr>
+          <w:lang w:val="es-419" w:eastAsia="es-CO"/>
+        </w:rPr>
+        <w:t xml:space="preserve"> La normatividad en la industria cárnica aporta significativamente al talento humano al promover la capacitación del personal, fortalecer la conciencia sobre la inocuidad de los alimentos y fomentar la responsabilidad en cada etapa de la cadena productiva.</w:t>
       </w:r>
     </w:p>
     <w:p>
@@ -7639,7 +7838,19 @@
         <w:rPr>
           <w:lang w:val="es-419" w:eastAsia="es-CO"/>
         </w:rPr>
-        <w:t>La inocuidad en la industria cárnica depende directamente de los equipos, utensilios e infraestructura, los cuales deben cumplir estrictamente con la normativa vigente, como el Decreto 2674 de 2013, la Resolución 240 de 2013 y el Decreto 1500 de 2007. A continuación, se detallará como se relacionan entre sí:</w:t>
+        <w:t>La inocuidad en la industria cárnica depende directamente de los equipos, utensilios e infraestructura, los cuales deben cumplir estrictamente con la normativa vigente, como el Decreto 2674 de 2013, la Resolución 240 de 2013 y el Decreto 1500 de 2007. A continuación, se detallará c</w:t>
+      </w:r>
+      <w:r>
+        <w:rPr>
+          <w:lang w:val="es-419" w:eastAsia="es-CO"/>
+        </w:rPr>
+        <w:t>ó</w:t>
+      </w:r>
+      <w:r>
+        <w:rPr>
+          <w:lang w:val="es-419" w:eastAsia="es-CO"/>
+        </w:rPr>
+        <w:t>mo se relacionan entre sí:</w:t>
       </w:r>
     </w:p>
     <w:p>
@@ -7679,7 +7890,7 @@
         <w:rPr>
           <w:lang w:val="es-419" w:eastAsia="es-CO"/>
         </w:rPr>
-        <w:t>Superficies lisas.</w:t>
+        <w:t>Superficies lisas</w:t>
       </w:r>
     </w:p>
     <w:p>
@@ -7698,7 +7909,7 @@
         <w:rPr>
           <w:lang w:val="es-419" w:eastAsia="es-CO"/>
         </w:rPr>
-        <w:t>No porosas.</w:t>
+        <w:t>No porosas</w:t>
       </w:r>
     </w:p>
     <w:p>
@@ -7717,7 +7928,7 @@
         <w:rPr>
           <w:lang w:val="es-419" w:eastAsia="es-CO"/>
         </w:rPr>
-        <w:t>Sin grietas.</w:t>
+        <w:t>Sin grietas</w:t>
       </w:r>
     </w:p>
     <w:p>
@@ -7736,20 +7947,32 @@
         <w:rPr>
           <w:lang w:val="es-419" w:eastAsia="es-CO"/>
         </w:rPr>
-        <w:t>Fácil limpieza.</w:t>
-      </w:r>
-    </w:p>
-    <w:p>
-      <w:pPr>
-        <w:rPr>
-          <w:lang w:val="es-419" w:eastAsia="es-CO"/>
-        </w:rPr>
-      </w:pPr>
-      <w:r>
-        <w:rPr>
-          <w:lang w:val="es-419" w:eastAsia="es-CO"/>
-        </w:rPr>
-        <w:t>Evita acumulación de microorganismos.</w:t>
+        <w:t>Fácil limpieza</w:t>
+      </w:r>
+    </w:p>
+    <w:p>
+      <w:pPr>
+        <w:rPr>
+          <w:lang w:val="es-419" w:eastAsia="es-CO"/>
+        </w:rPr>
+      </w:pPr>
+      <w:r>
+        <w:rPr>
+          <w:lang w:val="es-419" w:eastAsia="es-CO"/>
+        </w:rPr>
+        <w:t>Evita</w:t>
+      </w:r>
+      <w:r>
+        <w:rPr>
+          <w:lang w:val="es-419" w:eastAsia="es-CO"/>
+        </w:rPr>
+        <w:t xml:space="preserve"> la</w:t>
+      </w:r>
+      <w:r>
+        <w:rPr>
+          <w:lang w:val="es-419" w:eastAsia="es-CO"/>
+        </w:rPr>
+        <w:t xml:space="preserve"> acumulación de microorganismos.</w:t>
       </w:r>
     </w:p>
     <w:p>
@@ -7808,7 +8031,19 @@
         <w:rPr>
           <w:lang w:val="es-419" w:eastAsia="es-CO"/>
         </w:rPr>
-        <w:t>Plásticos grado alimenticio.</w:t>
+        <w:t xml:space="preserve">Plásticos </w:t>
+      </w:r>
+      <w:r>
+        <w:rPr>
+          <w:lang w:val="es-419" w:eastAsia="es-CO"/>
+        </w:rPr>
+        <w:t xml:space="preserve">de </w:t>
+      </w:r>
+      <w:r>
+        <w:rPr>
+          <w:lang w:val="es-419" w:eastAsia="es-CO"/>
+        </w:rPr>
+        <w:t>grado alimenticio.</w:t>
       </w:r>
     </w:p>
     <w:p>
@@ -7848,7 +8083,7 @@
         <w:rPr>
           <w:lang w:val="es-419" w:eastAsia="es-CO"/>
         </w:rPr>
-        <w:t>Madera.</w:t>
+        <w:t>Madera</w:t>
       </w:r>
     </w:p>
     <w:p>
@@ -7867,7 +8102,7 @@
         <w:rPr>
           <w:lang w:val="es-419" w:eastAsia="es-CO"/>
         </w:rPr>
-        <w:t>Metales oxidados.</w:t>
+        <w:t>Metales oxidados</w:t>
       </w:r>
     </w:p>
     <w:p>
@@ -7886,7 +8121,7 @@
         <w:rPr>
           <w:lang w:val="es-419" w:eastAsia="es-CO"/>
         </w:rPr>
-        <w:t>Materiales porosos.</w:t>
+        <w:t>Materiales porosos</w:t>
       </w:r>
     </w:p>
     <w:p>
@@ -8095,7 +8330,7 @@
         <w:rPr>
           <w:lang w:val="es-419" w:eastAsia="es-CO"/>
         </w:rPr>
-        <w:t>Preventivo.</w:t>
+        <w:t>Preventivo</w:t>
       </w:r>
     </w:p>
     <w:p>
@@ -8114,7 +8349,13 @@
         <w:rPr>
           <w:lang w:val="es-419" w:eastAsia="es-CO"/>
         </w:rPr>
-        <w:t>Correctivo.</w:t>
+        <w:t>Correctiv</w:t>
+      </w:r>
+      <w:r>
+        <w:rPr>
+          <w:lang w:val="es-419" w:eastAsia="es-CO"/>
+        </w:rPr>
+        <w:t>o</w:t>
       </w:r>
     </w:p>
     <w:p>
@@ -8147,7 +8388,19 @@
           <w:lang w:val="es-419" w:eastAsia="es-CO"/>
         </w:rPr>
         <w:lastRenderedPageBreak/>
-        <w:t>Lubricación grado alimenticio.</w:t>
+        <w:t>Lubricación</w:t>
+      </w:r>
+      <w:r>
+        <w:rPr>
+          <w:lang w:val="es-419" w:eastAsia="es-CO"/>
+        </w:rPr>
+        <w:t xml:space="preserve"> de</w:t>
+      </w:r>
+      <w:r>
+        <w:rPr>
+          <w:lang w:val="es-419" w:eastAsia="es-CO"/>
+        </w:rPr>
+        <w:t xml:space="preserve"> grado alimenticio</w:t>
       </w:r>
     </w:p>
     <w:p>
@@ -8166,7 +8419,7 @@
         <w:rPr>
           <w:lang w:val="es-419" w:eastAsia="es-CO"/>
         </w:rPr>
-        <w:t>Cambio de piezas.</w:t>
+        <w:t>Cambio de piezas</w:t>
       </w:r>
     </w:p>
     <w:p>
@@ -8185,7 +8438,7 @@
         <w:rPr>
           <w:lang w:val="es-419" w:eastAsia="es-CO"/>
         </w:rPr>
-        <w:t>Inspecciones.</w:t>
+        <w:t>Inspecciones</w:t>
       </w:r>
     </w:p>
     <w:p>
@@ -8742,7 +8995,49 @@
         <w:rPr>
           <w:lang w:val="es-419" w:eastAsia="es-CO"/>
         </w:rPr>
-        <w:t>Son considerados Puntos Críticos de Control (PCC) en HACCP</w:t>
+        <w:t xml:space="preserve">Son considerados </w:t>
+      </w:r>
+      <w:r>
+        <w:rPr>
+          <w:lang w:val="es-419" w:eastAsia="es-CO"/>
+        </w:rPr>
+        <w:t>p</w:t>
+      </w:r>
+      <w:r>
+        <w:rPr>
+          <w:lang w:val="es-419" w:eastAsia="es-CO"/>
+        </w:rPr>
+        <w:t xml:space="preserve">untos </w:t>
+      </w:r>
+      <w:r>
+        <w:rPr>
+          <w:lang w:val="es-419" w:eastAsia="es-CO"/>
+        </w:rPr>
+        <w:t>c</w:t>
+      </w:r>
+      <w:r>
+        <w:rPr>
+          <w:lang w:val="es-419" w:eastAsia="es-CO"/>
+        </w:rPr>
+        <w:t xml:space="preserve">ríticos de </w:t>
+      </w:r>
+      <w:r>
+        <w:rPr>
+          <w:lang w:val="es-419" w:eastAsia="es-CO"/>
+        </w:rPr>
+        <w:t>c</w:t>
+      </w:r>
+      <w:r>
+        <w:rPr>
+          <w:lang w:val="es-419" w:eastAsia="es-CO"/>
+        </w:rPr>
+        <w:t>ontrol (PCC) en HACCP</w:t>
+      </w:r>
+      <w:r>
+        <w:rPr>
+          <w:lang w:val="es-419" w:eastAsia="es-CO"/>
+        </w:rPr>
+        <w:t>.</w:t>
       </w:r>
     </w:p>
     <w:p>
@@ -9305,13 +9600,37 @@
         <w:rPr>
           <w:lang w:val="es-419" w:eastAsia="es-CO"/>
         </w:rPr>
-        <w:t xml:space="preserve">- </w:t>
-      </w:r>
-      <w:r>
-        <w:rPr>
-          <w:lang w:val="es-419" w:eastAsia="es-CO"/>
-        </w:rPr>
-        <w:t>Las plantas donde fabriquen productos a base de carne deben estar ubicados en sitios libres de toda contaminación, pues ésta puede generar peligros de insalubridad y contaminación para la carne.</w:t>
+        <w:t>.</w:t>
+      </w:r>
+      <w:r>
+        <w:rPr>
+          <w:lang w:val="es-419" w:eastAsia="es-CO"/>
+        </w:rPr>
+        <w:t xml:space="preserve"> Las plantas donde fabriquen productos a base de carne deben estar ubicad</w:t>
+      </w:r>
+      <w:r>
+        <w:rPr>
+          <w:lang w:val="es-419" w:eastAsia="es-CO"/>
+        </w:rPr>
+        <w:t>a</w:t>
+      </w:r>
+      <w:r>
+        <w:rPr>
+          <w:lang w:val="es-419" w:eastAsia="es-CO"/>
+        </w:rPr>
+        <w:t xml:space="preserve">s en sitios libres de toda contaminación, pues </w:t>
+      </w:r>
+      <w:r>
+        <w:rPr>
+          <w:lang w:val="es-419" w:eastAsia="es-CO"/>
+        </w:rPr>
+        <w:t>esta</w:t>
+      </w:r>
+      <w:r>
+        <w:rPr>
+          <w:lang w:val="es-419" w:eastAsia="es-CO"/>
+        </w:rPr>
+        <w:t xml:space="preserve"> puede generar peligros de insalubridad y contaminación para la carne.</w:t>
       </w:r>
     </w:p>
     <w:p>
@@ -9336,13 +9655,7 @@
         <w:rPr>
           <w:lang w:val="es-419" w:eastAsia="es-CO"/>
         </w:rPr>
-        <w:t xml:space="preserve">. </w:t>
-      </w:r>
-      <w:r>
-        <w:rPr>
-          <w:lang w:val="es-419" w:eastAsia="es-CO"/>
-        </w:rPr>
-        <w:t>La planta de transformación de productos cárnicos debe ser diseñada de manera que no permita la entrada de ningún polvo, roedores o cualquier tipo de contaminación. Las áreas de proceso deben estar bien distribuidas de manera tal que eviten la contaminación cruzada entre procedimientos.</w:t>
+        <w:t>. La planta de transformación de productos cárnicos debe ser diseñada de manera que no permita la entrada de ningún polvo, roedores o cualquier tipo de contaminación. Las áreas de proceso deben estar bien distribuidas de manera tal que eviten la contaminación cruzada entre procedimientos.</w:t>
       </w:r>
     </w:p>
     <w:p>
@@ -9361,25 +9674,113 @@
         <w:rPr>
           <w:rStyle w:val="Ttulo5Car"/>
         </w:rPr>
-        <w:t>Pisos y drenajes</w:t>
+        <w:t xml:space="preserve">Pisos y drenajes. </w:t>
       </w:r>
       <w:r>
         <w:rPr>
           <w:rStyle w:val="Ttulo5Car"/>
-        </w:rPr>
-        <w:t xml:space="preserve">. </w:t>
-      </w:r>
+          <w:b w:val="0"/>
+          <w:bCs/>
+        </w:rPr>
+        <w:t>Los</w:t>
+      </w:r>
+      <w:r>
+        <w:rPr>
+          <w:lang w:val="es-419" w:eastAsia="es-CO"/>
+        </w:rPr>
+        <w:t xml:space="preserve"> pisos de la planta de producción de derivados cárnicos deben ser construidos en materiales no porosos e impermeables, y que no generen ningún tipo de contaminación</w:t>
+      </w:r>
+      <w:r>
+        <w:rPr>
+          <w:lang w:val="es-419" w:eastAsia="es-CO"/>
+        </w:rPr>
+        <w:t>;</w:t>
+      </w:r>
+      <w:r>
+        <w:rPr>
+          <w:lang w:val="es-419" w:eastAsia="es-CO"/>
+        </w:rPr>
+        <w:t xml:space="preserve"> además</w:t>
+      </w:r>
+      <w:r>
+        <w:rPr>
+          <w:lang w:val="es-419" w:eastAsia="es-CO"/>
+        </w:rPr>
+        <w:t>,</w:t>
+      </w:r>
+      <w:r>
+        <w:rPr>
+          <w:lang w:val="es-419" w:eastAsia="es-CO"/>
+        </w:rPr>
+        <w:t xml:space="preserve"> deben ser de fácil limpieza y desinfección.</w:t>
+      </w:r>
+    </w:p>
+    <w:p>
+      <w:pPr>
+        <w:pStyle w:val="Prrafodelista"/>
+        <w:numPr>
+          <w:ilvl w:val="0"/>
+          <w:numId w:val="41"/>
+        </w:numPr>
+        <w:ind w:left="993"/>
+        <w:rPr>
+          <w:lang w:val="es-419" w:eastAsia="es-CO"/>
+        </w:rPr>
+      </w:pPr>
       <w:r>
         <w:rPr>
           <w:rStyle w:val="Ttulo5Car"/>
         </w:rPr>
-        <w:t>Los</w:t>
-      </w:r>
-      <w:r>
-        <w:rPr>
-          <w:lang w:val="es-419" w:eastAsia="es-CO"/>
-        </w:rPr>
-        <w:t xml:space="preserve"> pisos de la planta de producción de derivados cárnicos deben ser construidos en materiales no porosos e impermeables, y que no generen ningún tipo de contaminación, además deben ser de fácil limpieza y desinfección.</w:t>
+        <w:t>Paredes.</w:t>
+      </w:r>
+      <w:r>
+        <w:rPr>
+          <w:lang w:val="es-419" w:eastAsia="es-CO"/>
+        </w:rPr>
+        <w:t xml:space="preserve"> Las paredes del área de producción de productos cárnicos deben ser </w:t>
+      </w:r>
+      <w:r>
+        <w:rPr>
+          <w:lang w:val="es-419" w:eastAsia="es-CO"/>
+        </w:rPr>
+        <w:t>de</w:t>
+      </w:r>
+      <w:r>
+        <w:rPr>
+          <w:lang w:val="es-419" w:eastAsia="es-CO"/>
+        </w:rPr>
+        <w:t xml:space="preserve"> colores claros, resistente</w:t>
+      </w:r>
+      <w:r>
+        <w:rPr>
+          <w:lang w:val="es-419" w:eastAsia="es-CO"/>
+        </w:rPr>
+        <w:t>s</w:t>
+      </w:r>
+      <w:r>
+        <w:rPr>
+          <w:lang w:val="es-419" w:eastAsia="es-CO"/>
+        </w:rPr>
+        <w:t xml:space="preserve"> y de fácil limpieza y desinfección</w:t>
+      </w:r>
+      <w:r>
+        <w:rPr>
+          <w:lang w:val="es-419" w:eastAsia="es-CO"/>
+        </w:rPr>
+        <w:t>;</w:t>
+      </w:r>
+      <w:r>
+        <w:rPr>
+          <w:lang w:val="es-419" w:eastAsia="es-CO"/>
+        </w:rPr>
+        <w:t xml:space="preserve"> las uniones </w:t>
+      </w:r>
+      <w:r>
+        <w:rPr>
+          <w:lang w:val="es-419" w:eastAsia="es-CO"/>
+        </w:rPr>
+        <w:lastRenderedPageBreak/>
+        <w:t>entre las paredes deben ser de forma redondeada para así evitar la acumulación de cualquier tipo de suciedad.</w:t>
       </w:r>
     </w:p>
     <w:p>
@@ -9398,40 +9799,145 @@
         <w:rPr>
           <w:rStyle w:val="Ttulo5Car"/>
         </w:rPr>
-        <w:t>Paredes</w:t>
-      </w:r>
+        <w:t>Techos</w:t>
+      </w:r>
+      <w:r>
+        <w:rPr>
+          <w:lang w:val="es-419" w:eastAsia="es-CO"/>
+        </w:rPr>
+        <w:t>. Los techos deben estar diseñados de manera que no se acumule ningún tipo de suciedad ni patógenos como hongos.</w:t>
+      </w:r>
+    </w:p>
+    <w:p>
+      <w:pPr>
+        <w:pStyle w:val="Prrafodelista"/>
+        <w:numPr>
+          <w:ilvl w:val="0"/>
+          <w:numId w:val="41"/>
+        </w:numPr>
+        <w:ind w:left="993"/>
+        <w:rPr>
+          <w:lang w:val="es-419" w:eastAsia="es-CO"/>
+        </w:rPr>
+      </w:pPr>
       <w:r>
         <w:rPr>
           <w:rStyle w:val="Ttulo5Car"/>
         </w:rPr>
-        <w:t>.</w:t>
-      </w:r>
-      <w:r>
-        <w:rPr>
-          <w:lang w:val="es-419" w:eastAsia="es-CO"/>
-        </w:rPr>
-        <w:t xml:space="preserve"> </w:t>
-      </w:r>
-      <w:r>
-        <w:rPr>
-          <w:lang w:val="es-419" w:eastAsia="es-CO"/>
-        </w:rPr>
-        <w:t xml:space="preserve">Las paredes del área de producción de productos cárnicos deben ser en colores claros, resistente y de fácil limpieza y desinfección, las uniones entre </w:t>
-      </w:r>
-      <w:r>
-        <w:rPr>
-          <w:lang w:val="es-419" w:eastAsia="es-CO"/>
+        <w:t>Puertas.</w:t>
+      </w:r>
+      <w:r>
+        <w:rPr>
+          <w:lang w:val="es-419" w:eastAsia="es-CO"/>
+        </w:rPr>
+        <w:t xml:space="preserve"> Las puertas en la planta de proceso deben ser amplias, que permitan la entrada de materias primas y la salida de desechos y productos terminados, además deben tener dispositivos de cierre automático y ajuste hermético, las superficies de éstas no deben ser para nada absorbentes y los orificios entre la puerta y el exterior deben ser lo más reducido posible para que no permita la entrada de ninguna plaga o roedores. De la recepción de materia prima al área de proceso debe haber doble puerta.</w:t>
+      </w:r>
+    </w:p>
+    <w:p>
+      <w:pPr>
+        <w:pStyle w:val="Prrafodelista"/>
+        <w:numPr>
+          <w:ilvl w:val="0"/>
+          <w:numId w:val="41"/>
+        </w:numPr>
+        <w:ind w:left="993"/>
+        <w:rPr>
+          <w:lang w:val="es-419" w:eastAsia="es-CO"/>
+        </w:rPr>
+      </w:pPr>
+      <w:r>
+        <w:rPr>
+          <w:rStyle w:val="Ttulo5Car"/>
+        </w:rPr>
+        <w:t>Iluminación.</w:t>
+      </w:r>
+      <w:r>
+        <w:rPr>
+          <w:lang w:val="es-419" w:eastAsia="es-CO"/>
+        </w:rPr>
+        <w:t xml:space="preserve"> La iluminación de las áreas de proceso de los productos cárnicos puede ser natural o artificial, por medio de ventanas, lámparas o claraboyas, y los accesorios que cubren las lámparas deben estar protegidos para evitar que contaminen físicamente el producto si se rompen. La iluminación debe estar bien distribuida.</w:t>
+      </w:r>
+    </w:p>
+    <w:p>
+      <w:pPr>
+        <w:pStyle w:val="Prrafodelista"/>
+        <w:numPr>
+          <w:ilvl w:val="0"/>
+          <w:numId w:val="41"/>
+        </w:numPr>
+        <w:ind w:left="993"/>
+        <w:rPr>
+          <w:lang w:val="es-419" w:eastAsia="es-CO"/>
+        </w:rPr>
+      </w:pPr>
+      <w:r>
+        <w:rPr>
+          <w:rStyle w:val="Ttulo5Car"/>
+        </w:rPr>
+        <w:t>Ventilación.</w:t>
+      </w:r>
+      <w:r>
+        <w:rPr>
+          <w:lang w:val="es-419" w:eastAsia="es-CO"/>
+        </w:rPr>
+        <w:t xml:space="preserve"> La ventilación en el área de planta de proceso de productos cárnicos debe ser adecuada para prevenir la condensación de vapor, polvo y eliminación de calor.</w:t>
+      </w:r>
+    </w:p>
+    <w:p>
+      <w:pPr>
+        <w:pStyle w:val="Ttulo2"/>
+      </w:pPr>
+      <w:bookmarkStart w:id="8" w:name="_Toc230628039"/>
+      <w:r>
+        <w:t>Equipos y utensilios en el procesamiento de carne</w:t>
+      </w:r>
+      <w:bookmarkEnd w:id="8"/>
+    </w:p>
+    <w:p>
+      <w:pPr>
+        <w:rPr>
+          <w:lang w:val="es-419" w:eastAsia="es-CO"/>
+        </w:rPr>
+      </w:pPr>
+      <w:r>
+        <w:rPr>
+          <w:lang w:val="es-419" w:eastAsia="es-CO"/>
+        </w:rPr>
+        <w:t>Los equipos son clave para la inocuidad por su contacto directo con el alimento y deben cumplir requisitos normativos y condiciones sanitarias adecuadas.</w:t>
+      </w:r>
+    </w:p>
+    <w:p>
+      <w:pPr>
+        <w:pStyle w:val="Prrafodelista"/>
+        <w:numPr>
+          <w:ilvl w:val="0"/>
+          <w:numId w:val="42"/>
+        </w:numPr>
+        <w:ind w:left="993"/>
+        <w:rPr>
+          <w:lang w:val="es-419" w:eastAsia="es-CO"/>
+        </w:rPr>
+      </w:pPr>
+      <w:r>
+        <w:rPr>
+          <w:rStyle w:val="Ttulo5Car"/>
         </w:rPr>
         <w:lastRenderedPageBreak/>
-        <w:t>las paredes deben ser de forma redondeada para así evitar la acumulación de cualquier tipo de suciedad.</w:t>
-      </w:r>
-    </w:p>
-    <w:p>
-      <w:pPr>
-        <w:pStyle w:val="Prrafodelista"/>
-        <w:numPr>
-          <w:ilvl w:val="0"/>
-          <w:numId w:val="41"/>
+        <w:t>Requisitos normativos.</w:t>
+      </w:r>
+      <w:r>
+        <w:rPr>
+          <w:lang w:val="es-419" w:eastAsia="es-CO"/>
+        </w:rPr>
+        <w:t xml:space="preserve"> Los equipos deben contar con un diseño higiénico, ser de fácil limpieza y desinfección, resistentes a la corrosión y no generar ningún tipo de contaminación que afecte la inocuidad del alimento.</w:t>
+      </w:r>
+    </w:p>
+    <w:p>
+      <w:pPr>
+        <w:pStyle w:val="Prrafodelista"/>
+        <w:numPr>
+          <w:ilvl w:val="0"/>
+          <w:numId w:val="42"/>
         </w:numPr>
         <w:ind w:left="993"/>
         <w:rPr>
@@ -9442,27 +9948,21 @@
         <w:rPr>
           <w:rStyle w:val="Ttulo5Car"/>
         </w:rPr>
-        <w:t>Techos</w:t>
-      </w:r>
-      <w:r>
-        <w:rPr>
-          <w:lang w:val="es-419" w:eastAsia="es-CO"/>
-        </w:rPr>
-        <w:t xml:space="preserve">. </w:t>
-      </w:r>
-      <w:r>
-        <w:rPr>
-          <w:lang w:val="es-419" w:eastAsia="es-CO"/>
-        </w:rPr>
-        <w:t>Los techos deben estar diseñados de manera que no se acumule ningún tipo de suciedad ni patógenos como hongos.</w:t>
-      </w:r>
-    </w:p>
-    <w:p>
-      <w:pPr>
-        <w:pStyle w:val="Prrafodelista"/>
-        <w:numPr>
-          <w:ilvl w:val="0"/>
-          <w:numId w:val="41"/>
+        <w:t>Equipos utilizados.</w:t>
+      </w:r>
+      <w:r>
+        <w:rPr>
+          <w:lang w:val="es-419" w:eastAsia="es-CO"/>
+        </w:rPr>
+        <w:t xml:space="preserve"> En la industria cárnica se emplean equipos como molinos, sierras, mesas de corte, tanques y cámaras de refrigeración, esenciales para el procesamiento y conservación de la carne.</w:t>
+      </w:r>
+    </w:p>
+    <w:p>
+      <w:pPr>
+        <w:pStyle w:val="Prrafodelista"/>
+        <w:numPr>
+          <w:ilvl w:val="0"/>
+          <w:numId w:val="42"/>
         </w:numPr>
         <w:ind w:left="993"/>
         <w:rPr>
@@ -9473,240 +9973,19 @@
         <w:rPr>
           <w:rStyle w:val="Ttulo5Car"/>
         </w:rPr>
-        <w:t>Puertas</w:t>
-      </w:r>
-      <w:r>
-        <w:rPr>
-          <w:rStyle w:val="Ttulo5Car"/>
-        </w:rPr>
-        <w:t>.</w:t>
-      </w:r>
-      <w:r>
-        <w:rPr>
-          <w:lang w:val="es-419" w:eastAsia="es-CO"/>
-        </w:rPr>
-        <w:t xml:space="preserve"> </w:t>
-      </w:r>
-      <w:r>
-        <w:rPr>
-          <w:lang w:val="es-419" w:eastAsia="es-CO"/>
-        </w:rPr>
-        <w:t>Las puertas en la planta de proceso deben ser amplias, que permitan la entrada de materias primas y la salida de desechos y productos terminados, además deben tener dispositivos de cierre automático y ajuste hermético, las superficies de éstas no deben ser para nada absorbentes y los orificios entre la puerta y el exterior deben ser lo más reducido posible para que no permita la entrada de ninguna plaga o roedores. De la recepción de materia prima al área de proceso debe haber doble puerta.</w:t>
-      </w:r>
-    </w:p>
-    <w:p>
-      <w:pPr>
-        <w:pStyle w:val="Prrafodelista"/>
-        <w:numPr>
-          <w:ilvl w:val="0"/>
-          <w:numId w:val="41"/>
-        </w:numPr>
-        <w:ind w:left="993"/>
-        <w:rPr>
-          <w:lang w:val="es-419" w:eastAsia="es-CO"/>
-        </w:rPr>
-      </w:pPr>
-      <w:r>
-        <w:rPr>
-          <w:rStyle w:val="Ttulo5Car"/>
-        </w:rPr>
-        <w:t>Iluminación</w:t>
-      </w:r>
-      <w:r>
-        <w:rPr>
-          <w:rStyle w:val="Ttulo5Car"/>
-        </w:rPr>
-        <w:t>.</w:t>
-      </w:r>
-      <w:r>
-        <w:rPr>
-          <w:lang w:val="es-419" w:eastAsia="es-CO"/>
-        </w:rPr>
-        <w:t xml:space="preserve"> </w:t>
-      </w:r>
-      <w:r>
-        <w:rPr>
-          <w:lang w:val="es-419" w:eastAsia="es-CO"/>
-        </w:rPr>
-        <w:t>La iluminación de las áreas de proceso de los productos cárnicos puede ser natural o artificial, por medio de ventanas, lámparas o claraboyas, y los accesorios que cubren las lámparas deben estar protegidos para evitar que contaminen físicamente el producto si se rompen. La iluminación debe estar bien distribuida.</w:t>
-      </w:r>
-    </w:p>
-    <w:p>
-      <w:pPr>
-        <w:pStyle w:val="Prrafodelista"/>
-        <w:numPr>
-          <w:ilvl w:val="0"/>
-          <w:numId w:val="41"/>
-        </w:numPr>
-        <w:ind w:left="993"/>
-        <w:rPr>
-          <w:lang w:val="es-419" w:eastAsia="es-CO"/>
-        </w:rPr>
-      </w:pPr>
-      <w:r>
-        <w:rPr>
-          <w:rStyle w:val="Ttulo5Car"/>
-        </w:rPr>
-        <w:t>Ventilación</w:t>
-      </w:r>
-      <w:r>
-        <w:rPr>
-          <w:rStyle w:val="Ttulo5Car"/>
-        </w:rPr>
-        <w:t>.</w:t>
-      </w:r>
-      <w:r>
-        <w:rPr>
-          <w:lang w:val="es-419" w:eastAsia="es-CO"/>
-        </w:rPr>
-        <w:t xml:space="preserve"> </w:t>
-      </w:r>
-      <w:r>
-        <w:rPr>
-          <w:lang w:val="es-419" w:eastAsia="es-CO"/>
-        </w:rPr>
-        <w:t>La ventilación en el área de planta de proceso de productos cárnicos debe ser adecuada para prevenir la condensación de vapor, polvo y eliminación de calor.</w:t>
+        <w:t>Condiciones sanitarias.</w:t>
+      </w:r>
+      <w:r>
+        <w:rPr>
+          <w:lang w:val="es-419" w:eastAsia="es-CO"/>
+        </w:rPr>
+        <w:t xml:space="preserve"> Los equipos deben mantenerse bajo estrictas condiciones sanitarias, incluyendo limpieza y desinfección frecuente, mantenimiento preventivo y uso exclusivo para alimentos, con el fin de garantizar la inocuidad.</w:t>
       </w:r>
     </w:p>
     <w:p>
       <w:pPr>
         <w:pStyle w:val="Ttulo2"/>
       </w:pPr>
-      <w:bookmarkStart w:id="8" w:name="_Toc230628039"/>
-      <w:r>
-        <w:t>Equipos y utensilios en el procesamiento de carne</w:t>
-      </w:r>
-      <w:bookmarkEnd w:id="8"/>
-    </w:p>
-    <w:p>
-      <w:pPr>
-        <w:rPr>
-          <w:lang w:val="es-419" w:eastAsia="es-CO"/>
-        </w:rPr>
-      </w:pPr>
-      <w:r>
-        <w:rPr>
-          <w:lang w:val="es-419" w:eastAsia="es-CO"/>
-        </w:rPr>
-        <w:t>Los equipos son clave para la inocuidad por su contacto directo con el alimento y deben cumplir requisitos normativos y condiciones sanitarias adecuadas.</w:t>
-      </w:r>
-    </w:p>
-    <w:p>
-      <w:pPr>
-        <w:pStyle w:val="Prrafodelista"/>
-        <w:numPr>
-          <w:ilvl w:val="0"/>
-          <w:numId w:val="42"/>
-        </w:numPr>
-        <w:ind w:left="993"/>
-        <w:rPr>
-          <w:lang w:val="es-419" w:eastAsia="es-CO"/>
-        </w:rPr>
-      </w:pPr>
-      <w:r>
-        <w:rPr>
-          <w:rStyle w:val="Ttulo5Car"/>
-        </w:rPr>
-        <w:lastRenderedPageBreak/>
-        <w:t>Requisitos normativos</w:t>
-      </w:r>
-      <w:r>
-        <w:rPr>
-          <w:rStyle w:val="Ttulo5Car"/>
-        </w:rPr>
-        <w:t>.</w:t>
-      </w:r>
-      <w:r>
-        <w:rPr>
-          <w:lang w:val="es-419" w:eastAsia="es-CO"/>
-        </w:rPr>
-        <w:t xml:space="preserve"> </w:t>
-      </w:r>
-      <w:r>
-        <w:rPr>
-          <w:lang w:val="es-419" w:eastAsia="es-CO"/>
-        </w:rPr>
-        <w:t>Los equipos deben contar con un diseño higiénico, ser de fácil limpieza y desinfección, resistentes a la corrosión y no generar ningún tipo de contaminación que afecte la inocuidad del alimento.</w:t>
-      </w:r>
-    </w:p>
-    <w:p>
-      <w:pPr>
-        <w:pStyle w:val="Prrafodelista"/>
-        <w:numPr>
-          <w:ilvl w:val="0"/>
-          <w:numId w:val="42"/>
-        </w:numPr>
-        <w:ind w:left="993"/>
-        <w:rPr>
-          <w:lang w:val="es-419" w:eastAsia="es-CO"/>
-        </w:rPr>
-      </w:pPr>
-      <w:r>
-        <w:rPr>
-          <w:rStyle w:val="Ttulo5Car"/>
-        </w:rPr>
-        <w:t>Equipos utilizados</w:t>
-      </w:r>
-      <w:r>
-        <w:rPr>
-          <w:rStyle w:val="Ttulo5Car"/>
-        </w:rPr>
-        <w:t>.</w:t>
-      </w:r>
-      <w:r>
-        <w:rPr>
-          <w:lang w:val="es-419" w:eastAsia="es-CO"/>
-        </w:rPr>
-        <w:t xml:space="preserve"> </w:t>
-      </w:r>
-      <w:r>
-        <w:rPr>
-          <w:lang w:val="es-419" w:eastAsia="es-CO"/>
-        </w:rPr>
-        <w:t>En la industria cárnica se emplean equipos como molinos, sierras, mesas de corte, tanques y cámaras de refrigeración, esenciales para el procesamiento y conservación de la carne.</w:t>
-      </w:r>
-    </w:p>
-    <w:p>
-      <w:pPr>
-        <w:pStyle w:val="Prrafodelista"/>
-        <w:numPr>
-          <w:ilvl w:val="0"/>
-          <w:numId w:val="42"/>
-        </w:numPr>
-        <w:ind w:left="993"/>
-        <w:rPr>
-          <w:lang w:val="es-419" w:eastAsia="es-CO"/>
-        </w:rPr>
-      </w:pPr>
-      <w:r>
-        <w:rPr>
-          <w:rStyle w:val="Ttulo5Car"/>
-        </w:rPr>
-        <w:t>Condiciones sanitarias</w:t>
-      </w:r>
-      <w:r>
-        <w:rPr>
-          <w:rStyle w:val="Ttulo5Car"/>
-        </w:rPr>
-        <w:t>.</w:t>
-      </w:r>
-      <w:r>
-        <w:rPr>
-          <w:lang w:val="es-419" w:eastAsia="es-CO"/>
-        </w:rPr>
-        <w:t xml:space="preserve"> </w:t>
-      </w:r>
-      <w:r>
-        <w:rPr>
-          <w:lang w:val="es-419" w:eastAsia="es-CO"/>
-        </w:rPr>
-        <w:t>Los equipos deben mantenerse bajo estrictas condiciones sanitarias, incluyendo limpieza y desinfección frecuente, mantenimiento preventivo y uso exclusivo para alimentos, con el fin de garantizar la inocuidad.</w:t>
-      </w:r>
-    </w:p>
-    <w:p>
-      <w:pPr>
-        <w:pStyle w:val="Ttulo2"/>
-      </w:pPr>
       <w:bookmarkStart w:id="9" w:name="_Toc230628040"/>
       <w:r>
         <w:t>Materiales aptos para contacto con alimentos</w:t>
@@ -9769,7 +10048,19 @@
         <w:rPr>
           <w:lang w:val="es-419" w:eastAsia="es-CO"/>
         </w:rPr>
-        <w:t>Plásticos grado alimenticio</w:t>
+        <w:t>Plásticos</w:t>
+      </w:r>
+      <w:r>
+        <w:rPr>
+          <w:lang w:val="es-419" w:eastAsia="es-CO"/>
+        </w:rPr>
+        <w:t xml:space="preserve"> de</w:t>
+      </w:r>
+      <w:r>
+        <w:rPr>
+          <w:lang w:val="es-419" w:eastAsia="es-CO"/>
+        </w:rPr>
+        <w:t xml:space="preserve"> grado alimenticio</w:t>
       </w:r>
     </w:p>
     <w:p>
@@ -9890,6 +10181,12 @@
         </w:rPr>
         <w:t>Evitan contaminación química</w:t>
       </w:r>
+      <w:r>
+        <w:rPr>
+          <w:lang w:val="es-419" w:eastAsia="es-CO"/>
+        </w:rPr>
+        <w:t>.</w:t>
+      </w:r>
     </w:p>
     <w:p>
       <w:pPr>
@@ -9909,6 +10206,12 @@
         </w:rPr>
         <w:t>Reducen microorganismos</w:t>
       </w:r>
+      <w:r>
+        <w:rPr>
+          <w:lang w:val="es-419" w:eastAsia="es-CO"/>
+        </w:rPr>
+        <w:t>.</w:t>
+      </w:r>
     </w:p>
     <w:p>
       <w:pPr>
@@ -9927,6 +10230,12 @@
           <w:lang w:val="es-419" w:eastAsia="es-CO"/>
         </w:rPr>
         <w:t>Garantizan inocuidad</w:t>
+      </w:r>
+      <w:r>
+        <w:rPr>
+          <w:lang w:val="es-419" w:eastAsia="es-CO"/>
+        </w:rPr>
+        <w:t>.</w:t>
       </w:r>
     </w:p>
     <w:p>
@@ -10350,7 +10659,7 @@
         <w:rPr>
           <w:lang w:val="es-419" w:eastAsia="es-CO"/>
         </w:rPr>
-        <w:t>Temperatura.</w:t>
+        <w:t>Temperatura</w:t>
       </w:r>
     </w:p>
     <w:p>
@@ -10369,7 +10678,7 @@
         <w:rPr>
           <w:lang w:val="es-419" w:eastAsia="es-CO"/>
         </w:rPr>
-        <w:t>Tiempo.</w:t>
+        <w:t>Tiempo</w:t>
       </w:r>
     </w:p>
     <w:p>
@@ -10388,7 +10697,7 @@
         <w:rPr>
           <w:lang w:val="es-419" w:eastAsia="es-CO"/>
         </w:rPr>
-        <w:t>Humedad.</w:t>
+        <w:t>Humedad</w:t>
       </w:r>
     </w:p>
     <w:p>
@@ -10407,7 +10716,7 @@
         <w:rPr>
           <w:lang w:val="es-419" w:eastAsia="es-CO"/>
         </w:rPr>
-        <w:t>pH.</w:t>
+        <w:t>pH</w:t>
       </w:r>
     </w:p>
     <w:p>
@@ -10440,7 +10749,7 @@
         <w:rPr>
           <w:lang w:val="es-419" w:eastAsia="es-CO"/>
         </w:rPr>
-        <w:t>).</w:t>
+        <w:t>)</w:t>
       </w:r>
     </w:p>
     <w:p>
@@ -10480,7 +10789,7 @@
         <w:rPr>
           <w:lang w:val="es-419" w:eastAsia="es-CO"/>
         </w:rPr>
-        <w:t>Refrigeración.</w:t>
+        <w:t>Refrigeración</w:t>
       </w:r>
     </w:p>
     <w:p>
@@ -10499,7 +10808,7 @@
         <w:rPr>
           <w:lang w:val="es-419" w:eastAsia="es-CO"/>
         </w:rPr>
-        <w:t>Congelación.</w:t>
+        <w:t>Congelación</w:t>
       </w:r>
     </w:p>
     <w:p>
@@ -10518,7 +10827,7 @@
         <w:rPr>
           <w:lang w:val="es-419" w:eastAsia="es-CO"/>
         </w:rPr>
-        <w:t>Pasteurización.</w:t>
+        <w:t>Pasteurización</w:t>
       </w:r>
     </w:p>
     <w:p>
@@ -10537,7 +10846,7 @@
         <w:rPr>
           <w:lang w:val="es-419" w:eastAsia="es-CO"/>
         </w:rPr>
-        <w:t>Esterilización.</w:t>
+        <w:t>Esterilización</w:t>
       </w:r>
     </w:p>
     <w:p>
@@ -10556,7 +10865,7 @@
         <w:rPr>
           <w:lang w:val="es-419" w:eastAsia="es-CO"/>
         </w:rPr>
-        <w:t>Deshidratación.</w:t>
+        <w:t>Deshidratación</w:t>
       </w:r>
     </w:p>
     <w:p>
@@ -10575,7 +10884,7 @@
         <w:rPr>
           <w:lang w:val="es-419" w:eastAsia="es-CO"/>
         </w:rPr>
-        <w:t>Ozonización.</w:t>
+        <w:t>Ozonización</w:t>
       </w:r>
     </w:p>
     <w:p>
@@ -10839,7 +11148,7 @@
         <w:rPr>
           <w:lang w:val="es-419" w:eastAsia="es-CO"/>
         </w:rPr>
-        <w:t>Áreas separadas.</w:t>
+        <w:t>Áreas separadas</w:t>
       </w:r>
     </w:p>
     <w:p>
@@ -10858,7 +11167,7 @@
         <w:rPr>
           <w:lang w:val="es-419" w:eastAsia="es-CO"/>
         </w:rPr>
-        <w:t>Productos rotulados.</w:t>
+        <w:t>Productos rotulados</w:t>
       </w:r>
     </w:p>
     <w:p>
@@ -10877,7 +11186,7 @@
         <w:rPr>
           <w:lang w:val="es-419" w:eastAsia="es-CO"/>
         </w:rPr>
-        <w:t>Uso restringido.</w:t>
+        <w:t>Uso restringido</w:t>
       </w:r>
     </w:p>
     <w:p>
@@ -11733,25 +12042,38 @@
         <w:rPr>
           <w:rStyle w:val="Ttulo5Car"/>
         </w:rPr>
-        <w:t>Agentes biológicos</w:t>
-      </w:r>
+        <w:t>Agentes biológicos.</w:t>
+      </w:r>
+      <w:r>
+        <w:rPr>
+          <w:lang w:val="es-419" w:eastAsia="es-CO"/>
+        </w:rPr>
+        <w:t xml:space="preserve"> Los agentes biológicos incluyen bacterias, hongos y levaduras que contaminan la carne durante su manipulación o almacenamiento. Estos microorganismos provocan deterioro, generando malos olores, viscosidad y cambios de color, lo que afecta la calidad, inocuidad y vida útil del producto cárnico.</w:t>
+      </w:r>
+    </w:p>
+    <w:p>
+      <w:pPr>
+        <w:pStyle w:val="Prrafodelista"/>
+        <w:numPr>
+          <w:ilvl w:val="0"/>
+          <w:numId w:val="59"/>
+        </w:numPr>
+        <w:ind w:left="993"/>
+        <w:rPr>
+          <w:lang w:val="es-419" w:eastAsia="es-CO"/>
+        </w:rPr>
+      </w:pPr>
       <w:r>
         <w:rPr>
           <w:rStyle w:val="Ttulo5Car"/>
         </w:rPr>
-        <w:t>.</w:t>
-      </w:r>
-      <w:r>
-        <w:rPr>
-          <w:lang w:val="es-419" w:eastAsia="es-CO"/>
-        </w:rPr>
-        <w:t xml:space="preserve"> </w:t>
-      </w:r>
-      <w:r>
-        <w:rPr>
-          <w:lang w:val="es-419" w:eastAsia="es-CO"/>
-        </w:rPr>
-        <w:t>Los agentes biológicos incluyen bacterias, hongos y levaduras que contaminan la carne durante su manipulación o almacenamiento. Estos microorganismos provocan deterioro, generando malos olores, viscosidad y cambios de color, lo que afecta la calidad, inocuidad y vida útil del producto cárnico.</w:t>
+        <w:t>Agentes químicos.</w:t>
+      </w:r>
+      <w:r>
+        <w:rPr>
+          <w:lang w:val="es-419" w:eastAsia="es-CO"/>
+        </w:rPr>
+        <w:t xml:space="preserve"> Los agentes químicos afectan la carne mediante procesos como la oxidación de grasas, conocida como rancidez, y reacciones enzimáticas no controladas. Estos cambios alteran el sabor, olor y valor nutricional, disminuyendo la calidad del producto y favoreciendo su deterioro progresivo.</w:t>
       </w:r>
     </w:p>
     <w:p>
@@ -11770,99 +12092,38 @@
         <w:rPr>
           <w:rStyle w:val="Ttulo5Car"/>
         </w:rPr>
-        <w:t>Agentes químicos</w:t>
-      </w:r>
+        <w:t>Agentes físicos.</w:t>
+      </w:r>
+      <w:r>
+        <w:rPr>
+          <w:lang w:val="es-419" w:eastAsia="es-CO"/>
+        </w:rPr>
+        <w:t xml:space="preserve"> Los agentes físicos incluyen temperaturas inadecuadas, exposición a la luz, humedad y oxígeno, así como daños mecánicos durante el manejo. Estos factores aceleran el deterioro de la carne, afectan su textura, color y conservación, y favorecen el crecimiento de microorganismos indeseables.</w:t>
+      </w:r>
+    </w:p>
+    <w:p>
+      <w:pPr>
+        <w:pStyle w:val="Prrafodelista"/>
+        <w:numPr>
+          <w:ilvl w:val="0"/>
+          <w:numId w:val="59"/>
+        </w:numPr>
+        <w:ind w:left="993"/>
+        <w:rPr>
+          <w:lang w:val="es-419" w:eastAsia="es-CO"/>
+        </w:rPr>
+      </w:pPr>
       <w:r>
         <w:rPr>
           <w:rStyle w:val="Ttulo5Car"/>
         </w:rPr>
-        <w:t>.</w:t>
-      </w:r>
-      <w:r>
-        <w:rPr>
-          <w:lang w:val="es-419" w:eastAsia="es-CO"/>
-        </w:rPr>
-        <w:t xml:space="preserve"> </w:t>
-      </w:r>
-      <w:r>
-        <w:rPr>
-          <w:lang w:val="es-419" w:eastAsia="es-CO"/>
-        </w:rPr>
-        <w:t>Los agentes químicos afectan la carne mediante procesos como la oxidación de grasas, conocida como rancidez, y reacciones enzimáticas no controladas. Estos cambios alteran el sabor, olor y valor nutricional, disminuyendo la calidad del producto y favoreciendo su deterioro progresivo.</w:t>
-      </w:r>
-    </w:p>
-    <w:p>
-      <w:pPr>
-        <w:pStyle w:val="Prrafodelista"/>
-        <w:numPr>
-          <w:ilvl w:val="0"/>
-          <w:numId w:val="59"/>
-        </w:numPr>
-        <w:ind w:left="993"/>
-        <w:rPr>
-          <w:lang w:val="es-419" w:eastAsia="es-CO"/>
-        </w:rPr>
-      </w:pPr>
-      <w:r>
-        <w:rPr>
-          <w:rStyle w:val="Ttulo5Car"/>
-        </w:rPr>
-        <w:t>Agentes físicos</w:t>
-      </w:r>
-      <w:r>
-        <w:rPr>
-          <w:rStyle w:val="Ttulo5Car"/>
-        </w:rPr>
-        <w:t>.</w:t>
-      </w:r>
-      <w:r>
-        <w:rPr>
-          <w:lang w:val="es-419" w:eastAsia="es-CO"/>
-        </w:rPr>
-        <w:t xml:space="preserve"> </w:t>
-      </w:r>
-      <w:r>
-        <w:rPr>
-          <w:lang w:val="es-419" w:eastAsia="es-CO"/>
-        </w:rPr>
-        <w:t>Los agentes físicos incluyen temperaturas inadecuadas, exposición a la luz, humedad y oxígeno, así como daños mecánicos durante el manejo. Estos factores aceleran el deterioro de la carne, afectan su textura, color y conservación, y favorecen el crecimiento de microorganismos indeseables.</w:t>
-      </w:r>
-    </w:p>
-    <w:p>
-      <w:pPr>
-        <w:pStyle w:val="Prrafodelista"/>
-        <w:numPr>
-          <w:ilvl w:val="0"/>
-          <w:numId w:val="59"/>
-        </w:numPr>
-        <w:ind w:left="993"/>
-        <w:rPr>
-          <w:lang w:val="es-419" w:eastAsia="es-CO"/>
-        </w:rPr>
-      </w:pPr>
-      <w:r>
-        <w:rPr>
-          <w:rStyle w:val="Ttulo5Car"/>
-        </w:rPr>
-        <w:t>Agentes humanos</w:t>
-      </w:r>
-      <w:r>
-        <w:rPr>
-          <w:rStyle w:val="Ttulo5Car"/>
-        </w:rPr>
-        <w:t>.</w:t>
-      </w:r>
-      <w:r>
-        <w:rPr>
-          <w:lang w:val="es-419" w:eastAsia="es-CO"/>
-        </w:rPr>
-        <w:t xml:space="preserve"> </w:t>
-      </w:r>
-      <w:r>
-        <w:rPr>
-          <w:lang w:val="es-419" w:eastAsia="es-CO"/>
-        </w:rPr>
-        <w:t xml:space="preserve">Los agentes humanos están relacionados con prácticas inadecuadas como la mala higiene del manipulador, la contaminación cruzada, la ruptura de la cadena de frío y la manipulación incorrecta. Estas acciones </w:t>
+        <w:t>Agentes humanos.</w:t>
+      </w:r>
+      <w:r>
+        <w:rPr>
+          <w:lang w:val="es-419" w:eastAsia="es-CO"/>
+        </w:rPr>
+        <w:t xml:space="preserve"> Los agentes humanos están relacionados con prácticas inadecuadas como la mala higiene del manipulador, la contaminación cruzada, la ruptura de la cadena de frío y la manipulación incorrecta. Estas acciones </w:t>
       </w:r>
       <w:r>
         <w:rPr>
@@ -12349,25 +12610,13 @@
         <w:rPr>
           <w:rStyle w:val="Ttulo5Car"/>
         </w:rPr>
-        <w:t>pH alto (&gt;6.0)</w:t>
-      </w:r>
-      <w:r>
-        <w:rPr>
-          <w:rStyle w:val="Ttulo5Car"/>
-        </w:rPr>
-        <w:t>.</w:t>
-      </w:r>
-      <w:r>
-        <w:rPr>
-          <w:lang w:val="es-419" w:eastAsia="es-CO"/>
-        </w:rPr>
-        <w:t xml:space="preserve"> </w:t>
-      </w:r>
-      <w:r>
-        <w:rPr>
-          <w:lang w:val="es-419" w:eastAsia="es-CO"/>
-        </w:rPr>
-        <w:t>Mayor crecimiento microbiano y menor vida útil.</w:t>
+        <w:t>pH alto (&gt;6.0).</w:t>
+      </w:r>
+      <w:r>
+        <w:rPr>
+          <w:lang w:val="es-419" w:eastAsia="es-CO"/>
+        </w:rPr>
+        <w:t xml:space="preserve"> Mayor crecimiento microbiano y menor vida útil.</w:t>
       </w:r>
     </w:p>
     <w:p>
@@ -12392,25 +12641,13 @@
         <w:rPr>
           <w:rStyle w:val="Ttulo5Car"/>
         </w:rPr>
-        <w:t>pH normal</w:t>
-      </w:r>
-      <w:r>
-        <w:rPr>
-          <w:rStyle w:val="Ttulo5Car"/>
-        </w:rPr>
-        <w:t>.</w:t>
-      </w:r>
-      <w:r>
-        <w:rPr>
-          <w:lang w:val="es-419" w:eastAsia="es-CO"/>
-        </w:rPr>
-        <w:t xml:space="preserve"> </w:t>
-      </w:r>
-      <w:r>
-        <w:rPr>
-          <w:lang w:val="es-419" w:eastAsia="es-CO"/>
-        </w:rPr>
-        <w:t>Mayor estabilidad y mejor conservación.</w:t>
+        <w:t>pH normal.</w:t>
+      </w:r>
+      <w:r>
+        <w:rPr>
+          <w:lang w:val="es-419" w:eastAsia="es-CO"/>
+        </w:rPr>
+        <w:t xml:space="preserve"> Mayor estabilidad y mejor conservación.</w:t>
       </w:r>
     </w:p>
     <w:p>
@@ -12802,25 +13039,38 @@
         <w:rPr>
           <w:rStyle w:val="Ttulo5Car"/>
         </w:rPr>
-        <w:t>Fase de latencia</w:t>
-      </w:r>
+        <w:t>Fase de latencia.</w:t>
+      </w:r>
+      <w:r>
+        <w:rPr>
+          <w:lang w:val="es-419" w:eastAsia="es-CO"/>
+        </w:rPr>
+        <w:t xml:space="preserve"> Es el periodo inicial en el que los microorganismos se adaptan al nuevo ambiente. No hay aumento significativo en su número, pero sí una intensa actividad metabólica preparatoria.</w:t>
+      </w:r>
+    </w:p>
+    <w:p>
+      <w:pPr>
+        <w:pStyle w:val="Prrafodelista"/>
+        <w:numPr>
+          <w:ilvl w:val="0"/>
+          <w:numId w:val="61"/>
+        </w:numPr>
+        <w:ind w:left="993"/>
+        <w:rPr>
+          <w:lang w:val="es-419" w:eastAsia="es-CO"/>
+        </w:rPr>
+      </w:pPr>
       <w:r>
         <w:rPr>
           <w:rStyle w:val="Ttulo5Car"/>
         </w:rPr>
-        <w:t>.</w:t>
-      </w:r>
-      <w:r>
-        <w:rPr>
-          <w:lang w:val="es-419" w:eastAsia="es-CO"/>
-        </w:rPr>
-        <w:t xml:space="preserve"> </w:t>
-      </w:r>
-      <w:r>
-        <w:rPr>
-          <w:lang w:val="es-419" w:eastAsia="es-CO"/>
-        </w:rPr>
-        <w:t>Es el periodo inicial en el que los microorganismos se adaptan al nuevo ambiente. No hay aumento significativo en su número, pero sí una intensa actividad metabólica preparatoria.</w:t>
+        <w:t>Fase logarítmica.</w:t>
+      </w:r>
+      <w:r>
+        <w:rPr>
+          <w:lang w:val="es-419" w:eastAsia="es-CO"/>
+        </w:rPr>
+        <w:t xml:space="preserve"> Corresponde al crecimiento exponencial de los microorganismos, donde se multiplican rápidamente en condiciones favorables, aumentando de forma acelerada su población.</w:t>
       </w:r>
     </w:p>
     <w:p>
@@ -12839,99 +13089,38 @@
         <w:rPr>
           <w:rStyle w:val="Ttulo5Car"/>
         </w:rPr>
-        <w:t>Fase logarítmica</w:t>
-      </w:r>
+        <w:t>Fase estacionaria.</w:t>
+      </w:r>
+      <w:r>
+        <w:rPr>
+          <w:lang w:val="es-419" w:eastAsia="es-CO"/>
+        </w:rPr>
+        <w:t xml:space="preserve"> En esta etapa, el crecimiento se estabiliza, ya que la cantidad de microorganismos que nacen es igual a la que muere, debido a la disminución de nutrientes y acumulación de desechos.</w:t>
+      </w:r>
+    </w:p>
+    <w:p>
+      <w:pPr>
+        <w:pStyle w:val="Prrafodelista"/>
+        <w:numPr>
+          <w:ilvl w:val="0"/>
+          <w:numId w:val="61"/>
+        </w:numPr>
+        <w:ind w:left="993"/>
+        <w:rPr>
+          <w:lang w:val="es-419" w:eastAsia="es-CO"/>
+        </w:rPr>
+      </w:pPr>
       <w:r>
         <w:rPr>
           <w:rStyle w:val="Ttulo5Car"/>
         </w:rPr>
-        <w:t>.</w:t>
-      </w:r>
-      <w:r>
-        <w:rPr>
-          <w:lang w:val="es-419" w:eastAsia="es-CO"/>
-        </w:rPr>
-        <w:t xml:space="preserve"> </w:t>
-      </w:r>
-      <w:r>
-        <w:rPr>
-          <w:lang w:val="es-419" w:eastAsia="es-CO"/>
-        </w:rPr>
-        <w:t>Corresponde al crecimiento exponencial de los microorganismos, donde se multiplican rápidamente en condiciones favorables, aumentando de forma acelerada su población.</w:t>
-      </w:r>
-    </w:p>
-    <w:p>
-      <w:pPr>
-        <w:pStyle w:val="Prrafodelista"/>
-        <w:numPr>
-          <w:ilvl w:val="0"/>
-          <w:numId w:val="61"/>
-        </w:numPr>
-        <w:ind w:left="993"/>
-        <w:rPr>
-          <w:lang w:val="es-419" w:eastAsia="es-CO"/>
-        </w:rPr>
-      </w:pPr>
-      <w:r>
-        <w:rPr>
-          <w:rStyle w:val="Ttulo5Car"/>
-        </w:rPr>
-        <w:t>Fase estacionaria</w:t>
-      </w:r>
-      <w:r>
-        <w:rPr>
-          <w:rStyle w:val="Ttulo5Car"/>
-        </w:rPr>
-        <w:t>.</w:t>
-      </w:r>
-      <w:r>
-        <w:rPr>
-          <w:lang w:val="es-419" w:eastAsia="es-CO"/>
-        </w:rPr>
-        <w:t xml:space="preserve"> </w:t>
-      </w:r>
-      <w:r>
-        <w:rPr>
-          <w:lang w:val="es-419" w:eastAsia="es-CO"/>
-        </w:rPr>
-        <w:t>En esta etapa, el crecimiento se estabiliza, ya que la cantidad de microorganismos que nacen es igual a la que muere, debido a la disminución de nutrientes y acumulación de desechos.</w:t>
-      </w:r>
-    </w:p>
-    <w:p>
-      <w:pPr>
-        <w:pStyle w:val="Prrafodelista"/>
-        <w:numPr>
-          <w:ilvl w:val="0"/>
-          <w:numId w:val="61"/>
-        </w:numPr>
-        <w:ind w:left="993"/>
-        <w:rPr>
-          <w:lang w:val="es-419" w:eastAsia="es-CO"/>
-        </w:rPr>
-      </w:pPr>
-      <w:r>
-        <w:rPr>
-          <w:rStyle w:val="Ttulo5Car"/>
-        </w:rPr>
-        <w:t>Fase de muerte</w:t>
-      </w:r>
-      <w:r>
-        <w:rPr>
-          <w:rStyle w:val="Ttulo5Car"/>
-        </w:rPr>
-        <w:t>.</w:t>
-      </w:r>
-      <w:r>
-        <w:rPr>
-          <w:lang w:val="es-419" w:eastAsia="es-CO"/>
-        </w:rPr>
-        <w:t xml:space="preserve"> </w:t>
-      </w:r>
-      <w:r>
-        <w:rPr>
-          <w:lang w:val="es-419" w:eastAsia="es-CO"/>
-        </w:rPr>
-        <w:t>Se presenta cuando las condiciones son desfavorables, provocando que la muerte de microorganismos supere su reproducción, lo que genera una disminución progresiva de la población.</w:t>
+        <w:t>Fase de muerte.</w:t>
+      </w:r>
+      <w:r>
+        <w:rPr>
+          <w:lang w:val="es-419" w:eastAsia="es-CO"/>
+        </w:rPr>
+        <w:t xml:space="preserve"> Se presenta cuando las condiciones son desfavorables, provocando que la muerte de microorganismos supere su reproducción, lo que genera una disminución progresiva de la población.</w:t>
       </w:r>
     </w:p>
     <w:p>
@@ -13234,7 +13423,14 @@
                 <w:b/>
                 <w:bCs/>
               </w:rPr>
-              <w:t>Hombre:</w:t>
+              <w:t>Campos</w:t>
+            </w:r>
+            <w:r>
+              <w:rPr>
+                <w:b/>
+                <w:bCs/>
+              </w:rPr>
+              <w:t>:</w:t>
             </w:r>
             <w:r>
               <w:t xml:space="preserve"> </w:t>
@@ -13242,14 +13438,12 @@
             <w:r>
               <w:t>¡</w:t>
             </w:r>
-            <w:proofErr w:type="spellStart"/>
             <w:r>
               <w:t>a</w:t>
             </w:r>
             <w:r>
-              <w:t>susena</w:t>
-            </w:r>
-            <w:proofErr w:type="spellEnd"/>
+              <w:t>zucena</w:t>
+            </w:r>
             <w:r>
               <w:t xml:space="preserve">! Venga </w:t>
             </w:r>
@@ -13268,7 +13462,14 @@
                 <w:b/>
                 <w:bCs/>
               </w:rPr>
-              <w:t>Mujer:</w:t>
+              <w:t>Azucena</w:t>
+            </w:r>
+            <w:r>
+              <w:rPr>
+                <w:b/>
+                <w:bCs/>
+              </w:rPr>
+              <w:t>:</w:t>
             </w:r>
             <w:r>
               <w:t xml:space="preserve"> ¡</w:t>
@@ -13286,7 +13487,14 @@
                 <w:b/>
                 <w:bCs/>
               </w:rPr>
-              <w:t>Hombre:</w:t>
+              <w:t>Campos</w:t>
+            </w:r>
+            <w:r>
+              <w:rPr>
+                <w:b/>
+                <w:bCs/>
+              </w:rPr>
+              <w:t>:</w:t>
             </w:r>
             <w:r>
               <w:t xml:space="preserve"> </w:t>
@@ -13302,7 +13510,14 @@
                 <w:bCs/>
               </w:rPr>
               <w:lastRenderedPageBreak/>
-              <w:t>Mujer:</w:t>
+              <w:t>Azucena</w:t>
+            </w:r>
+            <w:r>
+              <w:rPr>
+                <w:b/>
+                <w:bCs/>
+              </w:rPr>
+              <w:t>:</w:t>
             </w:r>
             <w:r>
               <w:t xml:space="preserve"> </w:t>
@@ -13320,7 +13535,14 @@
                 <w:b/>
                 <w:bCs/>
               </w:rPr>
-              <w:t>Hombre:</w:t>
+              <w:t>Campos</w:t>
+            </w:r>
+            <w:r>
+              <w:rPr>
+                <w:b/>
+                <w:bCs/>
+              </w:rPr>
+              <w:t>:</w:t>
             </w:r>
             <w:r>
               <w:t xml:space="preserve"> </w:t>
@@ -13329,15 +13551,19 @@
               <w:t>u</w:t>
             </w:r>
             <w:r>
-              <w:t xml:space="preserve">y </w:t>
-            </w:r>
-            <w:proofErr w:type="spellStart"/>
-            <w:r>
-              <w:t>Asusena</w:t>
-            </w:r>
-            <w:proofErr w:type="spellEnd"/>
-            <w:r>
-              <w:t>, eso sí que es serio. ¿Y dónde empieza esa cadena exactamente?</w:t>
+              <w:t>y A</w:t>
+            </w:r>
+            <w:r>
+              <w:t>z</w:t>
+            </w:r>
+            <w:r>
+              <w:t>u</w:t>
+            </w:r>
+            <w:r>
+              <w:t>c</w:t>
+            </w:r>
+            <w:r>
+              <w:t>ena, eso sí que es serio. ¿Y dónde empieza esa cadena exactamente?</w:t>
             </w:r>
           </w:p>
           <w:p>
@@ -13346,7 +13572,14 @@
                 <w:b/>
                 <w:bCs/>
               </w:rPr>
-              <w:t>Mujer:</w:t>
+              <w:t>Azucena</w:t>
+            </w:r>
+            <w:r>
+              <w:rPr>
+                <w:b/>
+                <w:bCs/>
+              </w:rPr>
+              <w:t>:</w:t>
             </w:r>
             <w:r>
               <w:t xml:space="preserve"> </w:t>
@@ -13364,7 +13597,14 @@
                 <w:b/>
                 <w:bCs/>
               </w:rPr>
-              <w:t>Hombre:</w:t>
+              <w:t>Campos</w:t>
+            </w:r>
+            <w:r>
+              <w:rPr>
+                <w:b/>
+                <w:bCs/>
+              </w:rPr>
+              <w:t>:</w:t>
             </w:r>
             <w:r>
               <w:t xml:space="preserve"> </w:t>
@@ -13388,7 +13628,14 @@
                 <w:b/>
                 <w:bCs/>
               </w:rPr>
-              <w:t>Mujer:</w:t>
+              <w:t>Azucena</w:t>
+            </w:r>
+            <w:r>
+              <w:rPr>
+                <w:b/>
+                <w:bCs/>
+              </w:rPr>
+              <w:t>:</w:t>
             </w:r>
             <w:r>
               <w:t xml:space="preserve"> </w:t>
@@ -13406,7 +13653,14 @@
                 <w:b/>
                 <w:bCs/>
               </w:rPr>
-              <w:t>Hombre:</w:t>
+              <w:t>Campos</w:t>
+            </w:r>
+            <w:r>
+              <w:rPr>
+                <w:b/>
+                <w:bCs/>
+              </w:rPr>
+              <w:t>:</w:t>
             </w:r>
             <w:r>
               <w:t xml:space="preserve"> </w:t>
@@ -13427,7 +13681,14 @@
                 <w:b/>
                 <w:bCs/>
               </w:rPr>
-              <w:t>Mujer:</w:t>
+              <w:t>Azucena</w:t>
+            </w:r>
+            <w:r>
+              <w:rPr>
+                <w:b/>
+                <w:bCs/>
+              </w:rPr>
+              <w:t>:</w:t>
             </w:r>
             <w:r>
               <w:t xml:space="preserve"> </w:t>
@@ -13446,7 +13707,14 @@
                 <w:bCs/>
               </w:rPr>
               <w:lastRenderedPageBreak/>
-              <w:t>Hombre:</w:t>
+              <w:t>Campos</w:t>
+            </w:r>
+            <w:r>
+              <w:rPr>
+                <w:b/>
+                <w:bCs/>
+              </w:rPr>
+              <w:t>:</w:t>
             </w:r>
             <w:r>
               <w:t xml:space="preserve"> </w:t>
@@ -13464,7 +13732,14 @@
                 <w:b/>
                 <w:bCs/>
               </w:rPr>
-              <w:t>Mujer:</w:t>
+              <w:t>Azucena</w:t>
+            </w:r>
+            <w:r>
+              <w:rPr>
+                <w:b/>
+                <w:bCs/>
+              </w:rPr>
+              <w:t>:</w:t>
             </w:r>
             <w:r>
               <w:t xml:space="preserve">  y</w:t>
@@ -13479,21 +13754,20 @@
                 <w:b/>
                 <w:bCs/>
               </w:rPr>
-              <w:t>Hombre:</w:t>
+              <w:t>Campos</w:t>
+            </w:r>
+            <w:r>
+              <w:rPr>
+                <w:b/>
+                <w:bCs/>
+              </w:rPr>
+              <w:t>:</w:t>
             </w:r>
             <w:r>
               <w:t xml:space="preserve"> y</w:t>
             </w:r>
             <w:r>
-              <w:t xml:space="preserve"> eso no es solo buena costumbre, </w:t>
-            </w:r>
-            <w:proofErr w:type="spellStart"/>
-            <w:r>
-              <w:t>Asusena</w:t>
-            </w:r>
-            <w:proofErr w:type="spellEnd"/>
-            <w:r>
-              <w:t>. Eso debería ser ley.</w:t>
+              <w:t xml:space="preserve"> eso no es solo buena costumbre, Asusena. Eso debería ser ley.</w:t>
             </w:r>
           </w:p>
           <w:p>
@@ -13502,7 +13776,14 @@
                 <w:b/>
                 <w:bCs/>
               </w:rPr>
-              <w:t>Mujer:</w:t>
+              <w:t>Azucena</w:t>
+            </w:r>
+            <w:r>
+              <w:rPr>
+                <w:b/>
+                <w:bCs/>
+              </w:rPr>
+              <w:t>:</w:t>
             </w:r>
             <w:r>
               <w:t xml:space="preserve"> c</w:t>
@@ -13517,21 +13798,20 @@
                 <w:b/>
                 <w:bCs/>
               </w:rPr>
-              <w:t>Hombre:</w:t>
+              <w:t>Campos</w:t>
+            </w:r>
+            <w:r>
+              <w:rPr>
+                <w:b/>
+                <w:bCs/>
+              </w:rPr>
+              <w:t>:</w:t>
             </w:r>
             <w:r>
               <w:t xml:space="preserve"> </w:t>
             </w:r>
             <w:r>
-              <w:t xml:space="preserve">Pues </w:t>
-            </w:r>
-            <w:proofErr w:type="spellStart"/>
-            <w:r>
-              <w:t>Asusena</w:t>
-            </w:r>
-            <w:proofErr w:type="spellEnd"/>
-            <w:r>
-              <w:t xml:space="preserve">, con esto sí voy a dormir más tranquilo, pero también más en la jugada. Voy a hablar con los del transporte </w:t>
+              <w:t xml:space="preserve">Pues Asusena, con esto sí voy a dormir más tranquilo, pero también más en la jugada. Voy a hablar con los del transporte </w:t>
             </w:r>
             <w:proofErr w:type="spellStart"/>
             <w:r>
@@ -13554,7 +13834,7 @@
                 <w:b/>
                 <w:bCs/>
               </w:rPr>
-              <w:t>Mujer</w:t>
+              <w:t>Azucena</w:t>
             </w:r>
             <w:r>
               <w:rPr>
@@ -13614,25 +13894,37 @@
         <w:rPr>
           <w:rStyle w:val="Ttulo5Car"/>
         </w:rPr>
-        <w:t>Refrigeración (0°C a 4°C)</w:t>
+        <w:t>Refrigeración (0</w:t>
       </w:r>
       <w:r>
         <w:rPr>
           <w:rStyle w:val="Ttulo5Car"/>
         </w:rPr>
-        <w:t>.</w:t>
-      </w:r>
-      <w:r>
-        <w:rPr>
-          <w:lang w:val="es-419" w:eastAsia="es-CO"/>
-        </w:rPr>
         <w:t xml:space="preserve"> </w:t>
       </w:r>
       <w:r>
         <w:rPr>
-          <w:lang w:val="es-419" w:eastAsia="es-CO"/>
-        </w:rPr>
-        <w:t>Disminuye la actividad bacteriana sin congelar el producto.</w:t>
+          <w:rStyle w:val="Ttulo5Car"/>
+        </w:rPr>
+        <w:t>°C a 4</w:t>
+      </w:r>
+      <w:r>
+        <w:rPr>
+          <w:rStyle w:val="Ttulo5Car"/>
+        </w:rPr>
+        <w:t xml:space="preserve"> </w:t>
+      </w:r>
+      <w:r>
+        <w:rPr>
+          <w:rStyle w:val="Ttulo5Car"/>
+        </w:rPr>
+        <w:t>°C).</w:t>
+      </w:r>
+      <w:r>
+        <w:rPr>
+          <w:lang w:val="es-419" w:eastAsia="es-CO"/>
+        </w:rPr>
+        <w:t xml:space="preserve"> Disminuye la actividad bacteriana sin congelar el producto.</w:t>
       </w:r>
     </w:p>
     <w:p>
@@ -13651,25 +13943,25 @@
         <w:rPr>
           <w:rStyle w:val="Ttulo5Car"/>
         </w:rPr>
-        <w:t>Congelación (-18°C o menor)</w:t>
+        <w:t>Congelación (-18</w:t>
       </w:r>
       <w:r>
         <w:rPr>
           <w:rStyle w:val="Ttulo5Car"/>
         </w:rPr>
-        <w:t>.</w:t>
-      </w:r>
-      <w:r>
-        <w:rPr>
-          <w:lang w:val="es-419" w:eastAsia="es-CO"/>
-        </w:rPr>
         <w:t xml:space="preserve"> </w:t>
       </w:r>
       <w:r>
         <w:rPr>
-          <w:lang w:val="es-419" w:eastAsia="es-CO"/>
-        </w:rPr>
-        <w:t>Detiene casi por completo el crecimiento microbiano.</w:t>
+          <w:rStyle w:val="Ttulo5Car"/>
+        </w:rPr>
+        <w:t>°C o menor).</w:t>
+      </w:r>
+      <w:r>
+        <w:rPr>
+          <w:lang w:val="es-419" w:eastAsia="es-CO"/>
+        </w:rPr>
+        <w:t xml:space="preserve"> Detiene casi por completo el crecimiento microbiano.</w:t>
       </w:r>
     </w:p>
     <w:p>
@@ -13688,25 +13980,37 @@
         <w:rPr>
           <w:rStyle w:val="Ttulo5Car"/>
         </w:rPr>
-        <w:t>Zona de peligro (5°C – 60°C)</w:t>
+        <w:t>Zona de peligro (5</w:t>
       </w:r>
       <w:r>
         <w:rPr>
           <w:rStyle w:val="Ttulo5Car"/>
         </w:rPr>
-        <w:t>.</w:t>
-      </w:r>
-      <w:r>
-        <w:rPr>
-          <w:lang w:val="es-419" w:eastAsia="es-CO"/>
-        </w:rPr>
         <w:t xml:space="preserve"> </w:t>
       </w:r>
       <w:r>
         <w:rPr>
-          <w:lang w:val="es-419" w:eastAsia="es-CO"/>
-        </w:rPr>
-        <w:t>En este rango las bacterias se multiplican rápidamente, aumentando el riesgo sanitario.</w:t>
+          <w:rStyle w:val="Ttulo5Car"/>
+        </w:rPr>
+        <w:t>°C – 60</w:t>
+      </w:r>
+      <w:r>
+        <w:rPr>
+          <w:rStyle w:val="Ttulo5Car"/>
+        </w:rPr>
+        <w:t xml:space="preserve"> </w:t>
+      </w:r>
+      <w:r>
+        <w:rPr>
+          <w:rStyle w:val="Ttulo5Car"/>
+        </w:rPr>
+        <w:t>°C).</w:t>
+      </w:r>
+      <w:r>
+        <w:rPr>
+          <w:lang w:val="es-419" w:eastAsia="es-CO"/>
+        </w:rPr>
+        <w:t xml:space="preserve"> En este rango las bacterias se multiplican rápidamente, aumentando el riesgo sanitario.</w:t>
       </w:r>
     </w:p>
     <w:p>
@@ -14304,25 +14608,38 @@
         <w:rPr>
           <w:rStyle w:val="Ttulo5Car"/>
         </w:rPr>
-        <w:t>Examen médico</w:t>
-      </w:r>
+        <w:t>Examen médico.</w:t>
+      </w:r>
+      <w:r>
+        <w:rPr>
+          <w:lang w:val="es-419" w:eastAsia="es-CO"/>
+        </w:rPr>
+        <w:t xml:space="preserve"> Debe realizarse al menos una vez al año para verificar la ausencia de enfermedades infecciosas y el buen estado general de salud. Esto es importante, ya que muchas enfermedades pueden transmitirse a través de los alimentos sin que el manipulador lo note.</w:t>
+      </w:r>
+    </w:p>
+    <w:p>
+      <w:pPr>
+        <w:pStyle w:val="Prrafodelista"/>
+        <w:numPr>
+          <w:ilvl w:val="0"/>
+          <w:numId w:val="68"/>
+        </w:numPr>
+        <w:ind w:left="993"/>
+        <w:rPr>
+          <w:lang w:val="es-419" w:eastAsia="es-CO"/>
+        </w:rPr>
+      </w:pPr>
       <w:r>
         <w:rPr>
           <w:rStyle w:val="Ttulo5Car"/>
         </w:rPr>
-        <w:t>.</w:t>
-      </w:r>
-      <w:r>
-        <w:rPr>
-          <w:lang w:val="es-419" w:eastAsia="es-CO"/>
-        </w:rPr>
-        <w:t xml:space="preserve"> </w:t>
-      </w:r>
-      <w:r>
-        <w:rPr>
-          <w:lang w:val="es-419" w:eastAsia="es-CO"/>
-        </w:rPr>
-        <w:t>Debe realizarse al menos una vez al año para verificar la ausencia de enfermedades infecciosas y el buen estado general de salud. Esto es importante, ya que muchas enfermedades pueden transmitirse a través de los alimentos sin que el manipulador lo note.</w:t>
+        <w:t>Control en caso de enfermedad</w:t>
+      </w:r>
+      <w:r>
+        <w:rPr>
+          <w:lang w:val="es-419" w:eastAsia="es-CO"/>
+        </w:rPr>
+        <w:t>. Si el trabajador presenta síntomas como fiebre, diarrea o infecciones en la piel, debe ser retirado temporalmente del proceso, con el fin de evitar la contaminación directa de los alimentos.</w:t>
       </w:r>
     </w:p>
     <w:p>
@@ -14341,19 +14658,13 @@
         <w:rPr>
           <w:rStyle w:val="Ttulo5Car"/>
         </w:rPr>
-        <w:t>Control en caso de enfermedad</w:t>
-      </w:r>
-      <w:r>
-        <w:rPr>
-          <w:lang w:val="es-419" w:eastAsia="es-CO"/>
-        </w:rPr>
-        <w:t xml:space="preserve">. </w:t>
-      </w:r>
-      <w:r>
-        <w:rPr>
-          <w:lang w:val="es-419" w:eastAsia="es-CO"/>
-        </w:rPr>
-        <w:t>Si el trabajador presenta síntomas como fiebre, diarrea o infecciones en la piel, debe ser retirado temporalmente del proceso, con el fin de evitar la contaminación directa de los alimentos.</w:t>
+        <w:t>Pruebas de laboratorio.</w:t>
+      </w:r>
+      <w:r>
+        <w:rPr>
+          <w:lang w:val="es-419" w:eastAsia="es-CO"/>
+        </w:rPr>
+        <w:t xml:space="preserve"> Las pruebas de laboratorio se realizan cuando el médico lo indique, con el fin de confirmar las condiciones sanitarias del trabajador, como en el caso de los análisis bacteriológicos.</w:t>
       </w:r>
     </w:p>
     <w:p>
@@ -14372,112 +14683,51 @@
         <w:rPr>
           <w:rStyle w:val="Ttulo5Car"/>
         </w:rPr>
-        <w:t>Pruebas de laboratorio</w:t>
-      </w:r>
+        <w:t>Cumplimiento de tratamientos.</w:t>
+      </w:r>
+      <w:r>
+        <w:rPr>
+          <w:lang w:val="es-419" w:eastAsia="es-CO"/>
+        </w:rPr>
+        <w:t xml:space="preserve"> El trabajador debe completar los tratamientos médicos antes de reincorporarse a sus labores, garantizando así que no exista riesgo de contagio ni afectación a la inocuidad de los alimentos.</w:t>
+      </w:r>
+    </w:p>
+    <w:p>
+      <w:pPr>
+        <w:rPr>
+          <w:lang w:val="es-419" w:eastAsia="es-CO"/>
+        </w:rPr>
+      </w:pPr>
+      <w:r>
+        <w:rPr>
+          <w:lang w:val="es-419" w:eastAsia="es-CO"/>
+        </w:rPr>
+        <w:t>Los requisitos de capacitación que debe cumplir el manipulador de alimentos son:</w:t>
+      </w:r>
+    </w:p>
+    <w:p>
+      <w:pPr>
+        <w:pStyle w:val="Prrafodelista"/>
+        <w:numPr>
+          <w:ilvl w:val="0"/>
+          <w:numId w:val="70"/>
+        </w:numPr>
+        <w:ind w:left="993"/>
+        <w:rPr>
+          <w:lang w:val="es-419" w:eastAsia="es-CO"/>
+        </w:rPr>
+      </w:pPr>
       <w:r>
         <w:rPr>
           <w:rStyle w:val="Ttulo5Car"/>
         </w:rPr>
-        <w:t>.</w:t>
-      </w:r>
-      <w:r>
-        <w:rPr>
-          <w:lang w:val="es-419" w:eastAsia="es-CO"/>
-        </w:rPr>
-        <w:t xml:space="preserve"> </w:t>
-      </w:r>
-      <w:r>
-        <w:rPr>
-          <w:lang w:val="es-419" w:eastAsia="es-CO"/>
-        </w:rPr>
-        <w:t>Las pruebas de laboratorio se realizan cuando el médico lo indique, con el fin de confirmar las condiciones sanitarias del trabajador, como en el caso de los análisis bacteriológicos.</w:t>
-      </w:r>
-    </w:p>
-    <w:p>
-      <w:pPr>
-        <w:pStyle w:val="Prrafodelista"/>
-        <w:numPr>
-          <w:ilvl w:val="0"/>
-          <w:numId w:val="68"/>
-        </w:numPr>
-        <w:ind w:left="993"/>
-        <w:rPr>
-          <w:lang w:val="es-419" w:eastAsia="es-CO"/>
-        </w:rPr>
-      </w:pPr>
-      <w:r>
-        <w:rPr>
-          <w:rStyle w:val="Ttulo5Car"/>
-        </w:rPr>
-        <w:t>Cumplimiento de tratamientos</w:t>
-      </w:r>
-      <w:r>
-        <w:rPr>
-          <w:rStyle w:val="Ttulo5Car"/>
-        </w:rPr>
-        <w:t>.</w:t>
-      </w:r>
-      <w:r>
-        <w:rPr>
-          <w:lang w:val="es-419" w:eastAsia="es-CO"/>
-        </w:rPr>
-        <w:t xml:space="preserve"> </w:t>
-      </w:r>
-      <w:r>
-        <w:rPr>
-          <w:lang w:val="es-419" w:eastAsia="es-CO"/>
-        </w:rPr>
-        <w:t>El trabajador debe completar los tratamientos médicos antes de reincorporarse a sus labores, garantizando así que no exista riesgo de contagio ni afectación a la inocuidad de los alimentos.</w:t>
-      </w:r>
-    </w:p>
-    <w:p>
-      <w:pPr>
-        <w:rPr>
-          <w:lang w:val="es-419" w:eastAsia="es-CO"/>
-        </w:rPr>
-      </w:pPr>
-      <w:r>
-        <w:rPr>
-          <w:lang w:val="es-419" w:eastAsia="es-CO"/>
-        </w:rPr>
-        <w:t>Los requisitos de capacitación que debe cumplir el manipulador de alimentos son:</w:t>
-      </w:r>
-    </w:p>
-    <w:p>
-      <w:pPr>
-        <w:pStyle w:val="Prrafodelista"/>
-        <w:numPr>
-          <w:ilvl w:val="0"/>
-          <w:numId w:val="70"/>
-        </w:numPr>
-        <w:ind w:left="993"/>
-        <w:rPr>
-          <w:lang w:val="es-419" w:eastAsia="es-CO"/>
-        </w:rPr>
-      </w:pPr>
-      <w:r>
-        <w:rPr>
-          <w:rStyle w:val="Ttulo5Car"/>
-        </w:rPr>
-        <w:t>Educación y capacitación</w:t>
-      </w:r>
-      <w:r>
-        <w:rPr>
-          <w:rStyle w:val="Ttulo5Car"/>
-        </w:rPr>
-        <w:t>.</w:t>
-      </w:r>
-      <w:r>
-        <w:rPr>
-          <w:lang w:val="es-419" w:eastAsia="es-CO"/>
-        </w:rPr>
-        <w:t xml:space="preserve"> </w:t>
-      </w:r>
-      <w:r>
-        <w:rPr>
-          <w:lang w:val="es-419" w:eastAsia="es-CO"/>
-        </w:rPr>
-        <w:t>La capacitación permite que el manipulador comprenda por qué y cómo aplicar las BPM.</w:t>
+        <w:t>Educación y capacitación.</w:t>
+      </w:r>
+      <w:r>
+        <w:rPr>
+          <w:lang w:val="es-419" w:eastAsia="es-CO"/>
+        </w:rPr>
+        <w:t xml:space="preserve"> La capacitación permite que el manipulador comprenda por qué y cómo aplicar las BPM.</w:t>
       </w:r>
     </w:p>
     <w:p>
@@ -14570,7 +14820,7 @@
         <w:rPr>
           <w:lang w:val="es-419" w:eastAsia="es-CO"/>
         </w:rPr>
-        <w:t>Higiene personal.</w:t>
+        <w:t>Higiene personal</w:t>
       </w:r>
     </w:p>
     <w:p>
@@ -14589,7 +14839,7 @@
         <w:rPr>
           <w:lang w:val="es-419" w:eastAsia="es-CO"/>
         </w:rPr>
-        <w:t>Manejo de alimentos.</w:t>
+        <w:t>Manejo de alimentos</w:t>
       </w:r>
     </w:p>
     <w:p>
@@ -14608,7 +14858,7 @@
         <w:rPr>
           <w:lang w:val="es-419" w:eastAsia="es-CO"/>
         </w:rPr>
-        <w:t>Control de contaminación.</w:t>
+        <w:t>Control de contaminación</w:t>
       </w:r>
     </w:p>
     <w:p>
@@ -14627,17 +14877,11 @@
         <w:rPr>
           <w:lang w:val="es-419" w:eastAsia="es-CO"/>
         </w:rPr>
-        <w:t>Normatividad vigente.</w:t>
-      </w:r>
-    </w:p>
-    <w:p>
-      <w:pPr>
-        <w:pStyle w:val="Prrafodelista"/>
-        <w:numPr>
-          <w:ilvl w:val="0"/>
-          <w:numId w:val="71"/>
-        </w:numPr>
-        <w:ind w:left="993"/>
+        <w:t>Normatividad vigente</w:t>
+      </w:r>
+    </w:p>
+    <w:p>
+      <w:pPr>
         <w:rPr>
           <w:lang w:val="es-419" w:eastAsia="es-CO"/>
         </w:rPr>
@@ -14646,25 +14890,13 @@
         <w:rPr>
           <w:rStyle w:val="Ttulo5Car"/>
         </w:rPr>
-        <w:t>Importancia</w:t>
-      </w:r>
-      <w:r>
-        <w:rPr>
-          <w:rStyle w:val="Ttulo5Car"/>
-        </w:rPr>
-        <w:t>.</w:t>
-      </w:r>
-      <w:r>
-        <w:rPr>
-          <w:lang w:val="es-419" w:eastAsia="es-CO"/>
-        </w:rPr>
-        <w:t xml:space="preserve"> </w:t>
-      </w:r>
-      <w:r>
-        <w:rPr>
-          <w:lang w:val="es-419" w:eastAsia="es-CO"/>
-        </w:rPr>
-        <w:t>Un trabajador capacitado no solo sigue normas, sino que entiende su impacto en la salud pública.</w:t>
+        <w:t>Importancia.</w:t>
+      </w:r>
+      <w:r>
+        <w:rPr>
+          <w:lang w:val="es-419" w:eastAsia="es-CO"/>
+        </w:rPr>
+        <w:t xml:space="preserve"> Un trabajador capacitado no solo sigue normas, sino que entiende su impacto en la salud pública.</w:t>
       </w:r>
     </w:p>
     <w:p>
@@ -14713,7 +14945,7 @@
         <w:rPr>
           <w:lang w:val="es-419" w:eastAsia="es-CO"/>
         </w:rPr>
-        <w:t>Metodología (teórica-práctica).</w:t>
+        <w:t>Metodología (teórica-práctica)</w:t>
       </w:r>
     </w:p>
     <w:p>
@@ -14735,7 +14967,7 @@
         <w:rPr>
           <w:lang w:val="es-419" w:eastAsia="es-CO"/>
         </w:rPr>
-        <w:t>Cronograma.</w:t>
+        <w:t>Cronograma</w:t>
       </w:r>
     </w:p>
     <w:p>
@@ -14757,7 +14989,7 @@
         <w:rPr>
           <w:lang w:val="es-419" w:eastAsia="es-CO"/>
         </w:rPr>
-        <w:t>Temas definidos.</w:t>
+        <w:t>Temas definidos</w:t>
       </w:r>
     </w:p>
     <w:p>
@@ -14779,7 +15011,7 @@
         <w:rPr>
           <w:lang w:val="es-419" w:eastAsia="es-CO"/>
         </w:rPr>
-        <w:t>Evaluación.</w:t>
+        <w:t>Evaluación</w:t>
       </w:r>
     </w:p>
     <w:p>
@@ -15134,19 +15366,7 @@
         <w:rPr>
           <w:lang w:val="es-419" w:eastAsia="es-CO"/>
         </w:rPr>
-        <w:t xml:space="preserve">No manipular </w:t>
-      </w:r>
-      <w:r>
-        <w:rPr>
-          <w:lang w:val="es-419" w:eastAsia="es-CO"/>
-        </w:rPr>
-        <w:t>alimentos enfermos</w:t>
-      </w:r>
-      <w:r>
-        <w:rPr>
-          <w:lang w:val="es-419" w:eastAsia="es-CO"/>
-        </w:rPr>
-        <w:t>.</w:t>
+        <w:t>No manipular alimentos enfermos.</w:t>
       </w:r>
     </w:p>
     <w:p>
@@ -15515,7 +15735,19 @@
         <w:rPr>
           <w:lang w:val="es-419" w:eastAsia="es-CO"/>
         </w:rPr>
-        <w:t>Botas y delantal: protegen al trabajador y mantienen higiene.</w:t>
+        <w:t>Botas y delantal: protegen al trabajador y mantienen</w:t>
+      </w:r>
+      <w:r>
+        <w:rPr>
+          <w:lang w:val="es-419" w:eastAsia="es-CO"/>
+        </w:rPr>
+        <w:t xml:space="preserve"> la</w:t>
+      </w:r>
+      <w:r>
+        <w:rPr>
+          <w:lang w:val="es-419" w:eastAsia="es-CO"/>
+        </w:rPr>
+        <w:t xml:space="preserve"> higiene.</w:t>
       </w:r>
     </w:p>
     <w:p>
@@ -16193,56 +16425,38 @@
         <w:rPr>
           <w:rStyle w:val="Ttulo5Car"/>
         </w:rPr>
-        <w:t>Limpieza</w:t>
-      </w:r>
+        <w:t xml:space="preserve">Limpieza. </w:t>
+      </w:r>
+      <w:r>
+        <w:rPr>
+          <w:lang w:val="es-419" w:eastAsia="es-CO"/>
+        </w:rPr>
+        <w:t>Proceso mediante el cual se eliminan residuos visibles como grasa, sangre, polvo y materia orgánica de superficies, equipos y utensilios, utilizando agua y detergentes.</w:t>
+      </w:r>
+    </w:p>
+    <w:p>
+      <w:pPr>
+        <w:pStyle w:val="Prrafodelista"/>
+        <w:numPr>
+          <w:ilvl w:val="0"/>
+          <w:numId w:val="87"/>
+        </w:numPr>
+        <w:ind w:left="993"/>
+        <w:rPr>
+          <w:lang w:val="es-419" w:eastAsia="es-CO"/>
+        </w:rPr>
+      </w:pPr>
       <w:r>
         <w:rPr>
           <w:rStyle w:val="Ttulo5Car"/>
         </w:rPr>
-        <w:t xml:space="preserve">. </w:t>
-      </w:r>
-      <w:r>
-        <w:rPr>
-          <w:lang w:val="es-419" w:eastAsia="es-CO"/>
-        </w:rPr>
-        <w:t>Proceso mediante el cual se eliminan residuos visibles como grasa, sangre, polvo y materia orgánica de superficies, equipos y utensilios, utilizando agua y detergentes.</w:t>
-      </w:r>
-    </w:p>
-    <w:p>
-      <w:pPr>
-        <w:pStyle w:val="Prrafodelista"/>
-        <w:numPr>
-          <w:ilvl w:val="0"/>
-          <w:numId w:val="87"/>
-        </w:numPr>
-        <w:ind w:left="993"/>
-        <w:rPr>
-          <w:lang w:val="es-419" w:eastAsia="es-CO"/>
-        </w:rPr>
-      </w:pPr>
-      <w:r>
-        <w:rPr>
-          <w:rStyle w:val="Ttulo5Car"/>
-        </w:rPr>
-        <w:t>Desinfección</w:t>
-      </w:r>
-      <w:r>
-        <w:rPr>
-          <w:rStyle w:val="Ttulo5Car"/>
-        </w:rPr>
-        <w:t>.</w:t>
-      </w:r>
-      <w:r>
-        <w:rPr>
-          <w:lang w:val="es-419" w:eastAsia="es-CO"/>
-        </w:rPr>
-        <w:t xml:space="preserve"> </w:t>
-      </w:r>
-      <w:r>
-        <w:rPr>
-          <w:lang w:val="es-419" w:eastAsia="es-CO"/>
-        </w:rPr>
-        <w:t>Proceso posterior a la limpieza que tiene como objetivo eliminar o reducir los microorganismos presentes (bacterias, virus, hongos y esporas) mediante agentes físicos o químicos.</w:t>
+        <w:t>Desinfección.</w:t>
+      </w:r>
+      <w:r>
+        <w:rPr>
+          <w:lang w:val="es-419" w:eastAsia="es-CO"/>
+        </w:rPr>
+        <w:t xml:space="preserve"> Proceso posterior a la limpieza que tiene como objetivo eliminar o reducir los microorganismos presentes (bacterias, virus, hongos y esporas) mediante agentes físicos o químicos.</w:t>
       </w:r>
     </w:p>
     <w:p>
@@ -16777,7 +16991,19 @@
         <w:rPr>
           <w:lang w:val="es-419" w:eastAsia="es-CO"/>
         </w:rPr>
-        <w:t>Vapor a 80°C.</w:t>
+        <w:t>Vapor a 80</w:t>
+      </w:r>
+      <w:r>
+        <w:rPr>
+          <w:lang w:val="es-419" w:eastAsia="es-CO"/>
+        </w:rPr>
+        <w:t xml:space="preserve"> </w:t>
+      </w:r>
+      <w:r>
+        <w:rPr>
+          <w:lang w:val="es-419" w:eastAsia="es-CO"/>
+        </w:rPr>
+        <w:t>°C.</w:t>
       </w:r>
     </w:p>
     <w:p>
@@ -16797,7 +17023,19 @@
           <w:lang w:val="es-419" w:eastAsia="es-CO"/>
         </w:rPr>
         <w:lastRenderedPageBreak/>
-        <w:t>Agua caliente a 80°C por 2 minutos.</w:t>
+        <w:t>Agua caliente a 80</w:t>
+      </w:r>
+      <w:r>
+        <w:rPr>
+          <w:lang w:val="es-419" w:eastAsia="es-CO"/>
+        </w:rPr>
+        <w:t xml:space="preserve"> </w:t>
+      </w:r>
+      <w:r>
+        <w:rPr>
+          <w:lang w:val="es-419" w:eastAsia="es-CO"/>
+        </w:rPr>
+        <w:t>°C por 2 minutos.</w:t>
       </w:r>
     </w:p>
     <w:p>
@@ -16847,12 +17085,167 @@
         <w:rPr>
           <w:rStyle w:val="Ttulo5Car"/>
         </w:rPr>
-        <w:t>Cloro y sus compuestos</w:t>
-      </w:r>
+        <w:t>Cloro y sus compuestos.</w:t>
+      </w:r>
+      <w:r>
+        <w:rPr>
+          <w:lang w:val="es-419" w:eastAsia="es-CO"/>
+        </w:rPr>
+        <w:t xml:space="preserve"> Este compuesto es germicida de muchos microorganismos y</w:t>
+      </w:r>
+      <w:r>
+        <w:rPr>
+          <w:lang w:val="es-419" w:eastAsia="es-CO"/>
+        </w:rPr>
+        <w:t>,</w:t>
+      </w:r>
+      <w:r>
+        <w:rPr>
+          <w:lang w:val="es-419" w:eastAsia="es-CO"/>
+        </w:rPr>
+        <w:t xml:space="preserve"> por lo general</w:t>
+      </w:r>
+      <w:r>
+        <w:rPr>
+          <w:lang w:val="es-419" w:eastAsia="es-CO"/>
+        </w:rPr>
+        <w:t>,</w:t>
+      </w:r>
+      <w:r>
+        <w:rPr>
+          <w:lang w:val="es-419" w:eastAsia="es-CO"/>
+        </w:rPr>
+        <w:t xml:space="preserve"> se utiliza en concentración de 4,5 a 5</w:t>
+      </w:r>
+      <w:r>
+        <w:rPr>
+          <w:lang w:val="es-419" w:eastAsia="es-CO"/>
+        </w:rPr>
+        <w:t xml:space="preserve"> </w:t>
+      </w:r>
+      <w:r>
+        <w:rPr>
+          <w:lang w:val="es-419" w:eastAsia="es-CO"/>
+        </w:rPr>
+        <w:t>%, la dosis de aplicación varía dependiendo de lo que se quiere desinfectar.</w:t>
+      </w:r>
+    </w:p>
+    <w:p>
+      <w:pPr>
+        <w:pStyle w:val="Prrafodelista"/>
+        <w:numPr>
+          <w:ilvl w:val="0"/>
+          <w:numId w:val="91"/>
+        </w:numPr>
+        <w:ind w:left="993"/>
+        <w:rPr>
+          <w:lang w:val="es-419" w:eastAsia="es-CO"/>
+        </w:rPr>
+      </w:pPr>
       <w:r>
         <w:rPr>
           <w:rStyle w:val="Ttulo5Car"/>
         </w:rPr>
+        <w:t>Compuestos de amonio cuaternario.</w:t>
+      </w:r>
+      <w:r>
+        <w:rPr>
+          <w:lang w:val="es-419" w:eastAsia="es-CO"/>
+        </w:rPr>
+        <w:t xml:space="preserve"> Estas sustancias son incoloras y no tóxicas</w:t>
+      </w:r>
+      <w:r>
+        <w:rPr>
+          <w:lang w:val="es-419" w:eastAsia="es-CO"/>
+        </w:rPr>
+        <w:t>;</w:t>
+      </w:r>
+      <w:r>
+        <w:rPr>
+          <w:lang w:val="es-419" w:eastAsia="es-CO"/>
+        </w:rPr>
+        <w:t xml:space="preserve"> sirven para eliminar bacterias gramnegativas. Estos compuestos no son compatibles con detergentes aniónicos.</w:t>
+      </w:r>
+    </w:p>
+    <w:p>
+      <w:pPr>
+        <w:pStyle w:val="Prrafodelista"/>
+        <w:numPr>
+          <w:ilvl w:val="0"/>
+          <w:numId w:val="91"/>
+        </w:numPr>
+        <w:ind w:left="993"/>
+        <w:rPr>
+          <w:lang w:val="es-419" w:eastAsia="es-CO"/>
+        </w:rPr>
+      </w:pPr>
+      <w:r>
+        <w:rPr>
+          <w:rStyle w:val="Ttulo5Car"/>
+        </w:rPr>
+        <w:t>Agentes anfóteros o tensoactivos</w:t>
+      </w:r>
+      <w:r>
+        <w:rPr>
+          <w:lang w:val="es-419" w:eastAsia="es-CO"/>
+        </w:rPr>
+        <w:t>. Estos compuestos no son tóxicos, son desinfectantes y no corrosivos, y pierden su actividad en presencia de materia orgánica.</w:t>
+      </w:r>
+    </w:p>
+    <w:p>
+      <w:pPr>
+        <w:pStyle w:val="Prrafodelista"/>
+        <w:numPr>
+          <w:ilvl w:val="0"/>
+          <w:numId w:val="91"/>
+        </w:numPr>
+        <w:ind w:left="993"/>
+        <w:rPr>
+          <w:lang w:val="es-419" w:eastAsia="es-CO"/>
+        </w:rPr>
+      </w:pPr>
+      <w:r>
+        <w:rPr>
+          <w:rStyle w:val="Ttulo5Car"/>
+        </w:rPr>
+        <w:t xml:space="preserve">Fenólicos. </w:t>
+      </w:r>
+      <w:r>
+        <w:rPr>
+          <w:lang w:val="es-419" w:eastAsia="es-CO"/>
+        </w:rPr>
+        <w:t>Este tipo de compuesto es muy utilizado para desinfectar cuartos de vestir y sanitarios</w:t>
+      </w:r>
+      <w:r>
+        <w:rPr>
+          <w:lang w:val="es-419" w:eastAsia="es-CO"/>
+        </w:rPr>
+        <w:t>;</w:t>
+      </w:r>
+      <w:r>
+        <w:rPr>
+          <w:lang w:val="es-419" w:eastAsia="es-CO"/>
+        </w:rPr>
+        <w:t xml:space="preserve"> en productos como cítricos se usa </w:t>
+      </w:r>
+      <w:proofErr w:type="spellStart"/>
+      <w:r>
+        <w:rPr>
+          <w:lang w:val="es-419" w:eastAsia="es-CO"/>
+        </w:rPr>
+        <w:t>difenilfenol</w:t>
+      </w:r>
+      <w:proofErr w:type="spellEnd"/>
+      <w:r>
+        <w:rPr>
+          <w:lang w:val="es-419" w:eastAsia="es-CO"/>
+        </w:rPr>
+        <w:t xml:space="preserve"> para evitar el crecimiento de hongos</w:t>
+      </w:r>
+      <w:r>
+        <w:rPr>
+          <w:lang w:val="es-419" w:eastAsia="es-CO"/>
+        </w:rPr>
         <w:t>.</w:t>
       </w:r>
       <w:r>
@@ -16865,106 +17258,13 @@
         <w:rPr>
           <w:lang w:val="es-419" w:eastAsia="es-CO"/>
         </w:rPr>
-        <w:t>Este compuesto es germicida de muchos microorganismos y por lo general se utiliza en concentración de 4,5 a 5%, la dosis de aplicación varía dependiendo de lo que se quiere desinfectar.</w:t>
-      </w:r>
-    </w:p>
-    <w:p>
-      <w:pPr>
-        <w:pStyle w:val="Prrafodelista"/>
-        <w:numPr>
-          <w:ilvl w:val="0"/>
-          <w:numId w:val="91"/>
-        </w:numPr>
-        <w:ind w:left="993"/>
-        <w:rPr>
-          <w:lang w:val="es-419" w:eastAsia="es-CO"/>
-        </w:rPr>
-      </w:pPr>
-      <w:r>
-        <w:rPr>
-          <w:rStyle w:val="Ttulo5Car"/>
-        </w:rPr>
-        <w:t>Compuestos de amonio cuaternario</w:t>
-      </w:r>
-      <w:r>
-        <w:rPr>
-          <w:rStyle w:val="Ttulo5Car"/>
-        </w:rPr>
-        <w:t>.</w:t>
-      </w:r>
-      <w:r>
-        <w:rPr>
-          <w:lang w:val="es-419" w:eastAsia="es-CO"/>
-        </w:rPr>
-        <w:t xml:space="preserve"> </w:t>
-      </w:r>
-      <w:r>
-        <w:rPr>
-          <w:lang w:val="es-419" w:eastAsia="es-CO"/>
-        </w:rPr>
-        <w:t>Estas sustancias son incoloras y no tóxicas, sirven para eliminar bacterias gramnegativas. Estos compuestos no son compatibles con detergentes aniónicos.</w:t>
-      </w:r>
-    </w:p>
-    <w:p>
-      <w:pPr>
-        <w:pStyle w:val="Prrafodelista"/>
-        <w:numPr>
-          <w:ilvl w:val="0"/>
-          <w:numId w:val="91"/>
-        </w:numPr>
-        <w:ind w:left="993"/>
-        <w:rPr>
-          <w:lang w:val="es-419" w:eastAsia="es-CO"/>
-        </w:rPr>
-      </w:pPr>
-      <w:r>
-        <w:rPr>
-          <w:rStyle w:val="Ttulo5Car"/>
-        </w:rPr>
-        <w:t>Agentes anfóteros o tensoactivos</w:t>
-      </w:r>
-      <w:r>
-        <w:rPr>
-          <w:lang w:val="es-419" w:eastAsia="es-CO"/>
-        </w:rPr>
-        <w:t xml:space="preserve">. </w:t>
-      </w:r>
-      <w:r>
-        <w:rPr>
-          <w:lang w:val="es-419" w:eastAsia="es-CO"/>
-        </w:rPr>
-        <w:t>Estos compuestos no son tóxicos, son desinfectantes y no corrosivos, y pierden su actividad en presencia de materia orgánica.</w:t>
-      </w:r>
-    </w:p>
-    <w:p>
-      <w:pPr>
-        <w:pStyle w:val="Prrafodelista"/>
-        <w:numPr>
-          <w:ilvl w:val="0"/>
-          <w:numId w:val="91"/>
-        </w:numPr>
-        <w:ind w:left="993"/>
-        <w:rPr>
-          <w:lang w:val="es-419" w:eastAsia="es-CO"/>
-        </w:rPr>
-      </w:pPr>
-      <w:r>
-        <w:rPr>
-          <w:rStyle w:val="Ttulo5Car"/>
-        </w:rPr>
-        <w:t>Fenólicos</w:t>
-      </w:r>
-      <w:r>
-        <w:rPr>
-          <w:rStyle w:val="Ttulo5Car"/>
-        </w:rPr>
-        <w:t xml:space="preserve">. </w:t>
-      </w:r>
-      <w:r>
-        <w:rPr>
-          <w:lang w:val="es-419" w:eastAsia="es-CO"/>
-        </w:rPr>
-        <w:t xml:space="preserve">Este tipo de compuesto es muy utilizado para desinfectar cuartos de vestir y sanitarios, en productos como cítricos se usa difenil fenol para evitar el crecimiento de hongos, estos compuestos tienen actividad </w:t>
+        <w:t>E</w:t>
+      </w:r>
+      <w:r>
+        <w:rPr>
+          <w:lang w:val="es-419" w:eastAsia="es-CO"/>
+        </w:rPr>
+        <w:t xml:space="preserve">stos compuestos tienen actividad </w:t>
       </w:r>
       <w:proofErr w:type="spellStart"/>
       <w:r>
@@ -17042,7 +17342,7 @@
         <w:rPr>
           <w:lang w:val="es-419" w:eastAsia="es-CO"/>
         </w:rPr>
-        <w:t>Seleccionar el área a limpiar.</w:t>
+        <w:t>Seleccionar el área a limpiar</w:t>
       </w:r>
     </w:p>
     <w:p>
@@ -17061,7 +17361,7 @@
         <w:rPr>
           <w:lang w:val="es-419" w:eastAsia="es-CO"/>
         </w:rPr>
-        <w:t>Retirar residuos gruesos.</w:t>
+        <w:t>Retirar residuos gruesos</w:t>
       </w:r>
     </w:p>
     <w:p>
@@ -17080,7 +17380,7 @@
         <w:rPr>
           <w:lang w:val="es-419" w:eastAsia="es-CO"/>
         </w:rPr>
-        <w:t>Aplicar detergente.</w:t>
+        <w:t>Aplicar detergente</w:t>
       </w:r>
     </w:p>
     <w:p>
@@ -17099,7 +17399,7 @@
         <w:rPr>
           <w:lang w:val="es-419" w:eastAsia="es-CO"/>
         </w:rPr>
-        <w:t>Cepillar o frotar superficies.</w:t>
+        <w:t>Cepillar o frotar superficies</w:t>
       </w:r>
     </w:p>
     <w:p>
@@ -17118,7 +17418,7 @@
         <w:rPr>
           <w:lang w:val="es-419" w:eastAsia="es-CO"/>
         </w:rPr>
-        <w:t>Enjuagar con agua potable.</w:t>
+        <w:t>Enjuagar con agua potable</w:t>
       </w:r>
     </w:p>
     <w:p>
@@ -17137,7 +17437,7 @@
         <w:rPr>
           <w:lang w:val="es-419" w:eastAsia="es-CO"/>
         </w:rPr>
-        <w:t>Verificar eliminación de suciedad.</w:t>
+        <w:t>Verificar eliminación de suciedad</w:t>
       </w:r>
     </w:p>
     <w:p>
@@ -17177,25 +17477,38 @@
         <w:rPr>
           <w:rStyle w:val="Ttulo5Car"/>
         </w:rPr>
-        <w:t>Retiro de residuos</w:t>
-      </w:r>
-      <w:r>
+        <w:t>Retiro de residuos.</w:t>
+      </w:r>
+      <w:r>
+        <w:rPr>
+          <w:lang w:val="es-419" w:eastAsia="es-CO"/>
+        </w:rPr>
+        <w:t xml:space="preserve"> Recoger los residuos del proceso y cualquier suciedad, desechándolos en un recipiente adecuado.</w:t>
+      </w:r>
+    </w:p>
+    <w:p>
+      <w:pPr>
+        <w:pStyle w:val="Prrafodelista"/>
+        <w:numPr>
+          <w:ilvl w:val="0"/>
+          <w:numId w:val="93"/>
+        </w:numPr>
+        <w:ind w:left="993"/>
         <w:rPr>
           <w:rStyle w:val="Ttulo5Car"/>
         </w:rPr>
-        <w:t>.</w:t>
-      </w:r>
-      <w:r>
-        <w:rPr>
-          <w:lang w:val="es-419" w:eastAsia="es-CO"/>
-        </w:rPr>
-        <w:t xml:space="preserve"> </w:t>
-      </w:r>
-      <w:r>
-        <w:rPr>
-          <w:lang w:val="es-419" w:eastAsia="es-CO"/>
-        </w:rPr>
-        <w:t>Recoger los residuos del proceso y cualquier suciedad, desechándolos en un recipiente adecuado.</w:t>
+      </w:pPr>
+      <w:r>
+        <w:rPr>
+          <w:rStyle w:val="Ttulo5Car"/>
+        </w:rPr>
+        <w:t>Humectación.</w:t>
+      </w:r>
+      <w:r>
+        <w:rPr>
+          <w:lang w:val="es-419" w:eastAsia="es-CO"/>
+        </w:rPr>
+        <w:t xml:space="preserve"> Aplicar agua potable sobre la superficie a limpiar.</w:t>
       </w:r>
     </w:p>
     <w:p>
@@ -17214,25 +17527,38 @@
         <w:rPr>
           <w:rStyle w:val="Ttulo5Car"/>
         </w:rPr>
-        <w:t>Humectación</w:t>
-      </w:r>
-      <w:r>
+        <w:t>Preparación de solución.</w:t>
+      </w:r>
+      <w:r>
+        <w:rPr>
+          <w:lang w:val="es-419" w:eastAsia="es-CO"/>
+        </w:rPr>
+        <w:t xml:space="preserve"> Preparar la solución de detergente a utilizar.</w:t>
+      </w:r>
+    </w:p>
+    <w:p>
+      <w:pPr>
+        <w:pStyle w:val="Prrafodelista"/>
+        <w:numPr>
+          <w:ilvl w:val="0"/>
+          <w:numId w:val="93"/>
+        </w:numPr>
+        <w:ind w:left="993"/>
         <w:rPr>
           <w:rStyle w:val="Ttulo5Car"/>
         </w:rPr>
-        <w:t>.</w:t>
-      </w:r>
-      <w:r>
-        <w:rPr>
-          <w:lang w:val="es-419" w:eastAsia="es-CO"/>
-        </w:rPr>
-        <w:t xml:space="preserve"> </w:t>
-      </w:r>
-      <w:r>
-        <w:rPr>
-          <w:lang w:val="es-419" w:eastAsia="es-CO"/>
-        </w:rPr>
-        <w:t>Aplicar agua potable sobre la superficie a limpiar.</w:t>
+      </w:pPr>
+      <w:r>
+        <w:rPr>
+          <w:rStyle w:val="Ttulo5Car"/>
+        </w:rPr>
+        <w:t>Aplicación del detergente.</w:t>
+      </w:r>
+      <w:r>
+        <w:rPr>
+          <w:lang w:val="es-419" w:eastAsia="es-CO"/>
+        </w:rPr>
+        <w:t xml:space="preserve"> Adicionar la solución de jabón sobre la superficie.</w:t>
       </w:r>
     </w:p>
     <w:p>
@@ -17251,25 +17577,38 @@
         <w:rPr>
           <w:rStyle w:val="Ttulo5Car"/>
         </w:rPr>
-        <w:t>Preparación de solución</w:t>
-      </w:r>
+        <w:t>Restregado.</w:t>
+      </w:r>
+      <w:r>
+        <w:rPr>
+          <w:lang w:val="es-419" w:eastAsia="es-CO"/>
+        </w:rPr>
+        <w:t xml:space="preserve"> Frotar la superficie con esponjas o cepillos para remover la suciedad.</w:t>
+      </w:r>
+    </w:p>
+    <w:p>
+      <w:pPr>
+        <w:pStyle w:val="Prrafodelista"/>
+        <w:numPr>
+          <w:ilvl w:val="0"/>
+          <w:numId w:val="93"/>
+        </w:numPr>
+        <w:ind w:left="993"/>
+        <w:rPr>
+          <w:lang w:val="es-419" w:eastAsia="es-CO"/>
+        </w:rPr>
+      </w:pPr>
       <w:r>
         <w:rPr>
           <w:rStyle w:val="Ttulo5Car"/>
         </w:rPr>
-        <w:t>.</w:t>
-      </w:r>
-      <w:r>
-        <w:rPr>
-          <w:lang w:val="es-419" w:eastAsia="es-CO"/>
-        </w:rPr>
-        <w:t xml:space="preserve"> </w:t>
-      </w:r>
-      <w:r>
-        <w:rPr>
-          <w:lang w:val="es-419" w:eastAsia="es-CO"/>
-        </w:rPr>
-        <w:t>Preparar la solución de detergente a utilizar.</w:t>
+        <w:t>Tiempo de acción.</w:t>
+      </w:r>
+      <w:r>
+        <w:rPr>
+          <w:lang w:val="es-419" w:eastAsia="es-CO"/>
+        </w:rPr>
+        <w:t xml:space="preserve"> Dejar actuar el detergente por un periodo corto.</w:t>
       </w:r>
     </w:p>
     <w:p>
@@ -17281,143 +17620,20 @@
         </w:numPr>
         <w:ind w:left="993"/>
         <w:rPr>
+          <w:lang w:val="es-419" w:eastAsia="es-CO"/>
+        </w:rPr>
+      </w:pPr>
+      <w:r>
+        <w:rPr>
           <w:rStyle w:val="Ttulo5Car"/>
         </w:rPr>
-      </w:pPr>
-      <w:r>
-        <w:rPr>
-          <w:rStyle w:val="Ttulo5Car"/>
-        </w:rPr>
-        <w:t>Aplicación del detergente</w:t>
-      </w:r>
-      <w:r>
-        <w:rPr>
-          <w:rStyle w:val="Ttulo5Car"/>
-        </w:rPr>
-        <w:t>.</w:t>
-      </w:r>
-      <w:r>
-        <w:rPr>
-          <w:lang w:val="es-419" w:eastAsia="es-CO"/>
-        </w:rPr>
-        <w:t xml:space="preserve"> </w:t>
-      </w:r>
-      <w:r>
-        <w:rPr>
-          <w:lang w:val="es-419" w:eastAsia="es-CO"/>
-        </w:rPr>
-        <w:t>Adicionar la solución de jabón sobre la superficie.</w:t>
-      </w:r>
-    </w:p>
-    <w:p>
-      <w:pPr>
-        <w:pStyle w:val="Prrafodelista"/>
-        <w:numPr>
-          <w:ilvl w:val="0"/>
-          <w:numId w:val="93"/>
-        </w:numPr>
-        <w:ind w:left="993"/>
-        <w:rPr>
-          <w:rStyle w:val="Ttulo5Car"/>
-        </w:rPr>
-      </w:pPr>
-      <w:r>
-        <w:rPr>
-          <w:rStyle w:val="Ttulo5Car"/>
-        </w:rPr>
-        <w:t>Restregado</w:t>
-      </w:r>
-      <w:r>
-        <w:rPr>
-          <w:rStyle w:val="Ttulo5Car"/>
-        </w:rPr>
-        <w:t>.</w:t>
-      </w:r>
-      <w:r>
-        <w:rPr>
-          <w:lang w:val="es-419" w:eastAsia="es-CO"/>
-        </w:rPr>
-        <w:t xml:space="preserve"> </w:t>
-      </w:r>
-      <w:r>
-        <w:rPr>
-          <w:lang w:val="es-419" w:eastAsia="es-CO"/>
-        </w:rPr>
-        <w:t>Frotar la superficie con esponjas o cepillos para remover la suciedad.</w:t>
-      </w:r>
-    </w:p>
-    <w:p>
-      <w:pPr>
-        <w:pStyle w:val="Prrafodelista"/>
-        <w:numPr>
-          <w:ilvl w:val="0"/>
-          <w:numId w:val="93"/>
-        </w:numPr>
-        <w:ind w:left="993"/>
-        <w:rPr>
-          <w:lang w:val="es-419" w:eastAsia="es-CO"/>
-        </w:rPr>
-      </w:pPr>
-      <w:r>
-        <w:rPr>
-          <w:rStyle w:val="Ttulo5Car"/>
-        </w:rPr>
-        <w:t>Tiempo de acción</w:t>
-      </w:r>
-      <w:r>
-        <w:rPr>
-          <w:rStyle w:val="Ttulo5Car"/>
-        </w:rPr>
-        <w:t>.</w:t>
-      </w:r>
-      <w:r>
-        <w:rPr>
-          <w:lang w:val="es-419" w:eastAsia="es-CO"/>
-        </w:rPr>
-        <w:t xml:space="preserve"> </w:t>
-      </w:r>
-      <w:r>
-        <w:rPr>
-          <w:lang w:val="es-419" w:eastAsia="es-CO"/>
-        </w:rPr>
-        <w:t>Dejar actuar el detergente por un periodo corto.</w:t>
-      </w:r>
-    </w:p>
-    <w:p>
-      <w:pPr>
-        <w:pStyle w:val="Prrafodelista"/>
-        <w:numPr>
-          <w:ilvl w:val="0"/>
-          <w:numId w:val="93"/>
-        </w:numPr>
-        <w:ind w:left="993"/>
-        <w:rPr>
-          <w:lang w:val="es-419" w:eastAsia="es-CO"/>
-        </w:rPr>
-      </w:pPr>
-      <w:r>
-        <w:rPr>
-          <w:rStyle w:val="Ttulo5Car"/>
-        </w:rPr>
-        <w:t>Enjuague</w:t>
-      </w:r>
-      <w:r>
-        <w:rPr>
-          <w:rStyle w:val="Ttulo5Car"/>
-        </w:rPr>
-        <w:t>.</w:t>
-      </w:r>
-      <w:r>
-        <w:rPr>
-          <w:lang w:val="es-419" w:eastAsia="es-CO"/>
-        </w:rPr>
-        <w:t xml:space="preserve"> </w:t>
-      </w:r>
-      <w:r>
-        <w:rPr>
-          <w:lang w:val="es-419" w:eastAsia="es-CO"/>
-        </w:rPr>
-        <w:t>Retirar los residuos con abundante agua.</w:t>
+        <w:t>Enjuague.</w:t>
+      </w:r>
+      <w:r>
+        <w:rPr>
+          <w:lang w:val="es-419" w:eastAsia="es-CO"/>
+        </w:rPr>
+        <w:t xml:space="preserve"> Retirar los residuos con abundante agua.</w:t>
       </w:r>
     </w:p>
     <w:p>
@@ -17443,38 +17659,51 @@
           <w:rStyle w:val="Ttulo5Car"/>
         </w:rPr>
         <w:lastRenderedPageBreak/>
-        <w:t>Verificación</w:t>
-      </w:r>
+        <w:t>Verificación.</w:t>
+      </w:r>
+      <w:r>
+        <w:rPr>
+          <w:lang w:val="es-419" w:eastAsia="es-CO"/>
+        </w:rPr>
+        <w:t xml:space="preserve"> Comprobar que la limpieza se haya realizado correctamente.</w:t>
+      </w:r>
+    </w:p>
+    <w:p>
+      <w:pPr>
+        <w:rPr>
+          <w:lang w:val="es-419" w:eastAsia="es-CO"/>
+        </w:rPr>
+      </w:pPr>
+      <w:r>
+        <w:rPr>
+          <w:lang w:val="es-419" w:eastAsia="es-CO"/>
+        </w:rPr>
+        <w:t>El proceso de desinfección se realiza después de la limpieza y tiene como objetivo eliminar o reducir los microorganismos presentes en las superficies. El procedimiento es el siguiente:</w:t>
+      </w:r>
+    </w:p>
+    <w:p>
+      <w:pPr>
+        <w:pStyle w:val="Prrafodelista"/>
+        <w:numPr>
+          <w:ilvl w:val="0"/>
+          <w:numId w:val="94"/>
+        </w:numPr>
+        <w:ind w:left="993"/>
+        <w:rPr>
+          <w:lang w:val="es-419" w:eastAsia="es-CO"/>
+        </w:rPr>
+      </w:pPr>
       <w:r>
         <w:rPr>
           <w:rStyle w:val="Ttulo5Car"/>
         </w:rPr>
-        <w:t>.</w:t>
-      </w:r>
-      <w:r>
-        <w:rPr>
-          <w:lang w:val="es-419" w:eastAsia="es-CO"/>
-        </w:rPr>
-        <w:t xml:space="preserve"> </w:t>
-      </w:r>
-      <w:r>
-        <w:rPr>
-          <w:lang w:val="es-419" w:eastAsia="es-CO"/>
-        </w:rPr>
-        <w:t>Comprobar que la limpieza se haya realizado correctamente.</w:t>
-      </w:r>
-    </w:p>
-    <w:p>
-      <w:pPr>
-        <w:rPr>
-          <w:lang w:val="es-419" w:eastAsia="es-CO"/>
-        </w:rPr>
-      </w:pPr>
-      <w:r>
-        <w:rPr>
-          <w:lang w:val="es-419" w:eastAsia="es-CO"/>
-        </w:rPr>
-        <w:t>El proceso de desinfección se realiza después de la limpieza y tiene como objetivo eliminar o reducir los microorganismos presentes en las superficies. El procedimiento es el siguiente:</w:t>
+        <w:t>Verificación de limpieza.</w:t>
+      </w:r>
+      <w:r>
+        <w:rPr>
+          <w:lang w:val="es-419" w:eastAsia="es-CO"/>
+        </w:rPr>
+        <w:t xml:space="preserve"> Se debe comprobar que la superficie a desinfectar esté completamente limpia antes de iniciar el proceso.</w:t>
       </w:r>
     </w:p>
     <w:p>
@@ -17493,25 +17722,38 @@
         <w:rPr>
           <w:rStyle w:val="Ttulo5Car"/>
         </w:rPr>
-        <w:t>Verificación de limpieza</w:t>
-      </w:r>
+        <w:t>Preparación de la solución.</w:t>
+      </w:r>
+      <w:r>
+        <w:rPr>
+          <w:lang w:val="es-419" w:eastAsia="es-CO"/>
+        </w:rPr>
+        <w:t xml:space="preserve"> Luego, se prepara la solución desinfectante adecuada según las indicaciones establecidas.</w:t>
+      </w:r>
+    </w:p>
+    <w:p>
+      <w:pPr>
+        <w:pStyle w:val="Prrafodelista"/>
+        <w:numPr>
+          <w:ilvl w:val="0"/>
+          <w:numId w:val="94"/>
+        </w:numPr>
+        <w:ind w:left="993"/>
+        <w:rPr>
+          <w:lang w:val="es-419" w:eastAsia="es-CO"/>
+        </w:rPr>
+      </w:pPr>
       <w:r>
         <w:rPr>
           <w:rStyle w:val="Ttulo5Car"/>
         </w:rPr>
-        <w:t>.</w:t>
-      </w:r>
-      <w:r>
-        <w:rPr>
-          <w:lang w:val="es-419" w:eastAsia="es-CO"/>
-        </w:rPr>
-        <w:t xml:space="preserve"> </w:t>
-      </w:r>
-      <w:r>
-        <w:rPr>
-          <w:lang w:val="es-419" w:eastAsia="es-CO"/>
-        </w:rPr>
-        <w:t>Se debe comprobar que la superficie a desinfectar esté completamente limpia antes de iniciar el proceso.</w:t>
+        <w:t xml:space="preserve">Aplicación del desinfectante. </w:t>
+      </w:r>
+      <w:r>
+        <w:rPr>
+          <w:lang w:val="es-419" w:eastAsia="es-CO"/>
+        </w:rPr>
+        <w:t>Se aplica la solución desinfectante sobre la superficie de manera uniforme.</w:t>
       </w:r>
     </w:p>
     <w:p>
@@ -17530,25 +17772,13 @@
         <w:rPr>
           <w:rStyle w:val="Ttulo5Car"/>
         </w:rPr>
-        <w:t>Preparación de la solución</w:t>
-      </w:r>
-      <w:r>
-        <w:rPr>
-          <w:rStyle w:val="Ttulo5Car"/>
-        </w:rPr>
-        <w:t>.</w:t>
-      </w:r>
-      <w:r>
-        <w:rPr>
-          <w:lang w:val="es-419" w:eastAsia="es-CO"/>
-        </w:rPr>
-        <w:t xml:space="preserve"> </w:t>
-      </w:r>
-      <w:r>
-        <w:rPr>
-          <w:lang w:val="es-419" w:eastAsia="es-CO"/>
-        </w:rPr>
-        <w:t>Luego, se prepara la solución desinfectante adecuada según las indicaciones establecidas.</w:t>
+        <w:t>Tiempo de acción.</w:t>
+      </w:r>
+      <w:r>
+        <w:rPr>
+          <w:lang w:val="es-419" w:eastAsia="es-CO"/>
+        </w:rPr>
+        <w:t xml:space="preserve"> Finalmente, se deja actuar la solución desinfectante durante aproximadamente cinco minutos para asegurar su efectividad.</w:t>
       </w:r>
     </w:p>
     <w:p>
@@ -17565,95 +17795,15 @@
       </w:pPr>
       <w:r>
         <w:rPr>
-          <w:rStyle w:val="Ttulo5Car"/>
-        </w:rPr>
-        <w:t>Aplicación del desinfectante</w:t>
-      </w:r>
-      <w:r>
-        <w:rPr>
-          <w:rStyle w:val="Ttulo5Car"/>
-        </w:rPr>
-        <w:t xml:space="preserve">. </w:t>
-      </w:r>
-      <w:r>
-        <w:rPr>
-          <w:lang w:val="es-419" w:eastAsia="es-CO"/>
-        </w:rPr>
-        <w:t>Se aplica la solución desinfectante sobre la superficie de manera uniforme.</w:t>
-      </w:r>
-    </w:p>
-    <w:p>
-      <w:pPr>
-        <w:pStyle w:val="Prrafodelista"/>
-        <w:numPr>
-          <w:ilvl w:val="0"/>
-          <w:numId w:val="94"/>
-        </w:numPr>
-        <w:ind w:left="993"/>
-        <w:rPr>
-          <w:lang w:val="es-419" w:eastAsia="es-CO"/>
-        </w:rPr>
-      </w:pPr>
-      <w:r>
-        <w:rPr>
-          <w:rStyle w:val="Ttulo5Car"/>
-        </w:rPr>
-        <w:t>Tiempo de acción</w:t>
-      </w:r>
-      <w:r>
-        <w:rPr>
-          <w:rStyle w:val="Ttulo5Car"/>
-        </w:rPr>
-        <w:t>.</w:t>
-      </w:r>
-      <w:r>
-        <w:rPr>
-          <w:lang w:val="es-419" w:eastAsia="es-CO"/>
-        </w:rPr>
-        <w:t xml:space="preserve"> </w:t>
-      </w:r>
-      <w:r>
-        <w:rPr>
-          <w:lang w:val="es-419" w:eastAsia="es-CO"/>
-        </w:rPr>
-        <w:t>Finalmente, se deja actuar la solución desinfectante durante aproximadamente cinco minutos para asegurar su efectividad.</w:t>
-      </w:r>
-    </w:p>
-    <w:p>
-      <w:pPr>
-        <w:pStyle w:val="Prrafodelista"/>
-        <w:numPr>
-          <w:ilvl w:val="0"/>
-          <w:numId w:val="94"/>
-        </w:numPr>
-        <w:ind w:left="993"/>
-        <w:rPr>
-          <w:lang w:val="es-419" w:eastAsia="es-CO"/>
-        </w:rPr>
-      </w:pPr>
-      <w:r>
-        <w:rPr>
           <w:rStyle w:val="Ttulo3Car"/>
         </w:rPr>
-        <w:t>Frecuencias de limpieza</w:t>
-      </w:r>
-      <w:r>
-        <w:rPr>
-          <w:rStyle w:val="Ttulo3Car"/>
-        </w:rPr>
-        <w:t>.</w:t>
-      </w:r>
-      <w:r>
-        <w:rPr>
-          <w:lang w:val="es-419" w:eastAsia="es-CO"/>
-        </w:rPr>
-        <w:t xml:space="preserve"> </w:t>
-      </w:r>
-      <w:r>
-        <w:rPr>
-          <w:lang w:val="es-419" w:eastAsia="es-CO"/>
-        </w:rPr>
-        <w:t>La siguiente tabla presenta las frecuencias de limpieza por área o elemento, estableciendo momentos adecuados para garantizar higiene, prevenir contaminación y mantener condiciones sanitarias óptimas.</w:t>
+        <w:t>Frecuencias de limpieza.</w:t>
+      </w:r>
+      <w:r>
+        <w:rPr>
+          <w:lang w:val="es-419" w:eastAsia="es-CO"/>
+        </w:rPr>
+        <w:t xml:space="preserve"> La siguiente tabla presenta las frecuencias de limpieza por área o elemento, estableciendo momentos adecuados para garantizar higiene, prevenir contaminación y mantener condiciones sanitarias óptimas.</w:t>
       </w:r>
     </w:p>
     <w:p>
@@ -18081,7 +18231,7 @@
         <w:rPr>
           <w:lang w:val="es-419" w:eastAsia="es-CO"/>
         </w:rPr>
-        <w:t>Áreas para limpiar.</w:t>
+        <w:t>Áreas para limpiar</w:t>
       </w:r>
     </w:p>
     <w:p>
@@ -18100,7 +18250,7 @@
         <w:rPr>
           <w:lang w:val="es-419" w:eastAsia="es-CO"/>
         </w:rPr>
-        <w:t>Responsables.</w:t>
+        <w:t>Responsables</w:t>
       </w:r>
     </w:p>
     <w:p>
@@ -18119,7 +18269,7 @@
         <w:rPr>
           <w:lang w:val="es-419" w:eastAsia="es-CO"/>
         </w:rPr>
-        <w:t>Frecuencia.</w:t>
+        <w:t>Frecuencia</w:t>
       </w:r>
     </w:p>
     <w:p>
@@ -18138,7 +18288,7 @@
         <w:rPr>
           <w:lang w:val="es-419" w:eastAsia="es-CO"/>
         </w:rPr>
-        <w:t>Métodos utilizados.</w:t>
+        <w:t>Métodos utilizados</w:t>
       </w:r>
     </w:p>
     <w:p>
@@ -18157,7 +18307,7 @@
         <w:rPr>
           <w:lang w:val="es-419" w:eastAsia="es-CO"/>
         </w:rPr>
-        <w:t>Productos y concentraciones.</w:t>
+        <w:t>Productos y concentraciones</w:t>
       </w:r>
     </w:p>
     <w:p>
@@ -18176,7 +18326,7 @@
         <w:rPr>
           <w:lang w:val="es-419" w:eastAsia="es-CO"/>
         </w:rPr>
-        <w:t>Registros de control.</w:t>
+        <w:t>Registros de control</w:t>
       </w:r>
     </w:p>
     <w:p>
@@ -18844,7 +18994,13 @@
         <w:t xml:space="preserve"> </w:t>
       </w:r>
       <w:r>
-        <w:t>En el área de proceso está prohibido comer o fumar, los visitantes deben cumplir las normas establecidas y se debe mantener un estricto control sanitario del personal para garantizar la inocuidad.</w:t>
+        <w:t>En el área de proceso está prohibido comer o fumar</w:t>
+      </w:r>
+      <w:r>
+        <w:t>;</w:t>
+      </w:r>
+      <w:r>
+        <w:t xml:space="preserve"> los visitantes deben cumplir las normas establecidas y se debe mantener un estricto control sanitario del personal para garantizar la inocuidad.</w:t>
       </w:r>
     </w:p>
     <w:p>
@@ -18898,7 +19054,7 @@
         <w:rPr>
           <w:lang w:val="es-419" w:eastAsia="es-CO"/>
         </w:rPr>
-        <w:t>Selección del área.</w:t>
+        <w:t>Selección del área</w:t>
       </w:r>
     </w:p>
     <w:p>
@@ -18917,7 +19073,7 @@
         <w:rPr>
           <w:lang w:val="es-419" w:eastAsia="es-CO"/>
         </w:rPr>
-        <w:t>Identificación de suciedad.</w:t>
+        <w:t>Identificación de suciedad</w:t>
       </w:r>
     </w:p>
     <w:p>
@@ -18936,7 +19092,7 @@
         <w:rPr>
           <w:lang w:val="es-419" w:eastAsia="es-CO"/>
         </w:rPr>
-        <w:t>Selección de detergente.</w:t>
+        <w:t>Selección de detergente</w:t>
       </w:r>
     </w:p>
     <w:p>
@@ -18955,7 +19111,7 @@
         <w:rPr>
           <w:lang w:val="es-419" w:eastAsia="es-CO"/>
         </w:rPr>
-        <w:t>Aplicación de limpieza.</w:t>
+        <w:t>Aplicación de limpieza</w:t>
       </w:r>
     </w:p>
     <w:p>
@@ -18974,7 +19130,7 @@
         <w:rPr>
           <w:lang w:val="es-419" w:eastAsia="es-CO"/>
         </w:rPr>
-        <w:t>Enjuague.</w:t>
+        <w:t>Enjuague</w:t>
       </w:r>
     </w:p>
     <w:p>
@@ -18993,7 +19149,7 @@
         <w:rPr>
           <w:lang w:val="es-419" w:eastAsia="es-CO"/>
         </w:rPr>
-        <w:t>Desinfección.</w:t>
+        <w:t>Desinfección</w:t>
       </w:r>
     </w:p>
     <w:p>
@@ -19025,7 +19181,7 @@
         <w:rPr>
           <w:lang w:val="es-419" w:eastAsia="es-CO"/>
         </w:rPr>
-        <w:t>Previene enfermedades transmitidas por alimentos.</w:t>
+        <w:t>Previene enfermedades transmitidas por alimentos</w:t>
       </w:r>
     </w:p>
     <w:p>
@@ -19044,7 +19200,7 @@
         <w:rPr>
           <w:lang w:val="es-419" w:eastAsia="es-CO"/>
         </w:rPr>
-        <w:t>Evita contaminación cruzada.</w:t>
+        <w:t>Evita contaminación cruzada</w:t>
       </w:r>
     </w:p>
     <w:p>
@@ -19063,7 +19219,7 @@
         <w:rPr>
           <w:lang w:val="es-419" w:eastAsia="es-CO"/>
         </w:rPr>
-        <w:t>Garantiza calidad e inocuidad.</w:t>
+        <w:t>Garantiza calidad e inocuidad</w:t>
       </w:r>
     </w:p>
     <w:p>
@@ -19082,7 +19238,7 @@
         <w:rPr>
           <w:lang w:val="es-419" w:eastAsia="es-CO"/>
         </w:rPr>
-        <w:t>Cumple normativa sanitaria.</w:t>
+        <w:t>Cumple normativa sanitaria</w:t>
       </w:r>
     </w:p>
     <w:p>
@@ -19095,13 +19251,7 @@
         <w:rPr>
           <w:rStyle w:val="Ttulo3Car"/>
         </w:rPr>
-        <w:t>Requisitos sanitarios</w:t>
-      </w:r>
-      <w:r>
-        <w:rPr>
-          <w:rStyle w:val="Ttulo3Car"/>
-        </w:rPr>
-        <w:t>.</w:t>
+        <w:t>Requisitos sanitarios.</w:t>
       </w:r>
       <w:r>
         <w:rPr>
@@ -19676,7 +19826,19 @@
       <w:bookmarkStart w:id="32" w:name="_Toc230628063"/>
       <w:r>
         <w:lastRenderedPageBreak/>
-        <w:t>Buenas Prácticas de Manufactura (BPM) en la industria cárnica</w:t>
+        <w:t xml:space="preserve">Buenas </w:t>
+      </w:r>
+      <w:r>
+        <w:t>p</w:t>
+      </w:r>
+      <w:r>
+        <w:t xml:space="preserve">rácticas de </w:t>
+      </w:r>
+      <w:r>
+        <w:t>m</w:t>
+      </w:r>
+      <w:r>
+        <w:t>anufactura (BPM) en la industria cárnica</w:t>
       </w:r>
       <w:bookmarkEnd w:id="32"/>
     </w:p>
@@ -19690,7 +19852,43 @@
         <w:rPr>
           <w:lang w:val="es-419" w:eastAsia="es-CO"/>
         </w:rPr>
-        <w:t>Las Buenas Prácticas de Manufactura (BPM) constituyen el conjunto de normas, procedimientos y condiciones higiénico-sanitarias que garantizan la producción de alimentos inocuos, especialmente en productos de alto riesgo como la carne y sus derivados.</w:t>
+        <w:t xml:space="preserve">Las </w:t>
+      </w:r>
+      <w:r>
+        <w:rPr>
+          <w:lang w:val="es-419" w:eastAsia="es-CO"/>
+        </w:rPr>
+        <w:t>b</w:t>
+      </w:r>
+      <w:r>
+        <w:rPr>
+          <w:lang w:val="es-419" w:eastAsia="es-CO"/>
+        </w:rPr>
+        <w:t xml:space="preserve">uenas </w:t>
+      </w:r>
+      <w:r>
+        <w:rPr>
+          <w:lang w:val="es-419" w:eastAsia="es-CO"/>
+        </w:rPr>
+        <w:t>p</w:t>
+      </w:r>
+      <w:r>
+        <w:rPr>
+          <w:lang w:val="es-419" w:eastAsia="es-CO"/>
+        </w:rPr>
+        <w:t xml:space="preserve">rácticas de </w:t>
+      </w:r>
+      <w:r>
+        <w:rPr>
+          <w:lang w:val="es-419" w:eastAsia="es-CO"/>
+        </w:rPr>
+        <w:t>m</w:t>
+      </w:r>
+      <w:r>
+        <w:rPr>
+          <w:lang w:val="es-419" w:eastAsia="es-CO"/>
+        </w:rPr>
+        <w:t>anufactura (BPM) constituyen el conjunto de normas, procedimientos y condiciones higiénico-sanitarias que garantizan la producción de alimentos inocuos, especialmente en productos de alto riesgo como la carne y sus derivados.</w:t>
       </w:r>
     </w:p>
     <w:p>
@@ -19732,13 +19930,7 @@
         <w:rPr>
           <w:rStyle w:val="Ttulo5Car"/>
         </w:rPr>
-        <w:t>Concepto</w:t>
-      </w:r>
-      <w:r>
-        <w:rPr>
-          <w:rStyle w:val="Ttulo5Car"/>
-        </w:rPr>
-        <w:t xml:space="preserve">. </w:t>
+        <w:t xml:space="preserve">Concepto. </w:t>
       </w:r>
       <w:r>
         <w:rPr>
@@ -19917,7 +20109,7 @@
         <w:rPr>
           <w:lang w:val="es-419" w:eastAsia="es-CO"/>
         </w:rPr>
-        <w:t>Higiene del personal.</w:t>
+        <w:t>Higiene del personal</w:t>
       </w:r>
     </w:p>
     <w:p>
@@ -19936,7 +20128,7 @@
         <w:rPr>
           <w:lang w:val="es-419" w:eastAsia="es-CO"/>
         </w:rPr>
-        <w:t>Limpieza y desinfección.</w:t>
+        <w:t>Limpieza y desinfección</w:t>
       </w:r>
     </w:p>
     <w:p>
@@ -19955,7 +20147,7 @@
         <w:rPr>
           <w:lang w:val="es-419" w:eastAsia="es-CO"/>
         </w:rPr>
-        <w:t>Control de plagas.</w:t>
+        <w:t>Control de plagas</w:t>
       </w:r>
     </w:p>
     <w:p>
@@ -19974,7 +20166,7 @@
         <w:rPr>
           <w:lang w:val="es-419" w:eastAsia="es-CO"/>
         </w:rPr>
-        <w:t>Manejo de residuos.</w:t>
+        <w:t>Manejo de residuos</w:t>
       </w:r>
     </w:p>
     <w:p>
@@ -19993,7 +20185,7 @@
         <w:rPr>
           <w:lang w:val="es-419" w:eastAsia="es-CO"/>
         </w:rPr>
-        <w:t>Control de materias primas.</w:t>
+        <w:t>Control de materias primas</w:t>
       </w:r>
     </w:p>
     <w:p>
@@ -20012,7 +20204,7 @@
         <w:rPr>
           <w:lang w:val="es-419" w:eastAsia="es-CO"/>
         </w:rPr>
-        <w:t>Condiciones locativas adecuadas.</w:t>
+        <w:t>Condiciones locativas adecuadas</w:t>
       </w:r>
     </w:p>
     <w:p>
@@ -20031,7 +20223,7 @@
         <w:rPr>
           <w:lang w:val="es-419" w:eastAsia="es-CO"/>
         </w:rPr>
-        <w:t>Control de procesos.</w:t>
+        <w:t>Control de procesos</w:t>
       </w:r>
     </w:p>
     <w:p>
@@ -20050,7 +20242,7 @@
         <w:rPr>
           <w:lang w:val="es-419" w:eastAsia="es-CO"/>
         </w:rPr>
-        <w:t>Almacenamiento adecuado.</w:t>
+        <w:t>Almacenamiento adecuado</w:t>
       </w:r>
     </w:p>
     <w:p>
@@ -20069,7 +20261,7 @@
         <w:rPr>
           <w:lang w:val="es-419" w:eastAsia="es-CO"/>
         </w:rPr>
-        <w:t>Transporte higiénico.</w:t>
+        <w:t>Transporte higiénico</w:t>
       </w:r>
     </w:p>
     <w:p>
@@ -20196,12 +20388,7 @@
     </w:p>
     <w:p>
       <w:pPr>
-        <w:pStyle w:val="Prrafodelista"/>
-        <w:numPr>
-          <w:ilvl w:val="0"/>
-          <w:numId w:val="101"/>
-        </w:numPr>
-        <w:ind w:left="993"/>
+        <w:ind w:firstLine="0"/>
         <w:rPr>
           <w:lang w:val="es-419" w:eastAsia="es-CO"/>
         </w:rPr>
@@ -20210,82 +20397,322 @@
         <w:rPr>
           <w:rStyle w:val="Ttulo5Car"/>
         </w:rPr>
-        <w:t>Fundamentos de las BPM</w:t>
-      </w:r>
+        <w:t xml:space="preserve">Fundamentos de las BPM. </w:t>
+      </w:r>
+      <w:r>
+        <w:rPr>
+          <w:lang w:val="es-419" w:eastAsia="es-CO"/>
+        </w:rPr>
+        <w:t xml:space="preserve">La industria cárnica se fundamenta en la prevención para evitar la contaminación, el control mediante el monitoreo de procesos, la higiene con </w:t>
+      </w:r>
+      <w:r>
+        <w:rPr>
+          <w:lang w:val="es-419" w:eastAsia="es-CO"/>
+        </w:rPr>
+        <w:lastRenderedPageBreak/>
+        <w:t>limpieza constante, la capacitación del personal y la documentación para garantizar trazabilidad y control.</w:t>
+      </w:r>
+    </w:p>
+    <w:p>
+      <w:pPr>
+        <w:pStyle w:val="Ttulo2"/>
+      </w:pPr>
+      <w:bookmarkStart w:id="35" w:name="_Toc230628066"/>
+      <w:r>
+        <w:t>Relación de las BPM con la normativa sanitaria vigente</w:t>
+      </w:r>
+      <w:bookmarkEnd w:id="35"/>
+    </w:p>
+    <w:p>
+      <w:pPr>
+        <w:rPr>
+          <w:lang w:val="es-419" w:eastAsia="es-CO"/>
+        </w:rPr>
+      </w:pPr>
+      <w:r>
+        <w:rPr>
+          <w:lang w:val="es-419" w:eastAsia="es-CO"/>
+        </w:rPr>
+        <w:t>Las BPM en Colombia están reguladas por normas como la Resolución 2674 de 2013, el Decreto 1500 de 2007, la Resolución 240 de 2013 y la Ley 9 de 1979, que exigen higiene, infraestructura adecuada, control de procesos, registros verificables y personal capacitado.</w:t>
+      </w:r>
+    </w:p>
+    <w:p>
+      <w:pPr>
+        <w:pStyle w:val="Ttulo2"/>
+      </w:pPr>
+      <w:bookmarkStart w:id="36" w:name="_Toc230628067"/>
+      <w:r>
+        <w:t>Aplicación de BPM en procesos de transformación cárnica</w:t>
+      </w:r>
+      <w:bookmarkEnd w:id="36"/>
+    </w:p>
+    <w:p>
+      <w:pPr>
+        <w:rPr>
+          <w:lang w:val="es-419" w:eastAsia="es-CO"/>
+        </w:rPr>
+      </w:pPr>
+      <w:r>
+        <w:rPr>
+          <w:lang w:val="es-419" w:eastAsia="es-CO"/>
+        </w:rPr>
+        <w:t>Las BPM deben aplicarse en todas las etapas del proceso productivo, de la siguiente manera:</w:t>
+      </w:r>
+    </w:p>
+    <w:p>
+      <w:pPr>
+        <w:pStyle w:val="Prrafodelista"/>
+        <w:numPr>
+          <w:ilvl w:val="0"/>
+          <w:numId w:val="102"/>
+        </w:numPr>
+        <w:ind w:left="993"/>
+        <w:rPr>
+          <w:lang w:val="es-419" w:eastAsia="es-CO"/>
+        </w:rPr>
+      </w:pPr>
       <w:r>
         <w:rPr>
           <w:rStyle w:val="Ttulo5Car"/>
         </w:rPr>
-        <w:t xml:space="preserve">. </w:t>
-      </w:r>
-      <w:r>
-        <w:rPr>
-          <w:lang w:val="es-419" w:eastAsia="es-CO"/>
-        </w:rPr>
-        <w:t xml:space="preserve">La industria cárnica se fundamenta en la prevención para evitar la contaminación, el control mediante el monitoreo de </w:t>
-      </w:r>
-      <w:r>
-        <w:rPr>
-          <w:lang w:val="es-419" w:eastAsia="es-CO"/>
+        <w:t>Recepción de materia prima.</w:t>
+      </w:r>
+      <w:r>
+        <w:rPr>
+          <w:lang w:val="es-419" w:eastAsia="es-CO"/>
+        </w:rPr>
+        <w:t xml:space="preserve"> En esta etapa se realiza la inspección sanitaria y el control de temperatura, junto con la verificación de calidad, garantizando que la materia prima cumpla las condiciones adecuadas para su procesamiento.</w:t>
+      </w:r>
+    </w:p>
+    <w:p>
+      <w:pPr>
+        <w:pStyle w:val="Prrafodelista"/>
+        <w:numPr>
+          <w:ilvl w:val="0"/>
+          <w:numId w:val="102"/>
+        </w:numPr>
+        <w:ind w:left="993"/>
+        <w:rPr>
+          <w:lang w:val="es-419" w:eastAsia="es-CO"/>
+        </w:rPr>
+      </w:pPr>
+      <w:r>
+        <w:rPr>
+          <w:rStyle w:val="Ttulo5Car"/>
+        </w:rPr>
+        <w:t xml:space="preserve">Almacenamiento. </w:t>
+      </w:r>
+      <w:r>
+        <w:rPr>
+          <w:lang w:val="es-419" w:eastAsia="es-CO"/>
+        </w:rPr>
+        <w:t>Se asegura una refrigeración adecuada y la separación de productos, manteniendo condiciones óptimas que eviten la contaminación y preserven la calidad.</w:t>
+      </w:r>
+    </w:p>
+    <w:p>
+      <w:pPr>
+        <w:pStyle w:val="Prrafodelista"/>
+        <w:numPr>
+          <w:ilvl w:val="0"/>
+          <w:numId w:val="102"/>
+        </w:numPr>
+        <w:ind w:left="993"/>
+        <w:rPr>
+          <w:lang w:val="es-419" w:eastAsia="es-CO"/>
+        </w:rPr>
+      </w:pPr>
+      <w:r>
+        <w:rPr>
+          <w:rStyle w:val="Ttulo5Car"/>
+        </w:rPr>
+        <w:t>Procesamiento.</w:t>
+      </w:r>
+      <w:r>
+        <w:rPr>
+          <w:lang w:val="es-419" w:eastAsia="es-CO"/>
+        </w:rPr>
+        <w:t xml:space="preserve"> Incluye manipulación higiénica, uso de equipos limpios, control de temperatura y adecuada higiene de utensilios durante actividades como el corte.</w:t>
+      </w:r>
+    </w:p>
+    <w:p>
+      <w:pPr>
+        <w:pStyle w:val="Prrafodelista"/>
+        <w:numPr>
+          <w:ilvl w:val="0"/>
+          <w:numId w:val="102"/>
+        </w:numPr>
+        <w:ind w:left="993"/>
+        <w:rPr>
+          <w:lang w:val="es-419" w:eastAsia="es-CO"/>
+        </w:rPr>
+      </w:pPr>
+      <w:r>
+        <w:rPr>
+          <w:rStyle w:val="Ttulo5Car"/>
+        </w:rPr>
+        <w:t>Empaque.</w:t>
+      </w:r>
+      <w:r>
+        <w:rPr>
+          <w:lang w:val="es-419" w:eastAsia="es-CO"/>
+        </w:rPr>
+        <w:t xml:space="preserve"> Se utilizan materiales aptos para alimentos y un sellado adecuado, evitando la contaminación del producto.</w:t>
+      </w:r>
+    </w:p>
+    <w:p>
+      <w:pPr>
+        <w:pStyle w:val="Prrafodelista"/>
+        <w:numPr>
+          <w:ilvl w:val="0"/>
+          <w:numId w:val="102"/>
+        </w:numPr>
+        <w:ind w:left="993"/>
+        <w:rPr>
+          <w:lang w:val="es-419" w:eastAsia="es-CO"/>
+        </w:rPr>
+      </w:pPr>
+      <w:r>
+        <w:rPr>
+          <w:rStyle w:val="Ttulo5Car"/>
         </w:rPr>
         <w:lastRenderedPageBreak/>
-        <w:t>procesos, la higiene con limpieza constante, la capacitación del personal y la documentación para garantizar trazabilidad y control.</w:t>
+        <w:t>Distribución.</w:t>
+      </w:r>
+      <w:r>
+        <w:rPr>
+          <w:lang w:val="es-419" w:eastAsia="es-CO"/>
+        </w:rPr>
+        <w:t xml:space="preserve"> Se garantiza la cadena de frío y un transporte higiénico, manteniendo la calidad e inocuidad del producto hasta su destino final.</w:t>
       </w:r>
     </w:p>
     <w:p>
       <w:pPr>
         <w:pStyle w:val="Ttulo2"/>
       </w:pPr>
-      <w:bookmarkStart w:id="35" w:name="_Toc230628066"/>
-      <w:r>
-        <w:t>Relación de las BPM con la normativa sanitaria vigente</w:t>
-      </w:r>
-      <w:bookmarkEnd w:id="35"/>
-    </w:p>
-    <w:p>
-      <w:pPr>
-        <w:rPr>
-          <w:lang w:val="es-419" w:eastAsia="es-CO"/>
-        </w:rPr>
-      </w:pPr>
-      <w:r>
-        <w:rPr>
-          <w:lang w:val="es-419" w:eastAsia="es-CO"/>
-        </w:rPr>
-        <w:t>Las BPM en Colombia están reguladas por normas como la Resolución 2674 de 2013, el Decreto 1500 de 2007, la Resolución 240 de 2013 y la Ley 9 de 1979, que exigen higiene, infraestructura adecuada, control de procesos, registros verificables y personal capacitado.</w:t>
-      </w:r>
-    </w:p>
-    <w:p>
-      <w:pPr>
-        <w:pStyle w:val="Ttulo2"/>
-      </w:pPr>
-      <w:bookmarkStart w:id="36" w:name="_Toc230628067"/>
-      <w:r>
-        <w:t>Aplicación de BPM en procesos de transformación cárnica</w:t>
-      </w:r>
-      <w:bookmarkEnd w:id="36"/>
-    </w:p>
-    <w:p>
-      <w:pPr>
-        <w:rPr>
-          <w:lang w:val="es-419" w:eastAsia="es-CO"/>
-        </w:rPr>
-      </w:pPr>
-      <w:r>
-        <w:rPr>
-          <w:lang w:val="es-419" w:eastAsia="es-CO"/>
-        </w:rPr>
-        <w:t>Las BPM deben aplicarse en todas las etapas del proceso productivo, de la siguiente manera:</w:t>
-      </w:r>
-    </w:p>
-    <w:p>
-      <w:pPr>
-        <w:pStyle w:val="Prrafodelista"/>
-        <w:numPr>
-          <w:ilvl w:val="0"/>
-          <w:numId w:val="102"/>
-        </w:numPr>
-        <w:ind w:left="993"/>
+      <w:bookmarkStart w:id="37" w:name="_Toc230628068"/>
+      <w:r>
+        <w:t>Control de calidad e inocuidad en derivados cárnicos</w:t>
+      </w:r>
+      <w:bookmarkEnd w:id="37"/>
+    </w:p>
+    <w:p>
+      <w:pPr>
+        <w:rPr>
+          <w:lang w:val="es-419" w:eastAsia="es-CO"/>
+        </w:rPr>
+      </w:pPr>
+      <w:r>
+        <w:rPr>
+          <w:lang w:val="es-419" w:eastAsia="es-CO"/>
+        </w:rPr>
+        <w:t>El control de calidad asegura que los productos cumplan con estándares físicos, químicos y microbiológicos. Los aspectos fundamentales son:</w:t>
+      </w:r>
+    </w:p>
+    <w:p>
+      <w:pPr>
+        <w:pStyle w:val="Ttulo5"/>
+      </w:pPr>
+      <w:r>
+        <w:t>Elementos del control de calidad</w:t>
+      </w:r>
+    </w:p>
+    <w:p>
+      <w:pPr>
+        <w:pStyle w:val="Prrafodelista"/>
+        <w:numPr>
+          <w:ilvl w:val="0"/>
+          <w:numId w:val="103"/>
+        </w:numPr>
+        <w:ind w:left="993"/>
+        <w:rPr>
+          <w:lang w:val="es-419" w:eastAsia="es-CO"/>
+        </w:rPr>
+      </w:pPr>
+      <w:r>
+        <w:rPr>
+          <w:lang w:val="es-419" w:eastAsia="es-CO"/>
+        </w:rPr>
+        <w:t>Inspección de materias primas</w:t>
+      </w:r>
+    </w:p>
+    <w:p>
+      <w:pPr>
+        <w:pStyle w:val="Prrafodelista"/>
+        <w:numPr>
+          <w:ilvl w:val="0"/>
+          <w:numId w:val="103"/>
+        </w:numPr>
+        <w:ind w:left="993"/>
+        <w:rPr>
+          <w:lang w:val="es-419" w:eastAsia="es-CO"/>
+        </w:rPr>
+      </w:pPr>
+      <w:r>
+        <w:rPr>
+          <w:lang w:val="es-419" w:eastAsia="es-CO"/>
+        </w:rPr>
+        <w:t>Control de temperatura</w:t>
+      </w:r>
+    </w:p>
+    <w:p>
+      <w:pPr>
+        <w:pStyle w:val="Prrafodelista"/>
+        <w:numPr>
+          <w:ilvl w:val="0"/>
+          <w:numId w:val="103"/>
+        </w:numPr>
+        <w:ind w:left="993"/>
+        <w:rPr>
+          <w:lang w:val="es-419" w:eastAsia="es-CO"/>
+        </w:rPr>
+      </w:pPr>
+      <w:r>
+        <w:rPr>
+          <w:lang w:val="es-419" w:eastAsia="es-CO"/>
+        </w:rPr>
+        <w:t>Análisis microbiológicos</w:t>
+      </w:r>
+    </w:p>
+    <w:p>
+      <w:pPr>
+        <w:pStyle w:val="Prrafodelista"/>
+        <w:numPr>
+          <w:ilvl w:val="0"/>
+          <w:numId w:val="103"/>
+        </w:numPr>
+        <w:ind w:left="993"/>
+        <w:rPr>
+          <w:lang w:val="es-419" w:eastAsia="es-CO"/>
+        </w:rPr>
+      </w:pPr>
+      <w:r>
+        <w:rPr>
+          <w:lang w:val="es-419" w:eastAsia="es-CO"/>
+        </w:rPr>
+        <w:t>Verificación de procesos</w:t>
+      </w:r>
+    </w:p>
+    <w:p>
+      <w:pPr>
+        <w:pStyle w:val="Prrafodelista"/>
+        <w:numPr>
+          <w:ilvl w:val="0"/>
+          <w:numId w:val="103"/>
+        </w:numPr>
+        <w:ind w:left="993"/>
+        <w:rPr>
+          <w:lang w:val="es-419" w:eastAsia="es-CO"/>
+        </w:rPr>
+      </w:pPr>
+      <w:r>
+        <w:rPr>
+          <w:lang w:val="es-419" w:eastAsia="es-CO"/>
+        </w:rPr>
+        <w:t>Control de vida útil</w:t>
+      </w:r>
+    </w:p>
+    <w:p>
+      <w:pPr>
         <w:rPr>
           <w:lang w:val="es-419" w:eastAsia="es-CO"/>
         </w:rPr>
@@ -20294,326 +20721,15 @@
         <w:rPr>
           <w:rStyle w:val="Ttulo5Car"/>
         </w:rPr>
-        <w:t>Recepción de materia prima</w:t>
-      </w:r>
-      <w:r>
-        <w:rPr>
-          <w:rStyle w:val="Ttulo5Car"/>
-        </w:rPr>
-        <w:t>.</w:t>
-      </w:r>
-      <w:r>
-        <w:rPr>
-          <w:lang w:val="es-419" w:eastAsia="es-CO"/>
-        </w:rPr>
-        <w:t xml:space="preserve"> </w:t>
-      </w:r>
-      <w:r>
-        <w:rPr>
-          <w:lang w:val="es-419" w:eastAsia="es-CO"/>
-        </w:rPr>
-        <w:t>En esta etapa se realiza la inspección sanitaria y el control de temperatura, junto con la verificación de calidad, garantizando que la materia prima cumpla las condiciones adecuadas para su procesamiento.</w:t>
-      </w:r>
-    </w:p>
-    <w:p>
-      <w:pPr>
-        <w:pStyle w:val="Prrafodelista"/>
-        <w:numPr>
-          <w:ilvl w:val="0"/>
-          <w:numId w:val="102"/>
-        </w:numPr>
-        <w:ind w:left="993"/>
-        <w:rPr>
-          <w:lang w:val="es-419" w:eastAsia="es-CO"/>
-        </w:rPr>
-      </w:pPr>
-      <w:r>
-        <w:rPr>
-          <w:rStyle w:val="Ttulo5Car"/>
-        </w:rPr>
-        <w:t>Almacenamiento</w:t>
-      </w:r>
-      <w:r>
-        <w:rPr>
-          <w:rStyle w:val="Ttulo5Car"/>
-        </w:rPr>
-        <w:t xml:space="preserve">. </w:t>
-      </w:r>
-      <w:r>
-        <w:rPr>
-          <w:lang w:val="es-419" w:eastAsia="es-CO"/>
-        </w:rPr>
-        <w:t>Se asegura una refrigeración adecuada y la separación de productos, manteniendo condiciones óptimas que eviten la contaminación y preserven la calidad.</w:t>
-      </w:r>
-    </w:p>
-    <w:p>
-      <w:pPr>
-        <w:pStyle w:val="Prrafodelista"/>
-        <w:numPr>
-          <w:ilvl w:val="0"/>
-          <w:numId w:val="102"/>
-        </w:numPr>
-        <w:ind w:left="993"/>
-        <w:rPr>
-          <w:lang w:val="es-419" w:eastAsia="es-CO"/>
-        </w:rPr>
-      </w:pPr>
-      <w:r>
-        <w:rPr>
-          <w:rStyle w:val="Ttulo5Car"/>
-        </w:rPr>
-        <w:t>Procesamiento</w:t>
-      </w:r>
-      <w:r>
-        <w:rPr>
-          <w:rStyle w:val="Ttulo5Car"/>
-        </w:rPr>
-        <w:t>.</w:t>
-      </w:r>
-      <w:r>
-        <w:rPr>
-          <w:lang w:val="es-419" w:eastAsia="es-CO"/>
-        </w:rPr>
-        <w:t xml:space="preserve"> </w:t>
-      </w:r>
-      <w:r>
-        <w:rPr>
-          <w:lang w:val="es-419" w:eastAsia="es-CO"/>
-        </w:rPr>
-        <w:t>Incluye manipulación higiénica, uso de equipos limpios, control de temperatura y adecuada higiene de utensilios durante actividades como el corte.</w:t>
-      </w:r>
-    </w:p>
-    <w:p>
-      <w:pPr>
-        <w:pStyle w:val="Prrafodelista"/>
-        <w:numPr>
-          <w:ilvl w:val="0"/>
-          <w:numId w:val="102"/>
-        </w:numPr>
-        <w:ind w:left="993"/>
-        <w:rPr>
-          <w:lang w:val="es-419" w:eastAsia="es-CO"/>
-        </w:rPr>
-      </w:pPr>
-      <w:r>
-        <w:rPr>
-          <w:rStyle w:val="Ttulo5Car"/>
-        </w:rPr>
-        <w:t>Empaque</w:t>
-      </w:r>
-      <w:r>
-        <w:rPr>
-          <w:rStyle w:val="Ttulo5Car"/>
-        </w:rPr>
-        <w:t>.</w:t>
-      </w:r>
-      <w:r>
-        <w:rPr>
-          <w:lang w:val="es-419" w:eastAsia="es-CO"/>
-        </w:rPr>
-        <w:t xml:space="preserve"> </w:t>
-      </w:r>
-      <w:r>
-        <w:rPr>
-          <w:lang w:val="es-419" w:eastAsia="es-CO"/>
-        </w:rPr>
-        <w:t>Se utilizan materiales aptos para alimentos y un sellado adecuado, evitando la contaminación del producto.</w:t>
-      </w:r>
-    </w:p>
-    <w:p>
-      <w:pPr>
-        <w:pStyle w:val="Prrafodelista"/>
-        <w:numPr>
-          <w:ilvl w:val="0"/>
-          <w:numId w:val="102"/>
-        </w:numPr>
-        <w:ind w:left="993"/>
-        <w:rPr>
-          <w:lang w:val="es-419" w:eastAsia="es-CO"/>
-        </w:rPr>
-      </w:pPr>
-      <w:r>
-        <w:rPr>
-          <w:rStyle w:val="Ttulo5Car"/>
-        </w:rPr>
-        <w:lastRenderedPageBreak/>
-        <w:t>Distribución</w:t>
-      </w:r>
-      <w:r>
-        <w:rPr>
-          <w:rStyle w:val="Ttulo5Car"/>
-        </w:rPr>
-        <w:t>.</w:t>
-      </w:r>
-      <w:r>
-        <w:rPr>
-          <w:lang w:val="es-419" w:eastAsia="es-CO"/>
-        </w:rPr>
-        <w:t xml:space="preserve"> </w:t>
-      </w:r>
-      <w:r>
-        <w:rPr>
-          <w:lang w:val="es-419" w:eastAsia="es-CO"/>
-        </w:rPr>
-        <w:t>Se garantiza la cadena de frío y un transporte higiénico, manteniendo la calidad e inocuidad del producto hasta su destino final.</w:t>
-      </w:r>
-    </w:p>
-    <w:p>
-      <w:pPr>
-        <w:pStyle w:val="Ttulo2"/>
-      </w:pPr>
-      <w:bookmarkStart w:id="37" w:name="_Toc230628068"/>
-      <w:r>
-        <w:t>Control de calidad e inocuidad en derivados cárnicos</w:t>
-      </w:r>
-      <w:bookmarkEnd w:id="37"/>
-    </w:p>
-    <w:p>
-      <w:pPr>
-        <w:rPr>
-          <w:lang w:val="es-419" w:eastAsia="es-CO"/>
-        </w:rPr>
-      </w:pPr>
-      <w:r>
-        <w:rPr>
-          <w:lang w:val="es-419" w:eastAsia="es-CO"/>
-        </w:rPr>
-        <w:t>El control de calidad asegura que los productos cumplan con estándares físicos, químicos y microbiológicos. Los aspectos fundamentales son:</w:t>
-      </w:r>
-    </w:p>
-    <w:p>
-      <w:pPr>
-        <w:pStyle w:val="Ttulo5"/>
-      </w:pPr>
-      <w:r>
-        <w:t>Elementos del control de calidad</w:t>
-      </w:r>
-    </w:p>
-    <w:p>
-      <w:pPr>
-        <w:pStyle w:val="Prrafodelista"/>
-        <w:numPr>
-          <w:ilvl w:val="0"/>
-          <w:numId w:val="103"/>
-        </w:numPr>
-        <w:ind w:left="993"/>
-        <w:rPr>
-          <w:lang w:val="es-419" w:eastAsia="es-CO"/>
-        </w:rPr>
-      </w:pPr>
-      <w:r>
-        <w:rPr>
-          <w:lang w:val="es-419" w:eastAsia="es-CO"/>
-        </w:rPr>
-        <w:t>Inspección de materias primas.</w:t>
-      </w:r>
-    </w:p>
-    <w:p>
-      <w:pPr>
-        <w:pStyle w:val="Prrafodelista"/>
-        <w:numPr>
-          <w:ilvl w:val="0"/>
-          <w:numId w:val="103"/>
-        </w:numPr>
-        <w:ind w:left="993"/>
-        <w:rPr>
-          <w:lang w:val="es-419" w:eastAsia="es-CO"/>
-        </w:rPr>
-      </w:pPr>
-      <w:r>
-        <w:rPr>
-          <w:lang w:val="es-419" w:eastAsia="es-CO"/>
-        </w:rPr>
-        <w:t>Control de temperatura.</w:t>
-      </w:r>
-    </w:p>
-    <w:p>
-      <w:pPr>
-        <w:pStyle w:val="Prrafodelista"/>
-        <w:numPr>
-          <w:ilvl w:val="0"/>
-          <w:numId w:val="103"/>
-        </w:numPr>
-        <w:ind w:left="993"/>
-        <w:rPr>
-          <w:lang w:val="es-419" w:eastAsia="es-CO"/>
-        </w:rPr>
-      </w:pPr>
-      <w:r>
-        <w:rPr>
-          <w:lang w:val="es-419" w:eastAsia="es-CO"/>
-        </w:rPr>
-        <w:t>Análisis microbiológicos.</w:t>
-      </w:r>
-    </w:p>
-    <w:p>
-      <w:pPr>
-        <w:pStyle w:val="Prrafodelista"/>
-        <w:numPr>
-          <w:ilvl w:val="0"/>
-          <w:numId w:val="103"/>
-        </w:numPr>
-        <w:ind w:left="993"/>
-        <w:rPr>
-          <w:lang w:val="es-419" w:eastAsia="es-CO"/>
-        </w:rPr>
-      </w:pPr>
-      <w:r>
-        <w:rPr>
-          <w:lang w:val="es-419" w:eastAsia="es-CO"/>
-        </w:rPr>
-        <w:t>Verificación de procesos.</w:t>
-      </w:r>
-    </w:p>
-    <w:p>
-      <w:pPr>
-        <w:pStyle w:val="Prrafodelista"/>
-        <w:numPr>
-          <w:ilvl w:val="0"/>
-          <w:numId w:val="103"/>
-        </w:numPr>
-        <w:ind w:left="993"/>
-        <w:rPr>
-          <w:lang w:val="es-419" w:eastAsia="es-CO"/>
-        </w:rPr>
-      </w:pPr>
-      <w:r>
-        <w:rPr>
-          <w:lang w:val="es-419" w:eastAsia="es-CO"/>
-        </w:rPr>
-        <w:t>Control de vida útil.</w:t>
-      </w:r>
-    </w:p>
-    <w:p>
-      <w:pPr>
-        <w:pStyle w:val="Prrafodelista"/>
-        <w:numPr>
-          <w:ilvl w:val="0"/>
-          <w:numId w:val="103"/>
-        </w:numPr>
-        <w:ind w:left="993"/>
-        <w:rPr>
-          <w:lang w:val="es-419" w:eastAsia="es-CO"/>
-        </w:rPr>
-      </w:pPr>
-      <w:r>
-        <w:rPr>
-          <w:rStyle w:val="Ttulo5Car"/>
-        </w:rPr>
         <w:t>Parámetros de control</w:t>
       </w:r>
-      <w:r>
-        <w:rPr>
-          <w:rStyle w:val="Ttulo5Car"/>
-        </w:rPr>
-        <w:t>.</w:t>
-      </w:r>
-      <w:r>
-        <w:rPr>
-          <w:lang w:val="es-419" w:eastAsia="es-CO"/>
-        </w:rPr>
-        <w:t xml:space="preserve"> </w:t>
-      </w:r>
+    </w:p>
+    <w:p>
+      <w:pPr>
+        <w:rPr>
+          <w:lang w:val="es-419" w:eastAsia="es-CO"/>
+        </w:rPr>
+      </w:pPr>
       <w:r>
         <w:rPr>
           <w:lang w:val="es-419" w:eastAsia="es-CO"/>
@@ -20739,7 +20855,7 @@
         <w:rPr>
           <w:lang w:val="es-419" w:eastAsia="es-CO"/>
         </w:rPr>
-        <w:t>Evaluación constante.</w:t>
+        <w:t>Evaluación constante</w:t>
       </w:r>
     </w:p>
     <w:p>
@@ -20758,7 +20874,7 @@
         <w:rPr>
           <w:lang w:val="es-419" w:eastAsia="es-CO"/>
         </w:rPr>
-        <w:t>Identificación de fallas.</w:t>
+        <w:t>Identificación de fallas</w:t>
       </w:r>
     </w:p>
     <w:p>
@@ -20777,7 +20893,7 @@
         <w:rPr>
           <w:lang w:val="es-419" w:eastAsia="es-CO"/>
         </w:rPr>
-        <w:t>Implementación de acciones correctivas.</w:t>
+        <w:t>Implementación de acciones correctivas</w:t>
       </w:r>
     </w:p>
     <w:p>
@@ -20796,7 +20912,7 @@
         <w:rPr>
           <w:lang w:val="es-419" w:eastAsia="es-CO"/>
         </w:rPr>
-        <w:t>Capacitación continua.</w:t>
+        <w:t>Capacitación continua</w:t>
       </w:r>
     </w:p>
     <w:p>
@@ -20815,7 +20931,7 @@
         <w:rPr>
           <w:lang w:val="es-419" w:eastAsia="es-CO"/>
         </w:rPr>
-        <w:t>Innovación tecnológica.</w:t>
+        <w:t>Innovación tecnológica</w:t>
       </w:r>
     </w:p>
     <w:p>
@@ -21622,74 +21738,38 @@
         <w:rPr>
           <w:rStyle w:val="Ttulo5Car"/>
         </w:rPr>
-        <w:t>Enfoque por etapas del proceso cárnico</w:t>
-      </w:r>
+        <w:t>Enfoque por etapas del proceso cárnico.</w:t>
+      </w:r>
+      <w:r>
+        <w:rPr>
+          <w:lang w:val="es-419" w:eastAsia="es-CO"/>
+        </w:rPr>
+        <w:t xml:space="preserve"> En la recepción, se verifica calidad y temperatura para evitar materia prima contaminada. En corte y desposte, se previene la contaminación cruzada. En procesamiento, se controlan riesgos microbianos mediante BPM. En empaque, se evitan descontaminaciones, y en almacenamiento, se controla la temperatura para impedir crecimiento bacteriano.</w:t>
+      </w:r>
+    </w:p>
+    <w:p>
+      <w:pPr>
+        <w:pStyle w:val="Prrafodelista"/>
+        <w:numPr>
+          <w:ilvl w:val="0"/>
+          <w:numId w:val="106"/>
+        </w:numPr>
+        <w:ind w:left="993"/>
+        <w:rPr>
+          <w:lang w:val="es-419" w:eastAsia="es-CO"/>
+        </w:rPr>
+      </w:pPr>
       <w:r>
         <w:rPr>
           <w:rStyle w:val="Ttulo5Car"/>
         </w:rPr>
-        <w:t>.</w:t>
-      </w:r>
-      <w:r>
-        <w:rPr>
-          <w:lang w:val="es-419" w:eastAsia="es-CO"/>
-        </w:rPr>
-        <w:t xml:space="preserve"> </w:t>
-      </w:r>
-      <w:r>
-        <w:rPr>
-          <w:lang w:val="es-419" w:eastAsia="es-CO"/>
-        </w:rPr>
-        <w:t xml:space="preserve">En la recepción, se verifica calidad y temperatura para evitar materia prima contaminada. En corte y desposte, se previene la contaminación cruzada. En procesamiento, se controlan riesgos microbianos mediante BPM. En empaque, se evitan </w:t>
-      </w:r>
-      <w:r>
-        <w:rPr>
-          <w:lang w:val="es-419" w:eastAsia="es-CO"/>
-        </w:rPr>
-        <w:t>descontaminaciones</w:t>
-      </w:r>
-      <w:r>
-        <w:rPr>
-          <w:lang w:val="es-419" w:eastAsia="es-CO"/>
-        </w:rPr>
-        <w:t>, y en almacenamiento, se controla la temperatura para impedir crecimiento bacteriano.</w:t>
-      </w:r>
-    </w:p>
-    <w:p>
-      <w:pPr>
-        <w:pStyle w:val="Prrafodelista"/>
-        <w:numPr>
-          <w:ilvl w:val="0"/>
-          <w:numId w:val="106"/>
-        </w:numPr>
-        <w:ind w:left="993"/>
-        <w:rPr>
-          <w:lang w:val="es-419" w:eastAsia="es-CO"/>
-        </w:rPr>
-      </w:pPr>
-      <w:r>
-        <w:rPr>
-          <w:rStyle w:val="Ttulo5Car"/>
-        </w:rPr>
-        <w:t>Ejemplo práctico</w:t>
-      </w:r>
-      <w:r>
-        <w:rPr>
-          <w:rStyle w:val="Ttulo5Car"/>
-        </w:rPr>
-        <w:t>.</w:t>
-      </w:r>
-      <w:r>
-        <w:rPr>
-          <w:lang w:val="es-419" w:eastAsia="es-CO"/>
-        </w:rPr>
-        <w:t xml:space="preserve"> </w:t>
-      </w:r>
-      <w:r>
-        <w:rPr>
-          <w:lang w:val="es-419" w:eastAsia="es-CO"/>
-        </w:rPr>
-        <w:t>Un operario que no se lava las manos después de manipular vísceras puede transferir microorganismos como Salmonella a carne limpia → contaminación cruzada directa.</w:t>
+        <w:t>Ejemplo práctico.</w:t>
+      </w:r>
+      <w:r>
+        <w:rPr>
+          <w:lang w:val="es-419" w:eastAsia="es-CO"/>
+        </w:rPr>
+        <w:t xml:space="preserve"> Un operario que no se lava las manos después de manipular vísceras puede transferir microorganismos como Salmonella a carne limpia → contaminación cruzada directa.</w:t>
       </w:r>
     </w:p>
     <w:p>
@@ -21892,12 +21972,6 @@
     </w:p>
     <w:p>
       <w:pPr>
-        <w:pStyle w:val="Prrafodelista"/>
-        <w:numPr>
-          <w:ilvl w:val="0"/>
-          <w:numId w:val="109"/>
-        </w:numPr>
-        <w:ind w:left="993"/>
         <w:rPr>
           <w:lang w:val="es-419" w:eastAsia="es-CO"/>
         </w:rPr>
@@ -21906,25 +21980,13 @@
         <w:rPr>
           <w:rStyle w:val="Ttulo5Car"/>
         </w:rPr>
-        <w:t>Responsabilidad compartida</w:t>
-      </w:r>
-      <w:r>
-        <w:rPr>
-          <w:rStyle w:val="Ttulo5Car"/>
-        </w:rPr>
-        <w:t>.</w:t>
-      </w:r>
-      <w:r>
-        <w:rPr>
-          <w:lang w:val="es-419" w:eastAsia="es-CO"/>
-        </w:rPr>
-        <w:t xml:space="preserve"> </w:t>
-      </w:r>
-      <w:r>
-        <w:rPr>
-          <w:lang w:val="es-419" w:eastAsia="es-CO"/>
-        </w:rPr>
-        <w:t>En el control sanitario, la empresa es responsable de capacitar y supervisar al personal, el manipulador debe cumplir las normas establecidas y la autoridad sanitaria se encarga de vigilar y sancionar el cumplimiento.</w:t>
+        <w:t>Responsabilidad compartida.</w:t>
+      </w:r>
+      <w:r>
+        <w:rPr>
+          <w:lang w:val="es-419" w:eastAsia="es-CO"/>
+        </w:rPr>
+        <w:t xml:space="preserve"> En el control sanitario, la empresa es responsable de capacitar y supervisar al personal, el manipulador debe cumplir las normas establecidas y la autoridad sanitaria se encarga de vigilar y sancionar el cumplimiento.</w:t>
       </w:r>
     </w:p>
     <w:p>
@@ -21983,26 +22045,26 @@
         <w:rPr>
           <w:lang w:val="es-419" w:eastAsia="es-CO"/>
         </w:rPr>
+        <w:t>Sanciones al establecimiento.</w:t>
+      </w:r>
+    </w:p>
+    <w:p>
+      <w:pPr>
+        <w:pStyle w:val="Prrafodelista"/>
+        <w:numPr>
+          <w:ilvl w:val="0"/>
+          <w:numId w:val="110"/>
+        </w:numPr>
+        <w:ind w:left="993"/>
+        <w:rPr>
+          <w:lang w:val="es-419" w:eastAsia="es-CO"/>
+        </w:rPr>
+      </w:pPr>
+      <w:r>
+        <w:rPr>
+          <w:lang w:val="es-419" w:eastAsia="es-CO"/>
+        </w:rPr>
         <w:lastRenderedPageBreak/>
-        <w:t>Sanciones al establecimiento.</w:t>
-      </w:r>
-    </w:p>
-    <w:p>
-      <w:pPr>
-        <w:pStyle w:val="Prrafodelista"/>
-        <w:numPr>
-          <w:ilvl w:val="0"/>
-          <w:numId w:val="110"/>
-        </w:numPr>
-        <w:ind w:left="993"/>
-        <w:rPr>
-          <w:lang w:val="es-419" w:eastAsia="es-CO"/>
-        </w:rPr>
-      </w:pPr>
-      <w:r>
-        <w:rPr>
-          <w:lang w:val="es-419" w:eastAsia="es-CO"/>
-        </w:rPr>
         <w:t>Afectación a la salud pública.</w:t>
       </w:r>
     </w:p>
@@ -22216,7 +22278,7 @@
         <w:rPr>
           <w:lang w:val="es-419" w:eastAsia="es-CO"/>
         </w:rPr>
-        <w:t>Comprende el riesgo.</w:t>
+        <w:t>Comprende el riesgo</w:t>
       </w:r>
     </w:p>
     <w:p>
@@ -22235,7 +22297,7 @@
         <w:rPr>
           <w:lang w:val="es-419" w:eastAsia="es-CO"/>
         </w:rPr>
-        <w:t>Actúa preventivamente.</w:t>
+        <w:t>Actúa preventivamente</w:t>
       </w:r>
     </w:p>
     <w:p>
@@ -22254,16 +22316,16 @@
         <w:rPr>
           <w:lang w:val="es-419" w:eastAsia="es-CO"/>
         </w:rPr>
+        <w:t>Se apropia de las normas</w:t>
+      </w:r>
+    </w:p>
+    <w:p>
+      <w:pPr>
+        <w:pStyle w:val="Ttulo2"/>
+      </w:pPr>
+      <w:bookmarkStart w:id="43" w:name="_Toc230628074"/>
+      <w:r>
         <w:lastRenderedPageBreak/>
-        <w:t>Se apropia de las normas.</w:t>
-      </w:r>
-    </w:p>
-    <w:p>
-      <w:pPr>
-        <w:pStyle w:val="Ttulo2"/>
-      </w:pPr>
-      <w:bookmarkStart w:id="43" w:name="_Toc230628074"/>
-      <w:r>
         <w:t>Condiciones de salud del manipulador</w:t>
       </w:r>
       <w:bookmarkEnd w:id="43"/>
@@ -22526,7 +22588,7 @@
         <w:rPr>
           <w:lang w:eastAsia="es-CO"/>
         </w:rPr>
-        <w:t>Manos.</w:t>
+        <w:t>Manos</w:t>
       </w:r>
     </w:p>
     <w:p>
@@ -22545,7 +22607,7 @@
         <w:rPr>
           <w:lang w:eastAsia="es-CO"/>
         </w:rPr>
-        <w:t>Cavidad nasal.</w:t>
+        <w:t>Cavidad nasal</w:t>
       </w:r>
     </w:p>
     <w:p>
@@ -22564,7 +22626,7 @@
         <w:rPr>
           <w:lang w:eastAsia="es-CO"/>
         </w:rPr>
-        <w:t>Boca.</w:t>
+        <w:t>Boca</w:t>
       </w:r>
     </w:p>
     <w:p>
@@ -22583,7 +22645,7 @@
         <w:rPr>
           <w:lang w:eastAsia="es-CO"/>
         </w:rPr>
-        <w:t>Piel.</w:t>
+        <w:t>Piel</w:t>
       </w:r>
     </w:p>
     <w:p>
@@ -22602,17 +22664,12 @@
         <w:rPr>
           <w:lang w:eastAsia="es-CO"/>
         </w:rPr>
-        <w:t>Cabello.</w:t>
-      </w:r>
-    </w:p>
-    <w:p>
-      <w:pPr>
-        <w:pStyle w:val="Prrafodelista"/>
-        <w:numPr>
-          <w:ilvl w:val="0"/>
-          <w:numId w:val="113"/>
-        </w:numPr>
-        <w:ind w:left="993"/>
+        <w:t>Cabello</w:t>
+      </w:r>
+    </w:p>
+    <w:p>
+      <w:pPr>
+        <w:ind w:left="633" w:firstLine="0"/>
         <w:rPr>
           <w:lang w:eastAsia="es-CO"/>
         </w:rPr>
@@ -22621,25 +22678,13 @@
         <w:rPr>
           <w:rStyle w:val="Ttulo5Car"/>
         </w:rPr>
-        <w:t>Ejemplo técnico</w:t>
-      </w:r>
-      <w:r>
-        <w:rPr>
-          <w:rStyle w:val="Ttulo5Car"/>
-        </w:rPr>
-        <w:t>.</w:t>
+        <w:t>Ejemplo técnico.</w:t>
       </w:r>
       <w:r>
         <w:rPr>
           <w:lang w:eastAsia="es-CO"/>
         </w:rPr>
-        <w:t xml:space="preserve"> </w:t>
-      </w:r>
-      <w:r>
-        <w:rPr>
-          <w:lang w:eastAsia="es-CO"/>
-        </w:rPr>
-        <w:t xml:space="preserve">Una persona puede ser portadora de </w:t>
+        <w:t xml:space="preserve"> Una persona puede ser portadora de </w:t>
       </w:r>
       <w:proofErr w:type="spellStart"/>
       <w:r>
@@ -22696,7 +22741,7 @@
         <w:rPr>
           <w:lang w:eastAsia="es-CO"/>
         </w:rPr>
-        <w:t>Exámenes médicos periódicos.</w:t>
+        <w:t>Exámenes médicos periódicos</w:t>
       </w:r>
     </w:p>
     <w:p>
@@ -22715,7 +22760,7 @@
         <w:rPr>
           <w:lang w:eastAsia="es-CO"/>
         </w:rPr>
-        <w:t>Registro de salud.</w:t>
+        <w:t>Registro de salud</w:t>
       </w:r>
     </w:p>
     <w:p>
@@ -22734,7 +22779,7 @@
         <w:rPr>
           <w:lang w:eastAsia="es-CO"/>
         </w:rPr>
-        <w:t>Control de incapacidades.</w:t>
+        <w:t>Control de incapacidades</w:t>
       </w:r>
     </w:p>
     <w:p>
@@ -22753,148 +22798,230 @@
         <w:rPr>
           <w:lang w:eastAsia="es-CO"/>
         </w:rPr>
+        <w:t>Vigilancia epidemiológica</w:t>
+      </w:r>
+    </w:p>
+    <w:p>
+      <w:pPr>
+        <w:pStyle w:val="Ttulo2"/>
+      </w:pPr>
+      <w:bookmarkStart w:id="44" w:name="_Toc230628075"/>
+      <w:r>
         <w:lastRenderedPageBreak/>
-        <w:t>Vigilancia epidemiológica.</w:t>
+        <w:t>Enfermedades transmisibles y su impacto en los alimentos</w:t>
+      </w:r>
+      <w:bookmarkEnd w:id="44"/>
+    </w:p>
+    <w:p>
+      <w:pPr>
+        <w:rPr>
+          <w:lang w:val="es-419" w:eastAsia="es-CO"/>
+        </w:rPr>
+      </w:pPr>
+      <w:r>
+        <w:rPr>
+          <w:lang w:val="es-419" w:eastAsia="es-CO"/>
+        </w:rPr>
+        <w:t>Las ETA (Enfermedades Transmitidas por Alimentos) son causadas principalmente por bacterias, virus y parásitos. Los aspectos fundamentales son:</w:t>
+      </w:r>
+    </w:p>
+    <w:p>
+      <w:pPr>
+        <w:pStyle w:val="Ttulo5"/>
+      </w:pPr>
+      <w:r>
+        <w:t>Clasificación de enfermedades</w:t>
+      </w:r>
+    </w:p>
+    <w:p>
+      <w:pPr>
+        <w:rPr>
+          <w:lang w:val="es-419" w:eastAsia="es-CO"/>
+        </w:rPr>
+      </w:pPr>
+      <w:r>
+        <w:rPr>
+          <w:lang w:val="es-419" w:eastAsia="es-CO"/>
+        </w:rPr>
+        <w:t xml:space="preserve">Las enfermedades bacterianas, como las causadas por </w:t>
+      </w:r>
+      <w:r>
+        <w:rPr>
+          <w:rStyle w:val="Extranjerismo"/>
+          <w:lang w:val="es-419" w:eastAsia="es-CO"/>
+        </w:rPr>
+        <w:t xml:space="preserve">Salmonella y E. </w:t>
+      </w:r>
+      <w:proofErr w:type="spellStart"/>
+      <w:r>
+        <w:rPr>
+          <w:rStyle w:val="Extranjerismo"/>
+          <w:lang w:val="es-419" w:eastAsia="es-CO"/>
+        </w:rPr>
+        <w:t>coli</w:t>
+      </w:r>
+      <w:proofErr w:type="spellEnd"/>
+      <w:r>
+        <w:rPr>
+          <w:lang w:val="es-419" w:eastAsia="es-CO"/>
+        </w:rPr>
+        <w:t>, se caracterizan por su rápida proliferación en los alimentos.</w:t>
+      </w:r>
+    </w:p>
+    <w:p>
+      <w:pPr>
+        <w:rPr>
+          <w:lang w:val="es-419" w:eastAsia="es-CO"/>
+        </w:rPr>
+      </w:pPr>
+      <w:r>
+        <w:rPr>
+          <w:lang w:val="es-419" w:eastAsia="es-CO"/>
+        </w:rPr>
+        <w:t>Las enfermedades virales, como la hepatitis A, presentan una alta capacidad de transmisión entre las personas.</w:t>
+      </w:r>
+    </w:p>
+    <w:p>
+      <w:pPr>
+        <w:rPr>
+          <w:lang w:val="es-419" w:eastAsia="es-CO"/>
+        </w:rPr>
+      </w:pPr>
+      <w:r>
+        <w:rPr>
+          <w:lang w:val="es-419" w:eastAsia="es-CO"/>
+        </w:rPr>
+        <w:t xml:space="preserve">Las enfermedades parasitarias, como las producidas por </w:t>
+      </w:r>
+      <w:proofErr w:type="spellStart"/>
+      <w:r>
+        <w:rPr>
+          <w:lang w:val="es-419" w:eastAsia="es-CO"/>
+        </w:rPr>
+        <w:t>Giardia</w:t>
+      </w:r>
+      <w:proofErr w:type="spellEnd"/>
+      <w:r>
+        <w:rPr>
+          <w:lang w:val="es-419" w:eastAsia="es-CO"/>
+        </w:rPr>
+        <w:t>, están asociadas principalmente a condiciones de mala higiene.</w:t>
+      </w:r>
+    </w:p>
+    <w:p>
+      <w:pPr>
+        <w:pStyle w:val="Ttulo5"/>
+      </w:pPr>
+      <w:r>
+        <w:t>Factores que favorecen transmisión</w:t>
+      </w:r>
+    </w:p>
+    <w:p>
+      <w:pPr>
+        <w:rPr>
+          <w:lang w:val="es-419" w:eastAsia="es-CO"/>
+        </w:rPr>
+      </w:pPr>
+      <w:r>
+        <w:rPr>
+          <w:lang w:val="es-419" w:eastAsia="es-CO"/>
+        </w:rPr>
+        <w:t>La transmisión de enfermedades se ve favorecida por diversos factores, entre ellos la mala higiene personal, que facilita la presencia de microorganismos en los alimentos.</w:t>
+      </w:r>
+    </w:p>
+    <w:p>
+      <w:pPr>
+        <w:rPr>
+          <w:lang w:val="es-419" w:eastAsia="es-CO"/>
+        </w:rPr>
+      </w:pPr>
+      <w:r>
+        <w:rPr>
+          <w:lang w:val="es-419" w:eastAsia="es-CO"/>
+        </w:rPr>
+        <w:t>Asimismo, las temperaturas inadecuadas permiten la proliferación de bacterias, mientras que la contaminación cruzada y la manipulación incorrecta aumentan el riesgo sanitario.</w:t>
+      </w:r>
+    </w:p>
+    <w:p>
+      <w:pPr>
+        <w:pStyle w:val="Prrafodelista"/>
+        <w:numPr>
+          <w:ilvl w:val="0"/>
+          <w:numId w:val="115"/>
+        </w:numPr>
+        <w:ind w:left="993"/>
+        <w:rPr>
+          <w:lang w:val="es-419" w:eastAsia="es-CO"/>
+        </w:rPr>
+      </w:pPr>
+      <w:r>
+        <w:rPr>
+          <w:rStyle w:val="Ttulo5Car"/>
+        </w:rPr>
+        <w:t>Cadena de infección.</w:t>
+      </w:r>
+      <w:r>
+        <w:rPr>
+          <w:lang w:val="es-419" w:eastAsia="es-CO"/>
+        </w:rPr>
+        <w:t xml:space="preserve"> La cadena de transmisión de enfermedades inicia con un agente patógeno que se encuentra en un reservorio, generalmente una persona, y se transmite a través de vías como las manos o el aire, contaminando los alimentos que posteriormente son consumidos.</w:t>
+      </w:r>
+    </w:p>
+    <w:p>
+      <w:pPr>
+        <w:pStyle w:val="Prrafodelista"/>
+        <w:numPr>
+          <w:ilvl w:val="0"/>
+          <w:numId w:val="115"/>
+        </w:numPr>
+        <w:ind w:left="993"/>
+        <w:rPr>
+          <w:lang w:val="es-419" w:eastAsia="es-CO"/>
+        </w:rPr>
+      </w:pPr>
+      <w:r>
+        <w:rPr>
+          <w:rStyle w:val="Ttulo5Car"/>
+        </w:rPr>
+        <w:lastRenderedPageBreak/>
+        <w:t>Impacto en la industria cárnica.</w:t>
+      </w:r>
+      <w:r>
+        <w:rPr>
+          <w:lang w:val="es-419" w:eastAsia="es-CO"/>
+        </w:rPr>
+        <w:t xml:space="preserve"> Las consecuencias de una inadecuada manipulación incluyen el retiro de productos del mercado, pérdidas económicas, sanciones sanitarias y un significativo daño reputacional para la empresa.</w:t>
       </w:r>
     </w:p>
     <w:p>
       <w:pPr>
         <w:pStyle w:val="Ttulo2"/>
       </w:pPr>
-      <w:bookmarkStart w:id="44" w:name="_Toc230628075"/>
-      <w:r>
-        <w:t>Enfermedades transmisibles y su impacto en los alimentos</w:t>
-      </w:r>
-      <w:bookmarkEnd w:id="44"/>
-    </w:p>
-    <w:p>
-      <w:pPr>
-        <w:rPr>
-          <w:lang w:val="es-419" w:eastAsia="es-CO"/>
-        </w:rPr>
-      </w:pPr>
-      <w:r>
-        <w:rPr>
-          <w:lang w:val="es-419" w:eastAsia="es-CO"/>
-        </w:rPr>
-        <w:t>Las ETA (Enfermedades Transmitidas por Alimentos) son causadas principalmente por bacterias, virus y parásitos. Los aspectos fundamentales son:</w:t>
-      </w:r>
-    </w:p>
-    <w:p>
-      <w:pPr>
-        <w:pStyle w:val="Ttulo5"/>
-      </w:pPr>
-      <w:r>
-        <w:t>Clasificación de enfermedades</w:t>
-      </w:r>
-    </w:p>
-    <w:p>
-      <w:pPr>
-        <w:rPr>
-          <w:lang w:val="es-419" w:eastAsia="es-CO"/>
-        </w:rPr>
-      </w:pPr>
-      <w:r>
-        <w:rPr>
-          <w:lang w:val="es-419" w:eastAsia="es-CO"/>
-        </w:rPr>
-        <w:t xml:space="preserve">Las enfermedades bacterianas, como las causadas por Salmonella y E. </w:t>
-      </w:r>
-      <w:proofErr w:type="spellStart"/>
-      <w:r>
-        <w:rPr>
-          <w:lang w:val="es-419" w:eastAsia="es-CO"/>
-        </w:rPr>
-        <w:t>coli</w:t>
-      </w:r>
-      <w:proofErr w:type="spellEnd"/>
-      <w:r>
-        <w:rPr>
-          <w:lang w:val="es-419" w:eastAsia="es-CO"/>
-        </w:rPr>
-        <w:t>, se caracterizan por su rápida proliferación en los alimentos.</w:t>
-      </w:r>
-    </w:p>
-    <w:p>
-      <w:pPr>
-        <w:rPr>
-          <w:lang w:val="es-419" w:eastAsia="es-CO"/>
-        </w:rPr>
-      </w:pPr>
-      <w:r>
-        <w:rPr>
-          <w:lang w:val="es-419" w:eastAsia="es-CO"/>
-        </w:rPr>
-        <w:t>Las enfermedades virales, como la hepatitis A, presentan una alta capacidad de transmisión entre las personas.</w:t>
-      </w:r>
-    </w:p>
-    <w:p>
-      <w:pPr>
-        <w:rPr>
-          <w:lang w:val="es-419" w:eastAsia="es-CO"/>
-        </w:rPr>
-      </w:pPr>
-      <w:r>
-        <w:rPr>
-          <w:lang w:val="es-419" w:eastAsia="es-CO"/>
-        </w:rPr>
-        <w:t xml:space="preserve">Las enfermedades parasitarias, como las producidas por </w:t>
-      </w:r>
-      <w:proofErr w:type="spellStart"/>
-      <w:r>
-        <w:rPr>
-          <w:lang w:val="es-419" w:eastAsia="es-CO"/>
-        </w:rPr>
-        <w:t>Giardia</w:t>
-      </w:r>
-      <w:proofErr w:type="spellEnd"/>
-      <w:r>
-        <w:rPr>
-          <w:lang w:val="es-419" w:eastAsia="es-CO"/>
-        </w:rPr>
-        <w:t>, están asociadas principalmente a condiciones de mala higiene.</w:t>
-      </w:r>
-    </w:p>
-    <w:p>
-      <w:pPr>
-        <w:pStyle w:val="Ttulo5"/>
-      </w:pPr>
-      <w:r>
-        <w:t>Factores que favorecen transmisión</w:t>
-      </w:r>
-    </w:p>
-    <w:p>
-      <w:pPr>
-        <w:rPr>
-          <w:lang w:val="es-419" w:eastAsia="es-CO"/>
-        </w:rPr>
-      </w:pPr>
-      <w:r>
-        <w:rPr>
-          <w:lang w:val="es-419" w:eastAsia="es-CO"/>
-        </w:rPr>
-        <w:t>La transmisión de enfermedades se ve favorecida por diversos factores, entre ellos la mala higiene personal, que facilita la presencia de microorganismos en los alimentos.</w:t>
-      </w:r>
-    </w:p>
-    <w:p>
-      <w:pPr>
-        <w:rPr>
-          <w:lang w:val="es-419" w:eastAsia="es-CO"/>
-        </w:rPr>
-      </w:pPr>
-      <w:r>
-        <w:rPr>
-          <w:lang w:val="es-419" w:eastAsia="es-CO"/>
-        </w:rPr>
-        <w:t>Asimismo, las temperaturas inadecuadas permiten la proliferación de bacterias, mientras que la contaminación cruzada y la manipulación incorrecta aumentan el riesgo sanitario.</w:t>
-      </w:r>
-    </w:p>
-    <w:p>
-      <w:pPr>
-        <w:pStyle w:val="Prrafodelista"/>
-        <w:numPr>
-          <w:ilvl w:val="0"/>
-          <w:numId w:val="115"/>
+      <w:bookmarkStart w:id="45" w:name="_Toc230628076"/>
+      <w:r>
+        <w:t>Identificación de síntomas de riesgo</w:t>
+      </w:r>
+      <w:bookmarkEnd w:id="45"/>
+    </w:p>
+    <w:p>
+      <w:pPr>
+        <w:rPr>
+          <w:lang w:val="es-419" w:eastAsia="es-CO"/>
+        </w:rPr>
+      </w:pPr>
+      <w:r>
+        <w:rPr>
+          <w:lang w:val="es-419" w:eastAsia="es-CO"/>
+        </w:rPr>
+        <w:t>El reconocimiento temprano de síntomas evita la contaminación. La clasificación es la siguiente:</w:t>
+      </w:r>
+    </w:p>
+    <w:p>
+      <w:pPr>
+        <w:pStyle w:val="Prrafodelista"/>
+        <w:numPr>
+          <w:ilvl w:val="0"/>
+          <w:numId w:val="116"/>
         </w:numPr>
         <w:ind w:left="993"/>
         <w:rPr>
@@ -22905,33 +23032,46 @@
         <w:rPr>
           <w:rStyle w:val="Ttulo5Car"/>
         </w:rPr>
-        <w:t>Cadena de infección</w:t>
-      </w:r>
+        <w:t>Síntomas gastrointestinales (alto riesgo).</w:t>
+      </w:r>
+      <w:r>
+        <w:rPr>
+          <w:lang w:val="es-419" w:eastAsia="es-CO"/>
+        </w:rPr>
+        <w:t xml:space="preserve"> Síntomas como diarrea, vómito y dolor abdominal pueden indicar la posible presencia de patógenos intestinales, asociados generalmente al consumo de alimentos contaminados y a deficiencias en las prácticas de higiene.</w:t>
+      </w:r>
+    </w:p>
+    <w:p>
+      <w:pPr>
+        <w:pStyle w:val="Prrafodelista"/>
+        <w:numPr>
+          <w:ilvl w:val="0"/>
+          <w:numId w:val="116"/>
+        </w:numPr>
+        <w:ind w:left="993"/>
+        <w:rPr>
+          <w:lang w:val="es-419" w:eastAsia="es-CO"/>
+        </w:rPr>
+      </w:pPr>
       <w:r>
         <w:rPr>
           <w:rStyle w:val="Ttulo5Car"/>
         </w:rPr>
-        <w:t>.</w:t>
-      </w:r>
-      <w:r>
-        <w:rPr>
-          <w:lang w:val="es-419" w:eastAsia="es-CO"/>
-        </w:rPr>
-        <w:t xml:space="preserve"> </w:t>
-      </w:r>
-      <w:r>
-        <w:rPr>
-          <w:lang w:val="es-419" w:eastAsia="es-CO"/>
-        </w:rPr>
-        <w:t>La cadena de transmisión de enfermedades inicia con un agente patógeno que se encuentra en un reservorio, generalmente una persona, y se transmite a través de vías como las manos o el aire, contaminando los alimentos que posteriormente son consumidos.</w:t>
-      </w:r>
-    </w:p>
-    <w:p>
-      <w:pPr>
-        <w:pStyle w:val="Prrafodelista"/>
-        <w:numPr>
-          <w:ilvl w:val="0"/>
-          <w:numId w:val="115"/>
+        <w:t>Síntomas respiratorios.</w:t>
+      </w:r>
+      <w:r>
+        <w:rPr>
+          <w:lang w:val="es-419" w:eastAsia="es-CO"/>
+        </w:rPr>
+        <w:t xml:space="preserve"> Síntomas como tos, estornudos y secreción nasal representan un riesgo de contaminación por gotas, ya que pueden dispersar microorganismos hacia los alimentos, superficies o utensilios durante su manipulación.</w:t>
+      </w:r>
+    </w:p>
+    <w:p>
+      <w:pPr>
+        <w:pStyle w:val="Prrafodelista"/>
+        <w:numPr>
+          <w:ilvl w:val="0"/>
+          <w:numId w:val="116"/>
         </w:numPr>
         <w:ind w:left="993"/>
         <w:rPr>
@@ -22942,49 +23082,38 @@
         <w:rPr>
           <w:rStyle w:val="Ttulo5Car"/>
         </w:rPr>
-        <w:lastRenderedPageBreak/>
-        <w:t>Impacto en la industria cárnica</w:t>
-      </w:r>
+        <w:t>Síntomas cutáneos.</w:t>
+      </w:r>
+      <w:r>
+        <w:rPr>
+          <w:lang w:val="es-419" w:eastAsia="es-CO"/>
+        </w:rPr>
+        <w:t xml:space="preserve"> La presencia de heridas, infecciones o abscesos en el manipulador representa un alto riesgo de contaminación directa, ya que pueden transferir microorganismos a los alimentos durante su manejo.</w:t>
+      </w:r>
+    </w:p>
+    <w:p>
+      <w:pPr>
+        <w:pStyle w:val="Prrafodelista"/>
+        <w:numPr>
+          <w:ilvl w:val="0"/>
+          <w:numId w:val="116"/>
+        </w:numPr>
+        <w:ind w:left="993"/>
+        <w:rPr>
+          <w:lang w:val="es-419" w:eastAsia="es-CO"/>
+        </w:rPr>
+      </w:pPr>
       <w:r>
         <w:rPr>
           <w:rStyle w:val="Ttulo5Car"/>
         </w:rPr>
-        <w:t>.</w:t>
-      </w:r>
-      <w:r>
-        <w:rPr>
-          <w:lang w:val="es-419" w:eastAsia="es-CO"/>
-        </w:rPr>
-        <w:t xml:space="preserve"> </w:t>
-      </w:r>
-      <w:r>
-        <w:rPr>
-          <w:lang w:val="es-419" w:eastAsia="es-CO"/>
-        </w:rPr>
-        <w:t>Las consecuencias de una inadecuada manipulación incluyen el retiro de productos del mercado, pérdidas económicas, sanciones sanitarias y un significativo daño reputacional para la empresa.</w:t>
-      </w:r>
-    </w:p>
-    <w:p>
-      <w:pPr>
-        <w:pStyle w:val="Ttulo2"/>
-      </w:pPr>
-      <w:bookmarkStart w:id="45" w:name="_Toc230628076"/>
-      <w:r>
-        <w:t>Identificación de síntomas de riesgo</w:t>
-      </w:r>
-      <w:bookmarkEnd w:id="45"/>
-    </w:p>
-    <w:p>
-      <w:pPr>
-        <w:rPr>
-          <w:lang w:val="es-419" w:eastAsia="es-CO"/>
-        </w:rPr>
-      </w:pPr>
-      <w:r>
-        <w:rPr>
-          <w:lang w:val="es-419" w:eastAsia="es-CO"/>
-        </w:rPr>
-        <w:t>El reconocimiento temprano de síntomas evita la contaminación. La clasificación es la siguiente:</w:t>
+        <w:t>Síntomas sistémicos.</w:t>
+      </w:r>
+      <w:r>
+        <w:rPr>
+          <w:lang w:val="es-419" w:eastAsia="es-CO"/>
+        </w:rPr>
+        <w:t xml:space="preserve"> La fiebre y el malestar general son signos que indican una posible infección activa, representando un riesgo para la inocuidad de los alimentos si el manipulador continúa en sus labores.</w:t>
       </w:r>
     </w:p>
     <w:p>
@@ -23003,173 +23132,13 @@
         <w:rPr>
           <w:rStyle w:val="Ttulo5Car"/>
         </w:rPr>
-        <w:t>Síntomas gastrointestinales (alto riesgo)</w:t>
-      </w:r>
-      <w:r>
-        <w:rPr>
-          <w:rStyle w:val="Ttulo5Car"/>
-        </w:rPr>
-        <w:t>.</w:t>
-      </w:r>
-      <w:r>
-        <w:rPr>
-          <w:lang w:val="es-419" w:eastAsia="es-CO"/>
-        </w:rPr>
-        <w:t xml:space="preserve"> </w:t>
-      </w:r>
-      <w:r>
-        <w:rPr>
-          <w:lang w:val="es-419" w:eastAsia="es-CO"/>
-        </w:rPr>
-        <w:t>Síntomas como diarrea, vómito y dolor abdominal pueden indicar la posible presencia de patógenos intestinales, asociados generalmente al consumo de alimentos contaminados y a deficiencias en las prácticas de higiene.</w:t>
-      </w:r>
-    </w:p>
-    <w:p>
-      <w:pPr>
-        <w:pStyle w:val="Prrafodelista"/>
-        <w:numPr>
-          <w:ilvl w:val="0"/>
-          <w:numId w:val="116"/>
-        </w:numPr>
-        <w:ind w:left="993"/>
-        <w:rPr>
-          <w:lang w:val="es-419" w:eastAsia="es-CO"/>
-        </w:rPr>
-      </w:pPr>
-      <w:r>
-        <w:rPr>
-          <w:rStyle w:val="Ttulo5Car"/>
-        </w:rPr>
-        <w:t>Síntomas respiratorios</w:t>
-      </w:r>
-      <w:r>
-        <w:rPr>
-          <w:rStyle w:val="Ttulo5Car"/>
-        </w:rPr>
-        <w:t>.</w:t>
-      </w:r>
-      <w:r>
-        <w:rPr>
-          <w:lang w:val="es-419" w:eastAsia="es-CO"/>
-        </w:rPr>
-        <w:t xml:space="preserve"> </w:t>
-      </w:r>
-      <w:r>
-        <w:rPr>
-          <w:lang w:val="es-419" w:eastAsia="es-CO"/>
-        </w:rPr>
-        <w:t>Síntomas como tos, estornudos y secreción nasal representan un riesgo de contaminación por gotas, ya que pueden dispersar microorganismos hacia los alimentos, superficies o utensilios durante su manipulación.</w:t>
-      </w:r>
-    </w:p>
-    <w:p>
-      <w:pPr>
-        <w:pStyle w:val="Prrafodelista"/>
-        <w:numPr>
-          <w:ilvl w:val="0"/>
-          <w:numId w:val="116"/>
-        </w:numPr>
-        <w:ind w:left="993"/>
-        <w:rPr>
-          <w:lang w:val="es-419" w:eastAsia="es-CO"/>
-        </w:rPr>
-      </w:pPr>
-      <w:r>
-        <w:rPr>
-          <w:rStyle w:val="Ttulo5Car"/>
-        </w:rPr>
-        <w:t>Síntomas cutáneos</w:t>
-      </w:r>
-      <w:r>
-        <w:rPr>
-          <w:rStyle w:val="Ttulo5Car"/>
-        </w:rPr>
-        <w:t>.</w:t>
-      </w:r>
-      <w:r>
-        <w:rPr>
-          <w:lang w:val="es-419" w:eastAsia="es-CO"/>
-        </w:rPr>
-        <w:t xml:space="preserve"> </w:t>
-      </w:r>
-      <w:r>
-        <w:rPr>
-          <w:lang w:val="es-419" w:eastAsia="es-CO"/>
-        </w:rPr>
-        <w:t>La presencia de heridas, infecciones o abscesos en el manipulador representa un alto riesgo de contaminación directa, ya que pueden transferir microorganismos a los alimentos durante su manejo.</w:t>
-      </w:r>
-    </w:p>
-    <w:p>
-      <w:pPr>
-        <w:pStyle w:val="Prrafodelista"/>
-        <w:numPr>
-          <w:ilvl w:val="0"/>
-          <w:numId w:val="116"/>
-        </w:numPr>
-        <w:ind w:left="993"/>
-        <w:rPr>
-          <w:lang w:val="es-419" w:eastAsia="es-CO"/>
-        </w:rPr>
-      </w:pPr>
-      <w:r>
-        <w:rPr>
-          <w:rStyle w:val="Ttulo5Car"/>
-        </w:rPr>
-        <w:t>Síntomas sistémicos</w:t>
-      </w:r>
-      <w:r>
-        <w:rPr>
-          <w:rStyle w:val="Ttulo5Car"/>
-        </w:rPr>
-        <w:t>.</w:t>
-      </w:r>
-      <w:r>
-        <w:rPr>
-          <w:lang w:val="es-419" w:eastAsia="es-CO"/>
-        </w:rPr>
-        <w:t xml:space="preserve"> </w:t>
-      </w:r>
-      <w:r>
-        <w:rPr>
-          <w:lang w:val="es-419" w:eastAsia="es-CO"/>
-        </w:rPr>
-        <w:t>La fiebre y el malestar general son signos que indican una posible infección activa, representando un riesgo para la inocuidad de los alimentos si el manipulador continúa en sus labores.</w:t>
-      </w:r>
-    </w:p>
-    <w:p>
-      <w:pPr>
-        <w:pStyle w:val="Prrafodelista"/>
-        <w:numPr>
-          <w:ilvl w:val="0"/>
-          <w:numId w:val="116"/>
-        </w:numPr>
-        <w:ind w:left="993"/>
-        <w:rPr>
-          <w:lang w:val="es-419" w:eastAsia="es-CO"/>
-        </w:rPr>
-      </w:pPr>
-      <w:r>
-        <w:rPr>
-          <w:rStyle w:val="Ttulo5Car"/>
-        </w:rPr>
-        <w:t>Matriz de decisión para el manipulador</w:t>
-      </w:r>
-      <w:r>
-        <w:rPr>
-          <w:rStyle w:val="Ttulo5Car"/>
-        </w:rPr>
-        <w:t>.</w:t>
-      </w:r>
-      <w:r>
-        <w:rPr>
-          <w:lang w:val="es-419" w:eastAsia="es-CO"/>
-        </w:rPr>
-        <w:t xml:space="preserve"> </w:t>
-      </w:r>
-      <w:r>
-        <w:rPr>
-          <w:lang w:val="es-419" w:eastAsia="es-CO"/>
-        </w:rPr>
-        <w:t xml:space="preserve">Los síntomas en el manipulador de alimentos determinan el nivel de riesgo y las acciones a seguir: la diarrea y la fiebre representan un riesgo alto, requiriendo suspensión inmediata o no </w:t>
+        <w:t>Matriz de decisión para el manipulador.</w:t>
+      </w:r>
+      <w:r>
+        <w:rPr>
+          <w:lang w:val="es-419" w:eastAsia="es-CO"/>
+        </w:rPr>
+        <w:t xml:space="preserve"> Los síntomas en el manipulador de alimentos determinan el nivel de riesgo y las acciones a seguir: la diarrea y la fiebre representan un riesgo alto, requiriendo suspensión inmediata o no </w:t>
       </w:r>
       <w:r>
         <w:rPr>
@@ -23195,25 +23164,13 @@
         <w:rPr>
           <w:rStyle w:val="Ttulo5Car"/>
         </w:rPr>
-        <w:t>Error común en la industria</w:t>
-      </w:r>
-      <w:r>
-        <w:rPr>
-          <w:rStyle w:val="Ttulo5Car"/>
-        </w:rPr>
-        <w:t>.</w:t>
-      </w:r>
-      <w:r>
-        <w:rPr>
-          <w:lang w:val="es-419" w:eastAsia="es-CO"/>
-        </w:rPr>
-        <w:t xml:space="preserve"> </w:t>
-      </w:r>
-      <w:r>
-        <w:rPr>
-          <w:lang w:val="es-419" w:eastAsia="es-CO"/>
-        </w:rPr>
-        <w:t>“Trabajar enfermo” por presión laboral. Esto es uno de los principales factores de brotes alimentarios.</w:t>
+        <w:t>Error común en la industria.</w:t>
+      </w:r>
+      <w:r>
+        <w:rPr>
+          <w:lang w:val="es-419" w:eastAsia="es-CO"/>
+        </w:rPr>
+        <w:t xml:space="preserve"> “Trabajar enfermo” por presión laboral. Esto es uno de los principales factores de brotes alimentarios.</w:t>
       </w:r>
     </w:p>
     <w:p>
@@ -23259,7 +23216,7 @@
         <w:rPr>
           <w:lang w:val="es-419" w:eastAsia="es-CO"/>
         </w:rPr>
-        <w:t>Autoevaluación diaria.</w:t>
+        <w:t>Autoevaluación diaria</w:t>
       </w:r>
     </w:p>
     <w:p>
@@ -23278,7 +23235,7 @@
         <w:rPr>
           <w:lang w:val="es-419" w:eastAsia="es-CO"/>
         </w:rPr>
-        <w:t>Reporte inmediato.</w:t>
+        <w:t>Reporte inmediato</w:t>
       </w:r>
     </w:p>
     <w:p>
@@ -23297,7 +23254,7 @@
         <w:rPr>
           <w:lang w:val="es-419" w:eastAsia="es-CO"/>
         </w:rPr>
-        <w:t>Retiro preventivo.</w:t>
+        <w:t>Retiro preventivo</w:t>
       </w:r>
     </w:p>
     <w:p>
@@ -23316,7 +23273,7 @@
         <w:rPr>
           <w:lang w:val="es-419" w:eastAsia="es-CO"/>
         </w:rPr>
-        <w:t>Evaluación médica.</w:t>
+        <w:t>Evaluación médica</w:t>
       </w:r>
     </w:p>
     <w:p>
@@ -23335,7 +23292,7 @@
         <w:rPr>
           <w:lang w:val="es-419" w:eastAsia="es-CO"/>
         </w:rPr>
-        <w:t>Registro del caso.</w:t>
+        <w:t>Registro del caso</w:t>
       </w:r>
     </w:p>
     <w:p>
@@ -23354,7 +23311,7 @@
         <w:rPr>
           <w:lang w:val="es-419" w:eastAsia="es-CO"/>
         </w:rPr>
-        <w:t>Autorización de retorno.</w:t>
+        <w:t>Autorización de retorno</w:t>
       </w:r>
     </w:p>
     <w:p>
@@ -23398,13 +23355,13 @@
           <w:noProof/>
         </w:rPr>
         <w:drawing>
-          <wp:inline distT="0" distB="0" distL="0" distR="0" wp14:anchorId="48ED09D1" wp14:editId="17FB6E7E">
+          <wp:inline distT="0" distB="0" distL="0" distR="0" wp14:anchorId="48ED09D1" wp14:editId="5B146857">
             <wp:extent cx="4680000" cy="2226833"/>
             <wp:effectExtent l="0" t="0" r="6350" b="2540"/>
-            <wp:docPr id="6" name="Imagen 6">
+            <wp:docPr id="6" name="Imagen 6" descr="Video educativo sobre la integración del manipulador de alimentos en los sistemas de inocuidad, incluyendo BPM, POES y HACCP.">
               <a:extLst xmlns:a="http://schemas.openxmlformats.org/drawingml/2006/main">
                 <a:ext uri="{C183D7F6-B498-43B3-948B-1728B52AA6E4}">
-                  <adec:decorative xmlns:adec="http://schemas.microsoft.com/office/drawing/2017/decorative" val="1"/>
+                  <adec:decorative xmlns:adec="http://schemas.microsoft.com/office/drawing/2017/decorative" val="0"/>
                 </a:ext>
               </a:extLst>
             </wp:docPr>
@@ -23415,10 +23372,10 @@
               <a:graphicData uri="http://schemas.openxmlformats.org/drawingml/2006/picture">
                 <pic:pic xmlns:pic="http://schemas.openxmlformats.org/drawingml/2006/picture">
                   <pic:nvPicPr>
-                    <pic:cNvPr id="6" name="Imagen 6">
+                    <pic:cNvPr id="6" name="Imagen 6" descr="Video educativo sobre la integración del manipulador de alimentos en los sistemas de inocuidad, incluyendo BPM, POES y HACCP.">
                       <a:extLst>
                         <a:ext uri="{C183D7F6-B498-43B3-948B-1728B52AA6E4}">
-                          <adec:decorative xmlns:adec="http://schemas.microsoft.com/office/drawing/2017/decorative" val="1"/>
+                          <adec:decorative xmlns:adec="http://schemas.microsoft.com/office/drawing/2017/decorative" val="0"/>
                         </a:ext>
                       </a:extLst>
                     </pic:cNvPr>
@@ -23473,14 +23430,7 @@
             <w:rStyle w:val="Hipervnculo"/>
             <w:b/>
           </w:rPr>
-          <w:t>Enla</w:t>
-        </w:r>
-        <w:r>
-          <w:rPr>
-            <w:rStyle w:val="Hipervnculo"/>
-            <w:b/>
-          </w:rPr>
-          <w:t>ce de reproducción del video</w:t>
+          <w:t>Enlace de reproducción del video</w:t>
         </w:r>
       </w:hyperlink>
     </w:p>
@@ -24008,7 +23958,7 @@
         <w:rPr>
           <w:lang w:val="es-419" w:eastAsia="es-CO"/>
         </w:rPr>
-        <w:t>Contaminación de alimentos.</w:t>
+        <w:t>Contaminación de alimentos</w:t>
       </w:r>
     </w:p>
     <w:p>
@@ -24027,7 +23977,7 @@
         <w:rPr>
           <w:lang w:val="es-419" w:eastAsia="es-CO"/>
         </w:rPr>
-        <w:t>Transmisión de enfermedades.</w:t>
+        <w:t>Transmisión de enfermedades</w:t>
       </w:r>
     </w:p>
     <w:p>
@@ -24046,7 +23996,7 @@
         <w:rPr>
           <w:lang w:val="es-419" w:eastAsia="es-CO"/>
         </w:rPr>
-        <w:t>Deterioro de materias primas.</w:t>
+        <w:t>Deterioro de materias primas</w:t>
       </w:r>
     </w:p>
     <w:p>
@@ -24065,7 +24015,7 @@
         <w:rPr>
           <w:lang w:val="es-419" w:eastAsia="es-CO"/>
         </w:rPr>
-        <w:t>Contaminación cruzada.</w:t>
+        <w:t>Contaminación cruzada</w:t>
       </w:r>
     </w:p>
     <w:p>
@@ -24105,7 +24055,7 @@
         <w:rPr>
           <w:lang w:val="es-419" w:eastAsia="es-CO"/>
         </w:rPr>
-        <w:t>Salmonelosis.</w:t>
+        <w:t>Salmonelosis</w:t>
       </w:r>
     </w:p>
     <w:p>
@@ -24124,7 +24074,7 @@
         <w:rPr>
           <w:lang w:val="es-419" w:eastAsia="es-CO"/>
         </w:rPr>
-        <w:t>Leptospirosis.</w:t>
+        <w:t>Leptospirosis</w:t>
       </w:r>
     </w:p>
     <w:p>
@@ -24143,7 +24093,7 @@
         <w:rPr>
           <w:lang w:val="es-419" w:eastAsia="es-CO"/>
         </w:rPr>
-        <w:t>Gastroenteritis.</w:t>
+        <w:t>Gastroenteritis</w:t>
       </w:r>
     </w:p>
     <w:p>
@@ -24184,7 +24134,13 @@
         <w:rPr>
           <w:lang w:val="es-419" w:eastAsia="es-CO"/>
         </w:rPr>
-        <w:t>Presencia de residuos.</w:t>
+        <w:t>Presencia de residuo</w:t>
+      </w:r>
+      <w:r>
+        <w:rPr>
+          <w:lang w:val="es-419" w:eastAsia="es-CO"/>
+        </w:rPr>
+        <w:t>s</w:t>
       </w:r>
     </w:p>
     <w:p>
@@ -24203,7 +24159,7 @@
         <w:rPr>
           <w:lang w:val="es-419" w:eastAsia="es-CO"/>
         </w:rPr>
-        <w:t>Acumulación de agua.</w:t>
+        <w:t>Acumulación de agua</w:t>
       </w:r>
     </w:p>
     <w:p>
@@ -24222,7 +24178,7 @@
         <w:rPr>
           <w:lang w:val="es-419" w:eastAsia="es-CO"/>
         </w:rPr>
-        <w:t>Falta de limpieza.</w:t>
+        <w:t>Falta de limpieza</w:t>
       </w:r>
     </w:p>
     <w:p>
@@ -24241,7 +24197,7 @@
         <w:rPr>
           <w:lang w:val="es-419" w:eastAsia="es-CO"/>
         </w:rPr>
-        <w:t>Alimentos expuestos.</w:t>
+        <w:t>Alimentos expuestos</w:t>
       </w:r>
     </w:p>
     <w:p>
@@ -25335,25 +25291,13 @@
         <w:rPr>
           <w:rStyle w:val="Ttulo3Car"/>
         </w:rPr>
-        <w:t>Control de plagas</w:t>
-      </w:r>
-      <w:r>
-        <w:rPr>
-          <w:rStyle w:val="Ttulo3Car"/>
-        </w:rPr>
-        <w:t>.</w:t>
-      </w:r>
-      <w:r>
-        <w:rPr>
-          <w:lang w:val="es-419" w:eastAsia="es-CO"/>
-        </w:rPr>
-        <w:t xml:space="preserve"> </w:t>
-      </w:r>
-      <w:r>
-        <w:rPr>
-          <w:lang w:val="es-419" w:eastAsia="es-CO"/>
-        </w:rPr>
-        <w:t>Las plagas necesitan agua, alimento y refugio para sobrevivir; por ello, su control se basa en eliminar o limitar estos factores, reduciendo así su presencia y proliferación. Posteriormente, se explorarán las medidas preventivas y recomendaciones específicas:</w:t>
+        <w:t>Control de plagas.</w:t>
+      </w:r>
+      <w:r>
+        <w:rPr>
+          <w:lang w:val="es-419" w:eastAsia="es-CO"/>
+        </w:rPr>
+        <w:t xml:space="preserve"> Las plagas necesitan agua, alimento y refugio para sobrevivir; por ello, su control se basa en eliminar o limitar estos factores, reduciendo así su presencia y proliferación. Posteriormente, se explorarán las medidas preventivas y recomendaciones específicas:</w:t>
       </w:r>
     </w:p>
     <w:p>
@@ -25711,19 +25655,25 @@
           <w:rStyle w:val="Ttulo3Car"/>
         </w:rPr>
         <w:lastRenderedPageBreak/>
-        <w:t>Animales domésticos y riesgo sanitario</w:t>
-      </w:r>
-      <w:r>
-        <w:rPr>
-          <w:rStyle w:val="Ttulo3Car"/>
-        </w:rPr>
-        <w:t xml:space="preserve">. </w:t>
-      </w:r>
-      <w:r>
-        <w:rPr>
-          <w:lang w:val="es-419" w:eastAsia="es-CO"/>
-        </w:rPr>
-        <w:t>Los animales domésticos representan un alto riesgo en áreas de procesamiento. En este contexto se estudiarán los riesgos asociados y si dará un ejemplo para comprender el tema.</w:t>
+        <w:t xml:space="preserve">Animales domésticos y riesgo sanitario. </w:t>
+      </w:r>
+      <w:r>
+        <w:rPr>
+          <w:lang w:val="es-419" w:eastAsia="es-CO"/>
+        </w:rPr>
+        <w:t>Los animales domésticos representan un alto riesgo en áreas de procesamiento. En este contexto se estudiarán los riesgos asociados y s</w:t>
+      </w:r>
+      <w:r>
+        <w:rPr>
+          <w:lang w:val="es-419" w:eastAsia="es-CO"/>
+        </w:rPr>
+        <w:t>e</w:t>
+      </w:r>
+      <w:r>
+        <w:rPr>
+          <w:lang w:val="es-419" w:eastAsia="es-CO"/>
+        </w:rPr>
+        <w:t xml:space="preserve"> dará un ejemplo para comprender el tema.</w:t>
       </w:r>
     </w:p>
     <w:p>
@@ -26547,16 +26497,6 @@
               <w:t> </w:t>
             </w:r>
           </w:p>
-          <w:p>
-            <w:pPr>
-              <w:spacing w:before="0" w:after="0" w:line="240" w:lineRule="auto"/>
-              <w:ind w:firstLine="0"/>
-              <w:rPr>
-                <w:sz w:val="24"/>
-                <w:lang w:eastAsia="es-CO"/>
-              </w:rPr>
-            </w:pPr>
-          </w:p>
         </w:tc>
         <w:tc>
           <w:tcPr>
@@ -26733,7 +26673,6 @@
                 <w:lang w:eastAsia="es-CO"/>
               </w:rPr>
             </w:pPr>
-            <w:proofErr w:type="gramStart"/>
             <w:r>
               <w:rPr>
                 <w:sz w:val="24"/>
@@ -26748,7 +26687,6 @@
               </w:rPr>
               <w:t>a</w:t>
             </w:r>
-            <w:proofErr w:type="gramEnd"/>
           </w:p>
         </w:tc>
         <w:tc>
@@ -26980,23 +26918,7 @@
                 <w:sz w:val="24"/>
                 <w:lang w:val="es-419" w:eastAsia="es-CO"/>
               </w:rPr>
-              <w:t xml:space="preserve">Cristian Fernando </w:t>
-            </w:r>
-            <w:proofErr w:type="spellStart"/>
-            <w:r>
-              <w:rPr>
-                <w:sz w:val="24"/>
-                <w:lang w:val="es-419" w:eastAsia="es-CO"/>
-              </w:rPr>
-              <w:t>Martnez</w:t>
-            </w:r>
-            <w:proofErr w:type="spellEnd"/>
-            <w:r>
-              <w:rPr>
-                <w:sz w:val="24"/>
-                <w:lang w:val="es-419" w:eastAsia="es-CO"/>
-              </w:rPr>
-              <w:t xml:space="preserve"> Sánchez</w:t>
+              <w:t>Cristian Fernando Martnez Sánchez</w:t>
             </w:r>
           </w:p>
         </w:tc>
@@ -28013,23 +27935,7 @@
                 <w:sz w:val="24"/>
                 <w:lang w:eastAsia="es-CO"/>
               </w:rPr>
-              <w:t xml:space="preserve"> Wilfredo </w:t>
-            </w:r>
-            <w:proofErr w:type="spellStart"/>
-            <w:r>
-              <w:rPr>
-                <w:sz w:val="24"/>
-                <w:lang w:eastAsia="es-CO"/>
-              </w:rPr>
-              <w:t>Pizo</w:t>
-            </w:r>
-            <w:proofErr w:type="spellEnd"/>
-            <w:r>
-              <w:rPr>
-                <w:sz w:val="24"/>
-                <w:lang w:eastAsia="es-CO"/>
-              </w:rPr>
-              <w:t xml:space="preserve"> Ossa</w:t>
+              <w:t xml:space="preserve"> Wilfredo Pizo Ossa</w:t>
             </w:r>
           </w:p>
         </w:tc>
@@ -28114,7 +28020,7 @@
 </file>
 
 <file path=word/endnotes.xml><?xml version="1.0" encoding="utf-8"?>
-<w:endnotes xmlns:wpc="http://schemas.microsoft.com/office/word/2010/wordprocessingCanvas" xmlns:cx="http://schemas.microsoft.com/office/drawing/2014/chartex" xmlns:cx1="http://schemas.microsoft.com/office/drawing/2015/9/8/chartex" xmlns:cx2="http://schemas.microsoft.com/office/drawing/2015/10/21/chartex" xmlns:cx3="http://schemas.microsoft.com/office/drawing/2016/5/9/chartex" xmlns:cx4="http://schemas.microsoft.com/office/drawing/2016/5/10/chartex" xmlns:cx5="http://schemas.microsoft.com/office/drawing/2016/5/11/chartex" xmlns:cx6="http://schemas.microsoft.com/office/drawing/2016/5/12/chartex" xmlns:cx7="http://schemas.microsoft.com/office/drawing/2016/5/13/chartex" xmlns:cx8="http://schemas.microsoft.com/office/drawing/2016/5/14/chartex" xmlns:mc="http://schemas.openxmlformats.org/markup-compatibility/2006" xmlns:aink="http://schemas.microsoft.com/office/drawing/2016/ink" xmlns:am3d="http://schemas.microsoft.com/office/drawing/2017/model3d" xmlns:o="urn:schemas-microsoft-com:office:office" xmlns:r="http://schemas.openxmlformats.org/officeDocument/2006/relationships" xmlns:m="http://schemas.openxmlformats.org/officeDocument/2006/math" xmlns:v="urn:schemas-microsoft-com:vml" xmlns:wp14="http://schemas.microsoft.com/office/word/2010/wordprocessingDrawing" xmlns:wp="http://schemas.openxmlformats.org/drawingml/2006/wordprocessingDrawing" xmlns:w10="urn:schemas-microsoft-com:office:word" xmlns:w="http://schemas.openxmlformats.org/wordprocessingml/2006/main" xmlns:w14="http://schemas.microsoft.com/office/word/2010/wordml" xmlns:w15="http://schemas.microsoft.com/office/word/2012/wordml" xmlns:w16cex="http://schemas.microsoft.com/office/word/2018/wordml/cex" xmlns:w16cid="http://schemas.microsoft.com/office/word/2016/wordml/cid" xmlns:w16="http://schemas.microsoft.com/office/word/2018/wordml" xmlns:w16sdtdh="http://schemas.microsoft.com/office/word/2020/wordml/sdtdatahash" xmlns:w16se="http://schemas.microsoft.com/office/word/2015/wordml/symex" xmlns:wpg="http://schemas.microsoft.com/office/word/2010/wordprocessingGroup" xmlns:wpi="http://schemas.microsoft.com/office/word/2010/wordprocessingInk" xmlns:wne="http://schemas.microsoft.com/office/word/2006/wordml" xmlns:wps="http://schemas.microsoft.com/office/word/2010/wordprocessingShape" mc:Ignorable="w14 w15 w16se w16cid w16 w16cex w16sdtdh wp14">
+<w:endnotes xmlns:wpc="http://schemas.microsoft.com/office/word/2010/wordprocessingCanvas" xmlns:cx="http://schemas.microsoft.com/office/drawing/2014/chartex" xmlns:cx1="http://schemas.microsoft.com/office/drawing/2015/9/8/chartex" xmlns:cx2="http://schemas.microsoft.com/office/drawing/2015/10/21/chartex" xmlns:cx3="http://schemas.microsoft.com/office/drawing/2016/5/9/chartex" xmlns:cx4="http://schemas.microsoft.com/office/drawing/2016/5/10/chartex" xmlns:cx5="http://schemas.microsoft.com/office/drawing/2016/5/11/chartex" xmlns:cx6="http://schemas.microsoft.com/office/drawing/2016/5/12/chartex" xmlns:cx7="http://schemas.microsoft.com/office/drawing/2016/5/13/chartex" xmlns:cx8="http://schemas.microsoft.com/office/drawing/2016/5/14/chartex" xmlns:mc="http://schemas.openxmlformats.org/markup-compatibility/2006" xmlns:aink="http://schemas.microsoft.com/office/drawing/2016/ink" xmlns:am3d="http://schemas.microsoft.com/office/drawing/2017/model3d" xmlns:o="urn:schemas-microsoft-com:office:office" xmlns:oel="http://schemas.microsoft.com/office/2019/extlst" xmlns:r="http://schemas.openxmlformats.org/officeDocument/2006/relationships" xmlns:m="http://schemas.openxmlformats.org/officeDocument/2006/math" xmlns:v="urn:schemas-microsoft-com:vml" xmlns:wp14="http://schemas.microsoft.com/office/word/2010/wordprocessingDrawing" xmlns:wp="http://schemas.openxmlformats.org/drawingml/2006/wordprocessingDrawing" xmlns:w10="urn:schemas-microsoft-com:office:word" xmlns:w="http://schemas.openxmlformats.org/wordprocessingml/2006/main" xmlns:w14="http://schemas.microsoft.com/office/word/2010/wordml" xmlns:w15="http://schemas.microsoft.com/office/word/2012/wordml" xmlns:w16cex="http://schemas.microsoft.com/office/word/2018/wordml/cex" xmlns:w16cid="http://schemas.microsoft.com/office/word/2016/wordml/cid" xmlns:w16="http://schemas.microsoft.com/office/word/2018/wordml" xmlns:w16du="http://schemas.microsoft.com/office/word/2023/wordml/word16du" xmlns:w16sdtdh="http://schemas.microsoft.com/office/word/2020/wordml/sdtdatahash" xmlns:w16sdtfl="http://schemas.microsoft.com/office/word/2024/wordml/sdtformatlock" xmlns:w16se="http://schemas.microsoft.com/office/word/2015/wordml/symex" xmlns:wpg="http://schemas.microsoft.com/office/word/2010/wordprocessingGroup" xmlns:wpi="http://schemas.microsoft.com/office/word/2010/wordprocessingInk" xmlns:wne="http://schemas.microsoft.com/office/word/2006/wordml" xmlns:wps="http://schemas.microsoft.com/office/word/2010/wordprocessingShape" mc:Ignorable="w14 w15 w16se w16cid w16 w16cex w16sdtdh w16sdtfl w16du wp14">
   <w:endnote w:type="separator" w:id="-1">
     <w:p>
       <w:pPr>
@@ -28139,7 +28045,7 @@
 </file>
 
 <file path=word/footer1.xml><?xml version="1.0" encoding="utf-8"?>
-<w:ftr xmlns:wpc="http://schemas.microsoft.com/office/word/2010/wordprocessingCanvas" xmlns:cx="http://schemas.microsoft.com/office/drawing/2014/chartex" xmlns:cx1="http://schemas.microsoft.com/office/drawing/2015/9/8/chartex" xmlns:cx2="http://schemas.microsoft.com/office/drawing/2015/10/21/chartex" xmlns:cx3="http://schemas.microsoft.com/office/drawing/2016/5/9/chartex" xmlns:cx4="http://schemas.microsoft.com/office/drawing/2016/5/10/chartex" xmlns:cx5="http://schemas.microsoft.com/office/drawing/2016/5/11/chartex" xmlns:cx6="http://schemas.microsoft.com/office/drawing/2016/5/12/chartex" xmlns:cx7="http://schemas.microsoft.com/office/drawing/2016/5/13/chartex" xmlns:cx8="http://schemas.microsoft.com/office/drawing/2016/5/14/chartex" xmlns:mc="http://schemas.openxmlformats.org/markup-compatibility/2006" xmlns:aink="http://schemas.microsoft.com/office/drawing/2016/ink" xmlns:am3d="http://schemas.microsoft.com/office/drawing/2017/model3d" xmlns:o="urn:schemas-microsoft-com:office:office" xmlns:r="http://schemas.openxmlformats.org/officeDocument/2006/relationships" xmlns:m="http://schemas.openxmlformats.org/officeDocument/2006/math" xmlns:v="urn:schemas-microsoft-com:vml" xmlns:wp14="http://schemas.microsoft.com/office/word/2010/wordprocessingDrawing" xmlns:wp="http://schemas.openxmlformats.org/drawingml/2006/wordprocessingDrawing" xmlns:w10="urn:schemas-microsoft-com:office:word" xmlns:w="http://schemas.openxmlformats.org/wordprocessingml/2006/main" xmlns:w14="http://schemas.microsoft.com/office/word/2010/wordml" xmlns:w15="http://schemas.microsoft.com/office/word/2012/wordml" xmlns:w16cex="http://schemas.microsoft.com/office/word/2018/wordml/cex" xmlns:w16cid="http://schemas.microsoft.com/office/word/2016/wordml/cid" xmlns:w16="http://schemas.microsoft.com/office/word/2018/wordml" xmlns:w16sdtdh="http://schemas.microsoft.com/office/word/2020/wordml/sdtdatahash" xmlns:w16se="http://schemas.microsoft.com/office/word/2015/wordml/symex" xmlns:wpg="http://schemas.microsoft.com/office/word/2010/wordprocessingGroup" xmlns:wpi="http://schemas.microsoft.com/office/word/2010/wordprocessingInk" xmlns:wne="http://schemas.microsoft.com/office/word/2006/wordml" xmlns:wps="http://schemas.microsoft.com/office/word/2010/wordprocessingShape" mc:Ignorable="w14 w15 w16se w16cid w16 w16cex w16sdtdh wp14">
+<w:ftr xmlns:wpc="http://schemas.microsoft.com/office/word/2010/wordprocessingCanvas" xmlns:cx="http://schemas.microsoft.com/office/drawing/2014/chartex" xmlns:cx1="http://schemas.microsoft.com/office/drawing/2015/9/8/chartex" xmlns:cx2="http://schemas.microsoft.com/office/drawing/2015/10/21/chartex" xmlns:cx3="http://schemas.microsoft.com/office/drawing/2016/5/9/chartex" xmlns:cx4="http://schemas.microsoft.com/office/drawing/2016/5/10/chartex" xmlns:cx5="http://schemas.microsoft.com/office/drawing/2016/5/11/chartex" xmlns:cx6="http://schemas.microsoft.com/office/drawing/2016/5/12/chartex" xmlns:cx7="http://schemas.microsoft.com/office/drawing/2016/5/13/chartex" xmlns:cx8="http://schemas.microsoft.com/office/drawing/2016/5/14/chartex" xmlns:mc="http://schemas.openxmlformats.org/markup-compatibility/2006" xmlns:aink="http://schemas.microsoft.com/office/drawing/2016/ink" xmlns:am3d="http://schemas.microsoft.com/office/drawing/2017/model3d" xmlns:o="urn:schemas-microsoft-com:office:office" xmlns:oel="http://schemas.microsoft.com/office/2019/extlst" xmlns:r="http://schemas.openxmlformats.org/officeDocument/2006/relationships" xmlns:m="http://schemas.openxmlformats.org/officeDocument/2006/math" xmlns:v="urn:schemas-microsoft-com:vml" xmlns:wp14="http://schemas.microsoft.com/office/word/2010/wordprocessingDrawing" xmlns:wp="http://schemas.openxmlformats.org/drawingml/2006/wordprocessingDrawing" xmlns:w10="urn:schemas-microsoft-com:office:word" xmlns:w="http://schemas.openxmlformats.org/wordprocessingml/2006/main" xmlns:w14="http://schemas.microsoft.com/office/word/2010/wordml" xmlns:w15="http://schemas.microsoft.com/office/word/2012/wordml" xmlns:w16cex="http://schemas.microsoft.com/office/word/2018/wordml/cex" xmlns:w16cid="http://schemas.microsoft.com/office/word/2016/wordml/cid" xmlns:w16="http://schemas.microsoft.com/office/word/2018/wordml" xmlns:w16du="http://schemas.microsoft.com/office/word/2023/wordml/word16du" xmlns:w16sdtdh="http://schemas.microsoft.com/office/word/2020/wordml/sdtdatahash" xmlns:w16sdtfl="http://schemas.microsoft.com/office/word/2024/wordml/sdtformatlock" xmlns:w16se="http://schemas.microsoft.com/office/word/2015/wordml/symex" xmlns:wpg="http://schemas.microsoft.com/office/word/2010/wordprocessingGroup" xmlns:wpi="http://schemas.microsoft.com/office/word/2010/wordprocessingInk" xmlns:wne="http://schemas.microsoft.com/office/word/2006/wordml" xmlns:wps="http://schemas.microsoft.com/office/word/2010/wordprocessingShape" mc:Ignorable="w14 w15 w16se w16cid w16 w16cex w16sdtdh w16sdtfl w16du wp14">
   <w:sdt>
     <w:sdtPr>
       <w:id w:val="-1465197936"/>
@@ -28148,7 +28054,6 @@
         <w:docPartUnique/>
       </w:docPartObj>
     </w:sdtPr>
-    <w:sdtEndPr/>
     <w:sdtContent>
       <w:p>
         <w:pPr>
@@ -28185,7 +28090,7 @@
 </file>
 
 <file path=word/footnotes.xml><?xml version="1.0" encoding="utf-8"?>
-<w:footnotes xmlns:wpc="http://schemas.microsoft.com/office/word/2010/wordprocessingCanvas" xmlns:cx="http://schemas.microsoft.com/office/drawing/2014/chartex" xmlns:cx1="http://schemas.microsoft.com/office/drawing/2015/9/8/chartex" xmlns:cx2="http://schemas.microsoft.com/office/drawing/2015/10/21/chartex" xmlns:cx3="http://schemas.microsoft.com/office/drawing/2016/5/9/chartex" xmlns:cx4="http://schemas.microsoft.com/office/drawing/2016/5/10/chartex" xmlns:cx5="http://schemas.microsoft.com/office/drawing/2016/5/11/chartex" xmlns:cx6="http://schemas.microsoft.com/office/drawing/2016/5/12/chartex" xmlns:cx7="http://schemas.microsoft.com/office/drawing/2016/5/13/chartex" xmlns:cx8="http://schemas.microsoft.com/office/drawing/2016/5/14/chartex" xmlns:mc="http://schemas.openxmlformats.org/markup-compatibility/2006" xmlns:aink="http://schemas.microsoft.com/office/drawing/2016/ink" xmlns:am3d="http://schemas.microsoft.com/office/drawing/2017/model3d" xmlns:o="urn:schemas-microsoft-com:office:office" xmlns:r="http://schemas.openxmlformats.org/officeDocument/2006/relationships" xmlns:m="http://schemas.openxmlformats.org/officeDocument/2006/math" xmlns:v="urn:schemas-microsoft-com:vml" xmlns:wp14="http://schemas.microsoft.com/office/word/2010/wordprocessingDrawing" xmlns:wp="http://schemas.openxmlformats.org/drawingml/2006/wordprocessingDrawing" xmlns:w10="urn:schemas-microsoft-com:office:word" xmlns:w="http://schemas.openxmlformats.org/wordprocessingml/2006/main" xmlns:w14="http://schemas.microsoft.com/office/word/2010/wordml" xmlns:w15="http://schemas.microsoft.com/office/word/2012/wordml" xmlns:w16cex="http://schemas.microsoft.com/office/word/2018/wordml/cex" xmlns:w16cid="http://schemas.microsoft.com/office/word/2016/wordml/cid" xmlns:w16="http://schemas.microsoft.com/office/word/2018/wordml" xmlns:w16sdtdh="http://schemas.microsoft.com/office/word/2020/wordml/sdtdatahash" xmlns:w16se="http://schemas.microsoft.com/office/word/2015/wordml/symex" xmlns:wpg="http://schemas.microsoft.com/office/word/2010/wordprocessingGroup" xmlns:wpi="http://schemas.microsoft.com/office/word/2010/wordprocessingInk" xmlns:wne="http://schemas.microsoft.com/office/word/2006/wordml" xmlns:wps="http://schemas.microsoft.com/office/word/2010/wordprocessingShape" mc:Ignorable="w14 w15 w16se w16cid w16 w16cex w16sdtdh wp14">
+<w:footnotes xmlns:wpc="http://schemas.microsoft.com/office/word/2010/wordprocessingCanvas" xmlns:cx="http://schemas.microsoft.com/office/drawing/2014/chartex" xmlns:cx1="http://schemas.microsoft.com/office/drawing/2015/9/8/chartex" xmlns:cx2="http://schemas.microsoft.com/office/drawing/2015/10/21/chartex" xmlns:cx3="http://schemas.microsoft.com/office/drawing/2016/5/9/chartex" xmlns:cx4="http://schemas.microsoft.com/office/drawing/2016/5/10/chartex" xmlns:cx5="http://schemas.microsoft.com/office/drawing/2016/5/11/chartex" xmlns:cx6="http://schemas.microsoft.com/office/drawing/2016/5/12/chartex" xmlns:cx7="http://schemas.microsoft.com/office/drawing/2016/5/13/chartex" xmlns:cx8="http://schemas.microsoft.com/office/drawing/2016/5/14/chartex" xmlns:mc="http://schemas.openxmlformats.org/markup-compatibility/2006" xmlns:aink="http://schemas.microsoft.com/office/drawing/2016/ink" xmlns:am3d="http://schemas.microsoft.com/office/drawing/2017/model3d" xmlns:o="urn:schemas-microsoft-com:office:office" xmlns:oel="http://schemas.microsoft.com/office/2019/extlst" xmlns:r="http://schemas.openxmlformats.org/officeDocument/2006/relationships" xmlns:m="http://schemas.openxmlformats.org/officeDocument/2006/math" xmlns:v="urn:schemas-microsoft-com:vml" xmlns:wp14="http://schemas.microsoft.com/office/word/2010/wordprocessingDrawing" xmlns:wp="http://schemas.openxmlformats.org/drawingml/2006/wordprocessingDrawing" xmlns:w10="urn:schemas-microsoft-com:office:word" xmlns:w="http://schemas.openxmlformats.org/wordprocessingml/2006/main" xmlns:w14="http://schemas.microsoft.com/office/word/2010/wordml" xmlns:w15="http://schemas.microsoft.com/office/word/2012/wordml" xmlns:w16cex="http://schemas.microsoft.com/office/word/2018/wordml/cex" xmlns:w16cid="http://schemas.microsoft.com/office/word/2016/wordml/cid" xmlns:w16="http://schemas.microsoft.com/office/word/2018/wordml" xmlns:w16du="http://schemas.microsoft.com/office/word/2023/wordml/word16du" xmlns:w16sdtdh="http://schemas.microsoft.com/office/word/2020/wordml/sdtdatahash" xmlns:w16sdtfl="http://schemas.microsoft.com/office/word/2024/wordml/sdtformatlock" xmlns:w16se="http://schemas.microsoft.com/office/word/2015/wordml/symex" xmlns:wpg="http://schemas.microsoft.com/office/word/2010/wordprocessingGroup" xmlns:wpi="http://schemas.microsoft.com/office/word/2010/wordprocessingInk" xmlns:wne="http://schemas.microsoft.com/office/word/2006/wordml" xmlns:wps="http://schemas.microsoft.com/office/word/2010/wordprocessingShape" mc:Ignorable="w14 w15 w16se w16cid w16 w16cex w16sdtdh w16sdtfl w16du wp14">
   <w:footnote w:type="separator" w:id="-1">
     <w:p>
       <w:pPr>
@@ -28210,7 +28115,7 @@
 </file>
 
 <file path=word/header1.xml><?xml version="1.0" encoding="utf-8"?>
-<w:hdr xmlns:wpc="http://schemas.microsoft.com/office/word/2010/wordprocessingCanvas" xmlns:cx="http://schemas.microsoft.com/office/drawing/2014/chartex" xmlns:cx1="http://schemas.microsoft.com/office/drawing/2015/9/8/chartex" xmlns:cx2="http://schemas.microsoft.com/office/drawing/2015/10/21/chartex" xmlns:cx3="http://schemas.microsoft.com/office/drawing/2016/5/9/chartex" xmlns:cx4="http://schemas.microsoft.com/office/drawing/2016/5/10/chartex" xmlns:cx5="http://schemas.microsoft.com/office/drawing/2016/5/11/chartex" xmlns:cx6="http://schemas.microsoft.com/office/drawing/2016/5/12/chartex" xmlns:cx7="http://schemas.microsoft.com/office/drawing/2016/5/13/chartex" xmlns:cx8="http://schemas.microsoft.com/office/drawing/2016/5/14/chartex" xmlns:mc="http://schemas.openxmlformats.org/markup-compatibility/2006" xmlns:aink="http://schemas.microsoft.com/office/drawing/2016/ink" xmlns:am3d="http://schemas.microsoft.com/office/drawing/2017/model3d" xmlns:o="urn:schemas-microsoft-com:office:office" xmlns:r="http://schemas.openxmlformats.org/officeDocument/2006/relationships" xmlns:m="http://schemas.openxmlformats.org/officeDocument/2006/math" xmlns:v="urn:schemas-microsoft-com:vml" xmlns:wp14="http://schemas.microsoft.com/office/word/2010/wordprocessingDrawing" xmlns:wp="http://schemas.openxmlformats.org/drawingml/2006/wordprocessingDrawing" xmlns:w10="urn:schemas-microsoft-com:office:word" xmlns:w="http://schemas.openxmlformats.org/wordprocessingml/2006/main" xmlns:w14="http://schemas.microsoft.com/office/word/2010/wordml" xmlns:w15="http://schemas.microsoft.com/office/word/2012/wordml" xmlns:w16cex="http://schemas.microsoft.com/office/word/2018/wordml/cex" xmlns:w16cid="http://schemas.microsoft.com/office/word/2016/wordml/cid" xmlns:w16="http://schemas.microsoft.com/office/word/2018/wordml" xmlns:w16sdtdh="http://schemas.microsoft.com/office/word/2020/wordml/sdtdatahash" xmlns:w16se="http://schemas.microsoft.com/office/word/2015/wordml/symex" xmlns:wpg="http://schemas.microsoft.com/office/word/2010/wordprocessingGroup" xmlns:wpi="http://schemas.microsoft.com/office/word/2010/wordprocessingInk" xmlns:wne="http://schemas.microsoft.com/office/word/2006/wordml" xmlns:wps="http://schemas.microsoft.com/office/word/2010/wordprocessingShape" mc:Ignorable="w14 w15 w16se w16cid w16 w16cex w16sdtdh wp14">
+<w:hdr xmlns:wpc="http://schemas.microsoft.com/office/word/2010/wordprocessingCanvas" xmlns:cx="http://schemas.microsoft.com/office/drawing/2014/chartex" xmlns:cx1="http://schemas.microsoft.com/office/drawing/2015/9/8/chartex" xmlns:cx2="http://schemas.microsoft.com/office/drawing/2015/10/21/chartex" xmlns:cx3="http://schemas.microsoft.com/office/drawing/2016/5/9/chartex" xmlns:cx4="http://schemas.microsoft.com/office/drawing/2016/5/10/chartex" xmlns:cx5="http://schemas.microsoft.com/office/drawing/2016/5/11/chartex" xmlns:cx6="http://schemas.microsoft.com/office/drawing/2016/5/12/chartex" xmlns:cx7="http://schemas.microsoft.com/office/drawing/2016/5/13/chartex" xmlns:cx8="http://schemas.microsoft.com/office/drawing/2016/5/14/chartex" xmlns:mc="http://schemas.openxmlformats.org/markup-compatibility/2006" xmlns:aink="http://schemas.microsoft.com/office/drawing/2016/ink" xmlns:am3d="http://schemas.microsoft.com/office/drawing/2017/model3d" xmlns:o="urn:schemas-microsoft-com:office:office" xmlns:oel="http://schemas.microsoft.com/office/2019/extlst" xmlns:r="http://schemas.openxmlformats.org/officeDocument/2006/relationships" xmlns:m="http://schemas.openxmlformats.org/officeDocument/2006/math" xmlns:v="urn:schemas-microsoft-com:vml" xmlns:wp14="http://schemas.microsoft.com/office/word/2010/wordprocessingDrawing" xmlns:wp="http://schemas.openxmlformats.org/drawingml/2006/wordprocessingDrawing" xmlns:w10="urn:schemas-microsoft-com:office:word" xmlns:w="http://schemas.openxmlformats.org/wordprocessingml/2006/main" xmlns:w14="http://schemas.microsoft.com/office/word/2010/wordml" xmlns:w15="http://schemas.microsoft.com/office/word/2012/wordml" xmlns:w16cex="http://schemas.microsoft.com/office/word/2018/wordml/cex" xmlns:w16cid="http://schemas.microsoft.com/office/word/2016/wordml/cid" xmlns:w16="http://schemas.microsoft.com/office/word/2018/wordml" xmlns:w16du="http://schemas.microsoft.com/office/word/2023/wordml/word16du" xmlns:w16sdtdh="http://schemas.microsoft.com/office/word/2020/wordml/sdtdatahash" xmlns:w16sdtfl="http://schemas.microsoft.com/office/word/2024/wordml/sdtformatlock" xmlns:w16se="http://schemas.microsoft.com/office/word/2015/wordml/symex" xmlns:wpg="http://schemas.microsoft.com/office/word/2010/wordprocessingGroup" xmlns:wpi="http://schemas.microsoft.com/office/word/2010/wordprocessingInk" xmlns:wne="http://schemas.microsoft.com/office/word/2006/wordml" xmlns:wps="http://schemas.microsoft.com/office/word/2010/wordprocessingShape" mc:Ignorable="w14 w15 w16se w16cid w16 w16cex w16sdtdh w16sdtfl w16du wp14">
   <w:p>
     <w:pPr>
       <w:pStyle w:val="Encabezado"/>
@@ -28296,7 +28201,7 @@
 </file>
 
 <file path=word/numbering.xml><?xml version="1.0" encoding="utf-8"?>
-<w:numbering xmlns:wpc="http://schemas.microsoft.com/office/word/2010/wordprocessingCanvas" xmlns:cx="http://schemas.microsoft.com/office/drawing/2014/chartex" xmlns:cx1="http://schemas.microsoft.com/office/drawing/2015/9/8/chartex" xmlns:cx2="http://schemas.microsoft.com/office/drawing/2015/10/21/chartex" xmlns:cx3="http://schemas.microsoft.com/office/drawing/2016/5/9/chartex" xmlns:cx4="http://schemas.microsoft.com/office/drawing/2016/5/10/chartex" xmlns:cx5="http://schemas.microsoft.com/office/drawing/2016/5/11/chartex" xmlns:cx6="http://schemas.microsoft.com/office/drawing/2016/5/12/chartex" xmlns:cx7="http://schemas.microsoft.com/office/drawing/2016/5/13/chartex" xmlns:cx8="http://schemas.microsoft.com/office/drawing/2016/5/14/chartex" xmlns:mc="http://schemas.openxmlformats.org/markup-compatibility/2006" xmlns:aink="http://schemas.microsoft.com/office/drawing/2016/ink" xmlns:am3d="http://schemas.microsoft.com/office/drawing/2017/model3d" xmlns:o="urn:schemas-microsoft-com:office:office" xmlns:r="http://schemas.openxmlformats.org/officeDocument/2006/relationships" xmlns:m="http://schemas.openxmlformats.org/officeDocument/2006/math" xmlns:v="urn:schemas-microsoft-com:vml" xmlns:wp14="http://schemas.microsoft.com/office/word/2010/wordprocessingDrawing" xmlns:wp="http://schemas.openxmlformats.org/drawingml/2006/wordprocessingDrawing" xmlns:w10="urn:schemas-microsoft-com:office:word" xmlns:w="http://schemas.openxmlformats.org/wordprocessingml/2006/main" xmlns:w14="http://schemas.microsoft.com/office/word/2010/wordml" xmlns:w15="http://schemas.microsoft.com/office/word/2012/wordml" xmlns:w16cex="http://schemas.microsoft.com/office/word/2018/wordml/cex" xmlns:w16cid="http://schemas.microsoft.com/office/word/2016/wordml/cid" xmlns:w16="http://schemas.microsoft.com/office/word/2018/wordml" xmlns:w16sdtdh="http://schemas.microsoft.com/office/word/2020/wordml/sdtdatahash" xmlns:w16se="http://schemas.microsoft.com/office/word/2015/wordml/symex" xmlns:wpg="http://schemas.microsoft.com/office/word/2010/wordprocessingGroup" xmlns:wpi="http://schemas.microsoft.com/office/word/2010/wordprocessingInk" xmlns:wne="http://schemas.microsoft.com/office/word/2006/wordml" xmlns:wps="http://schemas.microsoft.com/office/word/2010/wordprocessingShape" mc:Ignorable="w14 w15 w16se w16cid w16 w16cex w16sdtdh wp14">
+<w:numbering xmlns:wpc="http://schemas.microsoft.com/office/word/2010/wordprocessingCanvas" xmlns:cx="http://schemas.microsoft.com/office/drawing/2014/chartex" xmlns:cx1="http://schemas.microsoft.com/office/drawing/2015/9/8/chartex" xmlns:cx2="http://schemas.microsoft.com/office/drawing/2015/10/21/chartex" xmlns:cx3="http://schemas.microsoft.com/office/drawing/2016/5/9/chartex" xmlns:cx4="http://schemas.microsoft.com/office/drawing/2016/5/10/chartex" xmlns:cx5="http://schemas.microsoft.com/office/drawing/2016/5/11/chartex" xmlns:cx6="http://schemas.microsoft.com/office/drawing/2016/5/12/chartex" xmlns:cx7="http://schemas.microsoft.com/office/drawing/2016/5/13/chartex" xmlns:cx8="http://schemas.microsoft.com/office/drawing/2016/5/14/chartex" xmlns:mc="http://schemas.openxmlformats.org/markup-compatibility/2006" xmlns:aink="http://schemas.microsoft.com/office/drawing/2016/ink" xmlns:am3d="http://schemas.microsoft.com/office/drawing/2017/model3d" xmlns:o="urn:schemas-microsoft-com:office:office" xmlns:oel="http://schemas.microsoft.com/office/2019/extlst" xmlns:r="http://schemas.openxmlformats.org/officeDocument/2006/relationships" xmlns:m="http://schemas.openxmlformats.org/officeDocument/2006/math" xmlns:v="urn:schemas-microsoft-com:vml" xmlns:wp14="http://schemas.microsoft.com/office/word/2010/wordprocessingDrawing" xmlns:wp="http://schemas.openxmlformats.org/drawingml/2006/wordprocessingDrawing" xmlns:w10="urn:schemas-microsoft-com:office:word" xmlns:w="http://schemas.openxmlformats.org/wordprocessingml/2006/main" xmlns:w14="http://schemas.microsoft.com/office/word/2010/wordml" xmlns:w15="http://schemas.microsoft.com/office/word/2012/wordml" xmlns:w16cex="http://schemas.microsoft.com/office/word/2018/wordml/cex" xmlns:w16cid="http://schemas.microsoft.com/office/word/2016/wordml/cid" xmlns:w16="http://schemas.microsoft.com/office/word/2018/wordml" xmlns:w16du="http://schemas.microsoft.com/office/word/2023/wordml/word16du" xmlns:w16sdtdh="http://schemas.microsoft.com/office/word/2020/wordml/sdtdatahash" xmlns:w16sdtfl="http://schemas.microsoft.com/office/word/2024/wordml/sdtformatlock" xmlns:w16se="http://schemas.microsoft.com/office/word/2015/wordml/symex" xmlns:wpg="http://schemas.microsoft.com/office/word/2010/wordprocessingGroup" xmlns:wpi="http://schemas.microsoft.com/office/word/2010/wordprocessingInk" xmlns:wne="http://schemas.microsoft.com/office/word/2006/wordml" xmlns:wps="http://schemas.microsoft.com/office/word/2010/wordprocessingShape" mc:Ignorable="w14 w15 w16se w16cid w16 w16cex w16sdtdh w16sdtfl w16du wp14">
   <w:abstractNum w:abstractNumId="0" w15:restartNumberingAfterBreak="0">
     <w:nsid w:val="FFFFFF89"/>
     <w:multiLevelType w:val="singleLevel"/>
@@ -42571,19 +42476,19 @@
       </w:rPr>
     </w:lvl>
   </w:abstractNum>
-  <w:num w:numId="1">
+  <w:num w:numId="1" w16cid:durableId="2024241578">
     <w:abstractNumId w:val="0"/>
   </w:num>
-  <w:num w:numId="2">
+  <w:num w:numId="2" w16cid:durableId="2065908032">
     <w:abstractNumId w:val="43"/>
   </w:num>
-  <w:num w:numId="3">
+  <w:num w:numId="3" w16cid:durableId="512107573">
     <w:abstractNumId w:val="76"/>
   </w:num>
-  <w:num w:numId="4">
+  <w:num w:numId="4" w16cid:durableId="1512378578">
     <w:abstractNumId w:val="57"/>
   </w:num>
-  <w:num w:numId="5">
+  <w:num w:numId="5" w16cid:durableId="89158200">
     <w:abstractNumId w:val="65"/>
     <w:lvlOverride w:ilvl="0">
       <w:lvl w:ilvl="0">
@@ -42615,229 +42520,229 @@
       </w:lvl>
     </w:lvlOverride>
   </w:num>
-  <w:num w:numId="6">
+  <w:num w:numId="6" w16cid:durableId="1500920311">
     <w:abstractNumId w:val="97"/>
   </w:num>
-  <w:num w:numId="7">
+  <w:num w:numId="7" w16cid:durableId="1623540433">
     <w:abstractNumId w:val="45"/>
   </w:num>
-  <w:num w:numId="8">
+  <w:num w:numId="8" w16cid:durableId="296303394">
     <w:abstractNumId w:val="5"/>
   </w:num>
-  <w:num w:numId="9">
+  <w:num w:numId="9" w16cid:durableId="765267742">
     <w:abstractNumId w:val="74"/>
   </w:num>
-  <w:num w:numId="10">
+  <w:num w:numId="10" w16cid:durableId="1736270639">
     <w:abstractNumId w:val="63"/>
   </w:num>
-  <w:num w:numId="11">
+  <w:num w:numId="11" w16cid:durableId="1860924499">
     <w:abstractNumId w:val="56"/>
   </w:num>
-  <w:num w:numId="12">
+  <w:num w:numId="12" w16cid:durableId="948900511">
     <w:abstractNumId w:val="9"/>
   </w:num>
-  <w:num w:numId="13">
+  <w:num w:numId="13" w16cid:durableId="811673306">
     <w:abstractNumId w:val="112"/>
   </w:num>
-  <w:num w:numId="14">
+  <w:num w:numId="14" w16cid:durableId="16544504">
     <w:abstractNumId w:val="99"/>
   </w:num>
-  <w:num w:numId="15">
+  <w:num w:numId="15" w16cid:durableId="788742050">
     <w:abstractNumId w:val="60"/>
   </w:num>
-  <w:num w:numId="16">
+  <w:num w:numId="16" w16cid:durableId="184683867">
     <w:abstractNumId w:val="34"/>
   </w:num>
-  <w:num w:numId="17">
+  <w:num w:numId="17" w16cid:durableId="1119835104">
     <w:abstractNumId w:val="118"/>
   </w:num>
-  <w:num w:numId="18">
+  <w:num w:numId="18" w16cid:durableId="25714671">
     <w:abstractNumId w:val="115"/>
   </w:num>
-  <w:num w:numId="19">
+  <w:num w:numId="19" w16cid:durableId="982275902">
     <w:abstractNumId w:val="23"/>
   </w:num>
-  <w:num w:numId="20">
+  <w:num w:numId="20" w16cid:durableId="702948957">
     <w:abstractNumId w:val="44"/>
   </w:num>
-  <w:num w:numId="21">
+  <w:num w:numId="21" w16cid:durableId="1699432524">
     <w:abstractNumId w:val="47"/>
   </w:num>
-  <w:num w:numId="22">
+  <w:num w:numId="22" w16cid:durableId="833565321">
     <w:abstractNumId w:val="75"/>
   </w:num>
-  <w:num w:numId="23">
+  <w:num w:numId="23" w16cid:durableId="703024906">
     <w:abstractNumId w:val="24"/>
   </w:num>
-  <w:num w:numId="24">
+  <w:num w:numId="24" w16cid:durableId="82655761">
     <w:abstractNumId w:val="109"/>
   </w:num>
-  <w:num w:numId="25">
+  <w:num w:numId="25" w16cid:durableId="2069110325">
     <w:abstractNumId w:val="117"/>
   </w:num>
-  <w:num w:numId="26">
+  <w:num w:numId="26" w16cid:durableId="434134370">
     <w:abstractNumId w:val="111"/>
   </w:num>
-  <w:num w:numId="27">
+  <w:num w:numId="27" w16cid:durableId="1284506959">
     <w:abstractNumId w:val="14"/>
   </w:num>
-  <w:num w:numId="28">
+  <w:num w:numId="28" w16cid:durableId="1167133522">
     <w:abstractNumId w:val="123"/>
   </w:num>
-  <w:num w:numId="29">
+  <w:num w:numId="29" w16cid:durableId="75246984">
     <w:abstractNumId w:val="42"/>
   </w:num>
-  <w:num w:numId="30">
+  <w:num w:numId="30" w16cid:durableId="229314068">
     <w:abstractNumId w:val="93"/>
   </w:num>
-  <w:num w:numId="31">
+  <w:num w:numId="31" w16cid:durableId="1341156716">
     <w:abstractNumId w:val="84"/>
   </w:num>
-  <w:num w:numId="32">
+  <w:num w:numId="32" w16cid:durableId="1486698397">
     <w:abstractNumId w:val="124"/>
   </w:num>
-  <w:num w:numId="33">
+  <w:num w:numId="33" w16cid:durableId="774180476">
     <w:abstractNumId w:val="77"/>
   </w:num>
-  <w:num w:numId="34">
+  <w:num w:numId="34" w16cid:durableId="1534271580">
     <w:abstractNumId w:val="105"/>
   </w:num>
-  <w:num w:numId="35">
+  <w:num w:numId="35" w16cid:durableId="1482774430">
     <w:abstractNumId w:val="22"/>
   </w:num>
-  <w:num w:numId="36">
+  <w:num w:numId="36" w16cid:durableId="1470898664">
     <w:abstractNumId w:val="83"/>
   </w:num>
-  <w:num w:numId="37">
+  <w:num w:numId="37" w16cid:durableId="219243860">
     <w:abstractNumId w:val="100"/>
   </w:num>
-  <w:num w:numId="38">
+  <w:num w:numId="38" w16cid:durableId="2110462310">
     <w:abstractNumId w:val="85"/>
   </w:num>
-  <w:num w:numId="39">
+  <w:num w:numId="39" w16cid:durableId="1871531891">
     <w:abstractNumId w:val="122"/>
   </w:num>
-  <w:num w:numId="40">
+  <w:num w:numId="40" w16cid:durableId="1713384688">
     <w:abstractNumId w:val="79"/>
   </w:num>
-  <w:num w:numId="41">
+  <w:num w:numId="41" w16cid:durableId="1964923791">
     <w:abstractNumId w:val="127"/>
   </w:num>
-  <w:num w:numId="42">
+  <w:num w:numId="42" w16cid:durableId="89277189">
     <w:abstractNumId w:val="69"/>
   </w:num>
-  <w:num w:numId="43">
+  <w:num w:numId="43" w16cid:durableId="1530142409">
     <w:abstractNumId w:val="10"/>
   </w:num>
-  <w:num w:numId="44">
+  <w:num w:numId="44" w16cid:durableId="942031548">
     <w:abstractNumId w:val="116"/>
   </w:num>
-  <w:num w:numId="45">
+  <w:num w:numId="45" w16cid:durableId="1804151868">
     <w:abstractNumId w:val="38"/>
   </w:num>
-  <w:num w:numId="46">
+  <w:num w:numId="46" w16cid:durableId="2090884457">
     <w:abstractNumId w:val="95"/>
   </w:num>
-  <w:num w:numId="47">
+  <w:num w:numId="47" w16cid:durableId="1069116723">
     <w:abstractNumId w:val="20"/>
   </w:num>
-  <w:num w:numId="48">
+  <w:num w:numId="48" w16cid:durableId="1655253163">
     <w:abstractNumId w:val="21"/>
   </w:num>
-  <w:num w:numId="49">
+  <w:num w:numId="49" w16cid:durableId="1972861542">
     <w:abstractNumId w:val="27"/>
   </w:num>
-  <w:num w:numId="50">
+  <w:num w:numId="50" w16cid:durableId="1006636669">
     <w:abstractNumId w:val="126"/>
   </w:num>
-  <w:num w:numId="51">
+  <w:num w:numId="51" w16cid:durableId="1899507839">
     <w:abstractNumId w:val="29"/>
   </w:num>
-  <w:num w:numId="52">
+  <w:num w:numId="52" w16cid:durableId="2067757776">
     <w:abstractNumId w:val="54"/>
   </w:num>
-  <w:num w:numId="53">
+  <w:num w:numId="53" w16cid:durableId="1085422507">
     <w:abstractNumId w:val="41"/>
   </w:num>
-  <w:num w:numId="54">
+  <w:num w:numId="54" w16cid:durableId="850411886">
     <w:abstractNumId w:val="19"/>
   </w:num>
-  <w:num w:numId="55">
+  <w:num w:numId="55" w16cid:durableId="1751779187">
     <w:abstractNumId w:val="121"/>
   </w:num>
-  <w:num w:numId="56">
+  <w:num w:numId="56" w16cid:durableId="102500010">
     <w:abstractNumId w:val="70"/>
   </w:num>
-  <w:num w:numId="57">
+  <w:num w:numId="57" w16cid:durableId="1425298096">
     <w:abstractNumId w:val="46"/>
   </w:num>
-  <w:num w:numId="58">
+  <w:num w:numId="58" w16cid:durableId="342634862">
     <w:abstractNumId w:val="32"/>
   </w:num>
-  <w:num w:numId="59">
+  <w:num w:numId="59" w16cid:durableId="847215732">
     <w:abstractNumId w:val="107"/>
   </w:num>
-  <w:num w:numId="60">
+  <w:num w:numId="60" w16cid:durableId="892811502">
     <w:abstractNumId w:val="62"/>
   </w:num>
-  <w:num w:numId="61">
+  <w:num w:numId="61" w16cid:durableId="1413048154">
     <w:abstractNumId w:val="71"/>
   </w:num>
-  <w:num w:numId="62">
+  <w:num w:numId="62" w16cid:durableId="1795713824">
     <w:abstractNumId w:val="110"/>
   </w:num>
-  <w:num w:numId="63">
+  <w:num w:numId="63" w16cid:durableId="81683777">
     <w:abstractNumId w:val="106"/>
   </w:num>
-  <w:num w:numId="64">
+  <w:num w:numId="64" w16cid:durableId="658732048">
     <w:abstractNumId w:val="66"/>
   </w:num>
-  <w:num w:numId="65">
+  <w:num w:numId="65" w16cid:durableId="428308009">
     <w:abstractNumId w:val="61"/>
   </w:num>
-  <w:num w:numId="66">
+  <w:num w:numId="66" w16cid:durableId="969020337">
     <w:abstractNumId w:val="108"/>
   </w:num>
-  <w:num w:numId="67">
+  <w:num w:numId="67" w16cid:durableId="1017657257">
     <w:abstractNumId w:val="17"/>
   </w:num>
-  <w:num w:numId="68">
+  <w:num w:numId="68" w16cid:durableId="565267001">
     <w:abstractNumId w:val="12"/>
   </w:num>
-  <w:num w:numId="69">
+  <w:num w:numId="69" w16cid:durableId="103309146">
     <w:abstractNumId w:val="128"/>
   </w:num>
-  <w:num w:numId="70">
+  <w:num w:numId="70" w16cid:durableId="2054696001">
     <w:abstractNumId w:val="37"/>
   </w:num>
-  <w:num w:numId="71">
+  <w:num w:numId="71" w16cid:durableId="543370006">
     <w:abstractNumId w:val="72"/>
   </w:num>
-  <w:num w:numId="72">
+  <w:num w:numId="72" w16cid:durableId="514080060">
     <w:abstractNumId w:val="35"/>
   </w:num>
-  <w:num w:numId="73">
+  <w:num w:numId="73" w16cid:durableId="481968664">
     <w:abstractNumId w:val="102"/>
   </w:num>
-  <w:num w:numId="74">
+  <w:num w:numId="74" w16cid:durableId="939869388">
     <w:abstractNumId w:val="120"/>
   </w:num>
-  <w:num w:numId="75">
+  <w:num w:numId="75" w16cid:durableId="420681451">
     <w:abstractNumId w:val="52"/>
   </w:num>
-  <w:num w:numId="76">
+  <w:num w:numId="76" w16cid:durableId="1337222206">
     <w:abstractNumId w:val="67"/>
   </w:num>
-  <w:num w:numId="77">
+  <w:num w:numId="77" w16cid:durableId="1211266442">
     <w:abstractNumId w:val="59"/>
   </w:num>
-  <w:num w:numId="78">
+  <w:num w:numId="78" w16cid:durableId="1204951492">
     <w:abstractNumId w:val="49"/>
   </w:num>
-  <w:num w:numId="79">
+  <w:num w:numId="79" w16cid:durableId="70739963">
     <w:abstractNumId w:val="33"/>
   </w:num>
-  <w:num w:numId="80">
+  <w:num w:numId="80" w16cid:durableId="351687141">
     <w:abstractNumId w:val="65"/>
     <w:lvlOverride w:ilvl="0">
       <w:startOverride w:val="5"/>
@@ -42871,162 +42776,165 @@
       </w:lvl>
     </w:lvlOverride>
   </w:num>
-  <w:num w:numId="81">
+  <w:num w:numId="81" w16cid:durableId="322708577">
     <w:abstractNumId w:val="31"/>
   </w:num>
-  <w:num w:numId="82">
+  <w:num w:numId="82" w16cid:durableId="1176842762">
     <w:abstractNumId w:val="25"/>
   </w:num>
-  <w:num w:numId="83">
+  <w:num w:numId="83" w16cid:durableId="662972252">
     <w:abstractNumId w:val="68"/>
   </w:num>
-  <w:num w:numId="84">
+  <w:num w:numId="84" w16cid:durableId="1419058808">
     <w:abstractNumId w:val="36"/>
   </w:num>
-  <w:num w:numId="85">
+  <w:num w:numId="85" w16cid:durableId="2020765088">
     <w:abstractNumId w:val="15"/>
   </w:num>
-  <w:num w:numId="86">
+  <w:num w:numId="86" w16cid:durableId="1367951386">
     <w:abstractNumId w:val="3"/>
   </w:num>
-  <w:num w:numId="87">
+  <w:num w:numId="87" w16cid:durableId="1235432939">
     <w:abstractNumId w:val="4"/>
   </w:num>
-  <w:num w:numId="88">
+  <w:num w:numId="88" w16cid:durableId="1161002598">
     <w:abstractNumId w:val="114"/>
   </w:num>
-  <w:num w:numId="89">
+  <w:num w:numId="89" w16cid:durableId="1244334438">
     <w:abstractNumId w:val="94"/>
   </w:num>
-  <w:num w:numId="90">
+  <w:num w:numId="90" w16cid:durableId="1156071659">
     <w:abstractNumId w:val="26"/>
   </w:num>
-  <w:num w:numId="91">
+  <w:num w:numId="91" w16cid:durableId="1514220969">
     <w:abstractNumId w:val="40"/>
   </w:num>
-  <w:num w:numId="92">
+  <w:num w:numId="92" w16cid:durableId="252126907">
     <w:abstractNumId w:val="82"/>
   </w:num>
-  <w:num w:numId="93">
+  <w:num w:numId="93" w16cid:durableId="1764764617">
     <w:abstractNumId w:val="48"/>
   </w:num>
-  <w:num w:numId="94">
+  <w:num w:numId="94" w16cid:durableId="1034037843">
     <w:abstractNumId w:val="50"/>
   </w:num>
-  <w:num w:numId="95">
+  <w:num w:numId="95" w16cid:durableId="142818262">
     <w:abstractNumId w:val="1"/>
   </w:num>
-  <w:num w:numId="96">
+  <w:num w:numId="96" w16cid:durableId="1609317529">
     <w:abstractNumId w:val="80"/>
   </w:num>
-  <w:num w:numId="97">
+  <w:num w:numId="97" w16cid:durableId="1005862379">
     <w:abstractNumId w:val="11"/>
   </w:num>
-  <w:num w:numId="98">
+  <w:num w:numId="98" w16cid:durableId="1058163024">
     <w:abstractNumId w:val="8"/>
   </w:num>
-  <w:num w:numId="99">
+  <w:num w:numId="99" w16cid:durableId="1408845200">
     <w:abstractNumId w:val="92"/>
   </w:num>
-  <w:num w:numId="100">
+  <w:num w:numId="100" w16cid:durableId="1377853867">
     <w:abstractNumId w:val="73"/>
   </w:num>
-  <w:num w:numId="101">
+  <w:num w:numId="101" w16cid:durableId="744718097">
     <w:abstractNumId w:val="64"/>
   </w:num>
-  <w:num w:numId="102">
+  <w:num w:numId="102" w16cid:durableId="480345996">
     <w:abstractNumId w:val="58"/>
   </w:num>
-  <w:num w:numId="103">
+  <w:num w:numId="103" w16cid:durableId="814880089">
     <w:abstractNumId w:val="113"/>
   </w:num>
-  <w:num w:numId="104">
+  <w:num w:numId="104" w16cid:durableId="1835104224">
     <w:abstractNumId w:val="39"/>
   </w:num>
-  <w:num w:numId="105">
+  <w:num w:numId="105" w16cid:durableId="2022704960">
     <w:abstractNumId w:val="55"/>
   </w:num>
-  <w:num w:numId="106">
+  <w:num w:numId="106" w16cid:durableId="1342321272">
     <w:abstractNumId w:val="6"/>
   </w:num>
-  <w:num w:numId="107">
+  <w:num w:numId="107" w16cid:durableId="2079592697">
     <w:abstractNumId w:val="101"/>
   </w:num>
-  <w:num w:numId="108">
+  <w:num w:numId="108" w16cid:durableId="485781573">
     <w:abstractNumId w:val="7"/>
   </w:num>
-  <w:num w:numId="109">
+  <w:num w:numId="109" w16cid:durableId="1942489512">
     <w:abstractNumId w:val="119"/>
   </w:num>
-  <w:num w:numId="110">
+  <w:num w:numId="110" w16cid:durableId="2072382507">
     <w:abstractNumId w:val="86"/>
   </w:num>
-  <w:num w:numId="111">
+  <w:num w:numId="111" w16cid:durableId="230703169">
     <w:abstractNumId w:val="103"/>
   </w:num>
-  <w:num w:numId="112">
+  <w:num w:numId="112" w16cid:durableId="1353413977">
     <w:abstractNumId w:val="30"/>
   </w:num>
-  <w:num w:numId="113">
+  <w:num w:numId="113" w16cid:durableId="407580939">
     <w:abstractNumId w:val="16"/>
   </w:num>
-  <w:num w:numId="114">
+  <w:num w:numId="114" w16cid:durableId="751855711">
     <w:abstractNumId w:val="125"/>
   </w:num>
-  <w:num w:numId="115">
+  <w:num w:numId="115" w16cid:durableId="273052636">
     <w:abstractNumId w:val="91"/>
   </w:num>
-  <w:num w:numId="116">
+  <w:num w:numId="116" w16cid:durableId="1269654528">
     <w:abstractNumId w:val="96"/>
   </w:num>
-  <w:num w:numId="117">
+  <w:num w:numId="117" w16cid:durableId="227617132">
     <w:abstractNumId w:val="104"/>
   </w:num>
-  <w:num w:numId="118">
+  <w:num w:numId="118" w16cid:durableId="1236041221">
     <w:abstractNumId w:val="81"/>
   </w:num>
-  <w:num w:numId="119">
+  <w:num w:numId="119" w16cid:durableId="1449667986">
     <w:abstractNumId w:val="89"/>
   </w:num>
-  <w:num w:numId="120">
+  <w:num w:numId="120" w16cid:durableId="2000110228">
     <w:abstractNumId w:val="2"/>
   </w:num>
-  <w:num w:numId="121">
+  <w:num w:numId="121" w16cid:durableId="1749569156">
     <w:abstractNumId w:val="98"/>
   </w:num>
-  <w:num w:numId="122">
+  <w:num w:numId="122" w16cid:durableId="1420828637">
     <w:abstractNumId w:val="51"/>
   </w:num>
-  <w:num w:numId="123">
+  <w:num w:numId="123" w16cid:durableId="239755943">
     <w:abstractNumId w:val="88"/>
   </w:num>
-  <w:num w:numId="124">
+  <w:num w:numId="124" w16cid:durableId="784538530">
     <w:abstractNumId w:val="78"/>
   </w:num>
-  <w:num w:numId="125">
+  <w:num w:numId="125" w16cid:durableId="2029872008">
     <w:abstractNumId w:val="87"/>
   </w:num>
-  <w:num w:numId="126">
+  <w:num w:numId="126" w16cid:durableId="1313169509">
     <w:abstractNumId w:val="90"/>
   </w:num>
-  <w:num w:numId="127">
+  <w:num w:numId="127" w16cid:durableId="2128355951">
     <w:abstractNumId w:val="18"/>
   </w:num>
-  <w:num w:numId="128">
+  <w:num w:numId="128" w16cid:durableId="2116706252">
     <w:abstractNumId w:val="28"/>
   </w:num>
-  <w:num w:numId="129">
+  <w:num w:numId="129" w16cid:durableId="548492854">
     <w:abstractNumId w:val="13"/>
   </w:num>
-  <w:num w:numId="130">
+  <w:num w:numId="130" w16cid:durableId="834998111">
     <w:abstractNumId w:val="53"/>
+  </w:num>
+  <w:num w:numId="131" w16cid:durableId="761340895">
+    <w:abstractNumId w:val="65"/>
   </w:num>
   <w:numIdMacAtCleanup w:val="130"/>
 </w:numbering>
 </file>
 
 <file path=word/styles.xml><?xml version="1.0" encoding="utf-8"?>
-<w:styles xmlns:mc="http://schemas.openxmlformats.org/markup-compatibility/2006" xmlns:r="http://schemas.openxmlformats.org/officeDocument/2006/relationships" xmlns:w="http://schemas.openxmlformats.org/wordprocessingml/2006/main" xmlns:w14="http://schemas.microsoft.com/office/word/2010/wordml" xmlns:w15="http://schemas.microsoft.com/office/word/2012/wordml" xmlns:w16cex="http://schemas.microsoft.com/office/word/2018/wordml/cex" xmlns:w16cid="http://schemas.microsoft.com/office/word/2016/wordml/cid" xmlns:w16="http://schemas.microsoft.com/office/word/2018/wordml" xmlns:w16sdtdh="http://schemas.microsoft.com/office/word/2020/wordml/sdtdatahash" xmlns:w16se="http://schemas.microsoft.com/office/word/2015/wordml/symex" mc:Ignorable="w14 w15 w16se w16cid w16 w16cex w16sdtdh">
+<w:styles xmlns:mc="http://schemas.openxmlformats.org/markup-compatibility/2006" xmlns:r="http://schemas.openxmlformats.org/officeDocument/2006/relationships" xmlns:w="http://schemas.openxmlformats.org/wordprocessingml/2006/main" xmlns:w14="http://schemas.microsoft.com/office/word/2010/wordml" xmlns:w15="http://schemas.microsoft.com/office/word/2012/wordml" xmlns:w16cex="http://schemas.microsoft.com/office/word/2018/wordml/cex" xmlns:w16cid="http://schemas.microsoft.com/office/word/2016/wordml/cid" xmlns:w16="http://schemas.microsoft.com/office/word/2018/wordml" xmlns:w16du="http://schemas.microsoft.com/office/word/2023/wordml/word16du" xmlns:w16sdtdh="http://schemas.microsoft.com/office/word/2020/wordml/sdtdatahash" xmlns:w16sdtfl="http://schemas.microsoft.com/office/word/2024/wordml/sdtformatlock" xmlns:w16se="http://schemas.microsoft.com/office/word/2015/wordml/symex" mc:Ignorable="w14 w15 w16se w16cid w16 w16cex w16sdtdh w16sdtfl w16du">
   <w:docDefaults>
     <w:rPrDefault>
       <w:rPr>
@@ -43591,6 +43499,7 @@
   <w:style w:type="character" w:default="1" w:styleId="Fuentedeprrafopredeter">
     <w:name w:val="Default Paragraph Font"/>
     <w:uiPriority w:val="1"/>
+    <w:semiHidden/>
     <w:unhideWhenUsed/>
   </w:style>
   <w:style w:type="table" w:default="1" w:styleId="Tablanormal">
@@ -44373,7 +44282,7 @@
       </w:rPr>
     </w:tblStylePr>
   </w:style>
-  <w:style w:type="character" w:styleId="Textoennegrita">
+  <w:style w:type="character" w:styleId="Fuerte">
     <w:name w:val="Strong"/>
     <w:basedOn w:val="Fuentedeprrafopredeter"/>
     <w:uiPriority w:val="22"/>
@@ -44463,7 +44372,7 @@
     <w:rsid w:val="003574CB"/>
     <w:pPr>
       <w:numPr>
-        <w:numId w:val="5"/>
+        <w:numId w:val="131"/>
       </w:numPr>
     </w:pPr>
   </w:style>
@@ -44811,10 +44720,6 @@
 </file>
 
 <file path=customXml/item1.xml><?xml version="1.0" encoding="utf-8"?>
-<b:Sources xmlns:b="http://schemas.openxmlformats.org/officeDocument/2006/bibliography" xmlns="http://schemas.openxmlformats.org/officeDocument/2006/bibliography" SelectedStyle="\APASixthEditionOfficeOnline.xsl" StyleName="APA" Version="6"/>
-</file>
-
-<file path=customXml/item2.xml><?xml version="1.0" encoding="utf-8"?>
 <?mso-contentType ?>
 <FormTemplates xmlns="http://schemas.microsoft.com/sharepoint/v3/contenttype/forms">
   <Display>DocumentLibraryForm</Display>
@@ -44823,7 +44728,7 @@
 </FormTemplates>
 </file>
 
-<file path=customXml/item3.xml><?xml version="1.0" encoding="utf-8"?>
+<file path=customXml/item2.xml><?xml version="1.0" encoding="utf-8"?>
 <p:properties xmlns:p="http://schemas.microsoft.com/office/2006/metadata/properties" xmlns:xsi="http://www.w3.org/2001/XMLSchema-instance" xmlns:pc="http://schemas.microsoft.com/office/infopath/2007/PartnerControls">
   <documentManagement>
     <TaxCatchAll xmlns="13c90a0b-73bc-4dc0-be5f-28d77b615beb" xsi:nil="true"/>
@@ -44834,7 +44739,7 @@
 </p:properties>
 </file>
 
-<file path=customXml/item4.xml><?xml version="1.0" encoding="utf-8"?>
+<file path=customXml/item3.xml><?xml version="1.0" encoding="utf-8"?>
 <ct:contentTypeSchema xmlns:ct="http://schemas.microsoft.com/office/2006/metadata/contentType" xmlns:ma="http://schemas.microsoft.com/office/2006/metadata/properties/metaAttributes" ct:_="" ma:_="" ma:contentTypeName="Documento" ma:contentTypeID="0x0101006A81D6BD42E8DF4C91013959704817E1" ma:contentTypeVersion="15" ma:contentTypeDescription="Crear nuevo documento." ma:contentTypeScope="" ma:versionID="bf4f72ffd194f0963ff564daca6869f7">
   <xsd:schema xmlns:xsd="http://www.w3.org/2001/XMLSchema" xmlns:xs="http://www.w3.org/2001/XMLSchema" xmlns:p="http://schemas.microsoft.com/office/2006/metadata/properties" xmlns:ns2="13c90a0b-73bc-4dc0-be5f-28d77b615beb" xmlns:ns3="13c93bba-48ce-428c-bfe5-88b42c19b028" targetNamespace="http://schemas.microsoft.com/office/2006/metadata/properties" ma:root="true" ma:fieldsID="8718d6f4873a5b1392a45044efa78385" ns2:_="" ns3:_="">
     <xsd:import namespace="13c90a0b-73bc-4dc0-be5f-28d77b615beb"/>
@@ -45069,15 +44974,11 @@
 </ct:contentTypeSchema>
 </file>
 
-<file path=customXml/itemProps1.xml><?xml version="1.0" encoding="utf-8"?>
-<ds:datastoreItem xmlns:ds="http://schemas.openxmlformats.org/officeDocument/2006/customXml" ds:itemID="{EAE431FD-7059-4C09-804B-C9D69EB7B213}">
-  <ds:schemaRefs>
-    <ds:schemaRef ds:uri="http://schemas.openxmlformats.org/officeDocument/2006/bibliography"/>
-  </ds:schemaRefs>
-</ds:datastoreItem>
+<file path=customXml/item4.xml><?xml version="1.0" encoding="utf-8"?>
+<b:Sources xmlns:b="http://schemas.openxmlformats.org/officeDocument/2006/bibliography" xmlns="http://schemas.openxmlformats.org/officeDocument/2006/bibliography" SelectedStyle="\APASixthEditionOfficeOnline.xsl" StyleName="APA" Version="6"/>
 </file>
 
-<file path=customXml/itemProps2.xml><?xml version="1.0" encoding="utf-8"?>
+<file path=customXml/itemProps1.xml><?xml version="1.0" encoding="utf-8"?>
 <ds:datastoreItem xmlns:ds="http://schemas.openxmlformats.org/officeDocument/2006/customXml" ds:itemID="{10663269-2064-4804-8290-36D4A57F5557}">
   <ds:schemaRefs>
     <ds:schemaRef ds:uri="http://schemas.microsoft.com/sharepoint/v3/contenttype/forms"/>
@@ -45085,17 +44986,40 @@
 </ds:datastoreItem>
 </file>
 
-<file path=customXml/itemProps3.xml><?xml version="1.0" encoding="utf-8"?>
+<file path=customXml/itemProps2.xml><?xml version="1.0" encoding="utf-8"?>
 <ds:datastoreItem xmlns:ds="http://schemas.openxmlformats.org/officeDocument/2006/customXml" ds:itemID="{1279454D-02BE-4A9C-A117-DCD1573E2608}">
   <ds:schemaRefs>
     <ds:schemaRef ds:uri="http://schemas.microsoft.com/office/2006/metadata/properties"/>
     <ds:schemaRef ds:uri="http://schemas.microsoft.com/office/infopath/2007/PartnerControls"/>
-    <ds:schemaRef ds:uri="b250f519-6473-4480-8c44-6ee3a3a530c3"/>
-    <ds:schemaRef ds:uri="d174a4fb-80c2-4523-8d89-375030acacbf"/>
+    <ds:schemaRef ds:uri="13c90a0b-73bc-4dc0-be5f-28d77b615beb"/>
+    <ds:schemaRef ds:uri="13c93bba-48ce-428c-bfe5-88b42c19b028"/>
+  </ds:schemaRefs>
+</ds:datastoreItem>
+</file>
+
+<file path=customXml/itemProps3.xml><?xml version="1.0" encoding="utf-8"?>
+<ds:datastoreItem xmlns:ds="http://schemas.openxmlformats.org/officeDocument/2006/customXml" ds:itemID="{9A0562FE-E9E3-458E-876B-6EB9B239F5CB}">
+  <ds:schemaRefs>
+    <ds:schemaRef ds:uri="http://schemas.microsoft.com/office/2006/metadata/contentType"/>
+    <ds:schemaRef ds:uri="http://schemas.microsoft.com/office/2006/metadata/properties/metaAttributes"/>
+    <ds:schemaRef ds:uri="http://www.w3.org/2001/XMLSchema"/>
+    <ds:schemaRef ds:uri="http://schemas.microsoft.com/office/2006/metadata/properties"/>
+    <ds:schemaRef ds:uri="13c90a0b-73bc-4dc0-be5f-28d77b615beb"/>
+    <ds:schemaRef ds:uri="13c93bba-48ce-428c-bfe5-88b42c19b028"/>
+    <ds:schemaRef ds:uri="http://schemas.microsoft.com/office/2006/documentManagement/types"/>
+    <ds:schemaRef ds:uri="http://schemas.microsoft.com/office/infopath/2007/PartnerControls"/>
+    <ds:schemaRef ds:uri="http://schemas.openxmlformats.org/package/2006/metadata/core-properties"/>
+    <ds:schemaRef ds:uri="http://purl.org/dc/elements/1.1/"/>
+    <ds:schemaRef ds:uri="http://purl.org/dc/terms/"/>
+    <ds:schemaRef ds:uri="http://schemas.microsoft.com/internal/obd"/>
   </ds:schemaRefs>
 </ds:datastoreItem>
 </file>
 
 <file path=customXml/itemProps4.xml><?xml version="1.0" encoding="utf-8"?>
-<ds:datastoreItem xmlns:ds="http://schemas.openxmlformats.org/officeDocument/2006/customXml" ds:itemID="{9A0562FE-E9E3-458E-876B-6EB9B239F5CB}"/>
+<ds:datastoreItem xmlns:ds="http://schemas.openxmlformats.org/officeDocument/2006/customXml" ds:itemID="{EAE431FD-7059-4C09-804B-C9D69EB7B213}">
+  <ds:schemaRefs>
+    <ds:schemaRef ds:uri="http://schemas.openxmlformats.org/officeDocument/2006/bibliography"/>
+  </ds:schemaRefs>
+</ds:datastoreItem>
 </file>